--- a/downloads/workbook/ai-1-week-15.docx
+++ b/downloads/workbook/ai-1-week-15.docx
@@ -1333,6 +1333,178 @@
         <w:t>Project connection: Maintain dated sorter versions and separate development examples from reserved project-evaluation cases.</w:t>
       </w:r>
     </w:p>
+    <w:p>
+      <w:pPr>
+        <w:pStyle w:val="Heading1"/>
+      </w:pPr>
+      <w:r>
+        <w:t>19. Project portfolio milestone</w:t>
+      </w:r>
+    </w:p>
+    <w:p>
+      <w:r>
+        <w:t>Project: Helpful Classroom Sorter</w:t>
+      </w:r>
+    </w:p>
+    <w:p>
+      <w:r>
+        <w:t>Current milestone: Test changed cases. Keep normal, boundary and failure cases; compare expected and observed results.</w:t>
+      </w:r>
+    </w:p>
+    <w:p>
+      <w:r>
+        <w:t>Maintain dated sorter versions and separate development examples from reserved project-evaluation cases.</w:t>
+      </w:r>
+    </w:p>
+    <w:tbl>
+      <w:tblPr>
+        <w:tblStyle w:val="LightShading-Accent1"/>
+        <w:tblW w:type="auto" w:w="0"/>
+        <w:tblLook w:firstColumn="1" w:firstRow="1" w:lastColumn="0" w:lastRow="0" w:noHBand="0" w:noVBand="1" w:val="04A0"/>
+      </w:tblPr>
+      <w:tblGrid>
+        <w:gridCol w:w="5112"/>
+        <w:gridCol w:w="5112"/>
+      </w:tblGrid>
+      <w:tr>
+        <w:trPr>
+          <w:tblHeader/>
+        </w:trPr>
+        <w:tc>
+          <w:tcPr>
+            <w:tcW w:type="dxa" w:w="5112"/>
+          </w:tcPr>
+          <w:p>
+            <w:r>
+              <w:t>Evidence to keep</w:t>
+            </w:r>
+          </w:p>
+        </w:tc>
+        <w:tc>
+          <w:tcPr>
+            <w:tcW w:type="dxa" w:w="5112"/>
+          </w:tcPr>
+          <w:p>
+            <w:r>
+              <w:t>My record</w:t>
+            </w:r>
+          </w:p>
+        </w:tc>
+      </w:tr>
+      <w:tr>
+        <w:tc>
+          <w:tcPr>
+            <w:tcW w:type="dxa" w:w="5112"/>
+          </w:tcPr>
+          <w:p>
+            <w:r>
+              <w:t>This week’s input and deciding step</w:t>
+            </w:r>
+          </w:p>
+        </w:tc>
+        <w:tc>
+          <w:tcPr>
+            <w:tcW w:type="dxa" w:w="5112"/>
+          </w:tcPr>
+          <w:p>
+            <w:r/>
+          </w:p>
+        </w:tc>
+      </w:tr>
+      <w:tr>
+        <w:tc>
+          <w:tcPr>
+            <w:tcW w:type="dxa" w:w="5112"/>
+          </w:tcPr>
+          <w:p>
+            <w:r>
+              <w:t>Prediction and actual result (or labelled paper trace)</w:t>
+            </w:r>
+          </w:p>
+        </w:tc>
+        <w:tc>
+          <w:tcPr>
+            <w:tcW w:type="dxa" w:w="5112"/>
+          </w:tcPr>
+          <w:p>
+            <w:r/>
+          </w:p>
+        </w:tc>
+      </w:tr>
+      <w:tr>
+        <w:tc>
+          <w:tcPr>
+            <w:tcW w:type="dxa" w:w="5112"/>
+          </w:tcPr>
+          <w:p>
+            <w:r>
+              <w:t>One change since the previous checkpoint and why</w:t>
+            </w:r>
+          </w:p>
+        </w:tc>
+        <w:tc>
+          <w:tcPr>
+            <w:tcW w:type="dxa" w:w="5112"/>
+          </w:tcPr>
+          <w:p>
+            <w:r/>
+          </w:p>
+        </w:tc>
+      </w:tr>
+      <w:tr>
+        <w:tc>
+          <w:tcPr>
+            <w:tcW w:type="dxa" w:w="5112"/>
+          </w:tcPr>
+          <w:p>
+            <w:r>
+              <w:t>One error or limit and the next test</w:t>
+            </w:r>
+          </w:p>
+        </w:tc>
+        <w:tc>
+          <w:tcPr>
+            <w:tcW w:type="dxa" w:w="5112"/>
+          </w:tcPr>
+          <w:p>
+            <w:r/>
+          </w:p>
+        </w:tc>
+      </w:tr>
+    </w:tbl>
+    <w:p>
+      <w:pPr>
+        <w:pStyle w:val="Heading3"/>
+      </w:pPr>
+      <w:r>
+        <w:t>Explain what this week adds to your project. Reuse last week’s record rather than starting again.</w:t>
+      </w:r>
+    </w:p>
+    <w:p>
+      <w:r>
+        <w:t>________________________________________________________________</w:t>
+      </w:r>
+    </w:p>
+    <w:p>
+      <w:r>
+        <w:t>________________________________________________________________</w:t>
+      </w:r>
+    </w:p>
+    <w:p>
+      <w:r>
+        <w:t>________________________________________________________________</w:t>
+      </w:r>
+    </w:p>
+    <w:p>
+      <w:r>
+        <w:t>________________________________________________________________</w:t>
+      </w:r>
+    </w:p>
+    <w:p>
+      <w:r>
+        <w:t>________________________________________________________________</w:t>
+      </w:r>
+    </w:p>
     <w:sectPr>
       <w:pgSz w:w="12240" w:h="15840"/>
       <w:pgMar w:top="936" w:right="1008" w:bottom="936" w:left="1008" w:header="720" w:footer="720" w:gutter="0"/>

--- a/downloads/workbook/ai-1-week-15.docx
+++ b/downloads/workbook/ai-1-week-15.docx
@@ -1505,6 +1505,240 @@
         <w:t>________________________________________________________________</w:t>
       </w:r>
     </w:p>
+    <w:p>
+      <w:pPr>
+        <w:pStyle w:val="Heading1"/>
+      </w:pPr>
+      <w:r>
+        <w:t>20. Supported practice and learning evidence</w:t>
+      </w:r>
+    </w:p>
+    <w:p>
+      <w:r>
+        <w:t>Use this supported practice once, in the browser or on paper. Keep the reserved independent assessment for a separate first attempt before teacher feedback.</w:t>
+      </w:r>
+    </w:p>
+    <w:p>
+      <w:r>
+        <w:t>A fictional envelope exercise evaluates a fixed pencil-length sorter.</w:t>
+      </w:r>
+    </w:p>
+    <w:p>
+      <w:pPr>
+        <w:pStyle w:val="Heading3"/>
+      </w:pPr>
+      <w:r>
+        <w:t>Practice 1: explain the deciding evidence</w:t>
+      </w:r>
+    </w:p>
+    <w:p>
+      <w:r>
+        <w:t>Which labelled step matches this detail? Three of four agree; the disagreement is at 5 cm.</w:t>
+      </w:r>
+    </w:p>
+    <w:p>
+      <w:r>
+        <w:t>1. Reveal references</w:t>
+      </w:r>
+    </w:p>
+    <w:p>
+      <w:r>
+        <w:t>2. Compare</w:t>
+      </w:r>
+    </w:p>
+    <w:p>
+      <w:r>
+        <w:t>3. Freeze</w:t>
+      </w:r>
+    </w:p>
+    <w:p>
+      <w:r>
+        <w:t>4. Predict</w:t>
+      </w:r>
+    </w:p>
+    <w:p>
+      <w:pPr>
+        <w:pStyle w:val="Heading3"/>
+      </w:pPr>
+      <w:r>
+        <w:t>My selected conclusion, deciding fact and explanation</w:t>
+      </w:r>
+    </w:p>
+    <w:p>
+      <w:r>
+        <w:t>________________________________________________________________</w:t>
+      </w:r>
+    </w:p>
+    <w:p>
+      <w:r>
+        <w:t>________________________________________________________________</w:t>
+      </w:r>
+    </w:p>
+    <w:p>
+      <w:r>
+        <w:t>________________________________________________________________</w:t>
+      </w:r>
+    </w:p>
+    <w:p>
+      <w:r>
+        <w:t>________________________________________________________________</w:t>
+      </w:r>
+    </w:p>
+    <w:p>
+      <w:r>
+        <w:t>________________________________________________________________</w:t>
+      </w:r>
+    </w:p>
+    <w:p>
+      <w:r>
+        <w:t>Hint if needed: Read the steps in the pictorial case. Match the supplied detail to the stage that performs or records it.</w:t>
+      </w:r>
+    </w:p>
+    <w:p>
+      <w:r>
+        <w:t>After your attempt, compare with the supported explanation: Compare Three of four agree; the disagreement is at 5 cm. The prediction record must exist before the labels are seen. PencilP scores 3/4=75% agreement on these four selected cases. Moving the boundary after inspecting the envelope makes this a development exercise; the same four cases can no longer serve as untouched final evaluation.</w:t>
+      </w:r>
+    </w:p>
+    <w:p>
+      <w:pPr>
+        <w:pStyle w:val="Heading3"/>
+      </w:pPr>
+      <w:r>
+        <w:t>Practice 2: explain the deciding evidence</w:t>
+      </w:r>
+    </w:p>
+    <w:p>
+      <w:r>
+        <w:t>Changed-case practice: After feedback, change the boundary to 5. Which conclusion is supported by the supplied facts?</w:t>
+      </w:r>
+    </w:p>
+    <w:p>
+      <w:r>
+        <w:t>1. The revised rule matches all four known labels but needs a different final test.</w:t>
+      </w:r>
+    </w:p>
+    <w:p>
+      <w:r>
+        <w:t>2. We can decide the result without examining the changed input or the procedure.</w:t>
+      </w:r>
+    </w:p>
+    <w:p>
+      <w:r>
+        <w:t>3. This one example guarantees correct results for every future input.</w:t>
+      </w:r>
+    </w:p>
+    <w:p>
+      <w:pPr>
+        <w:pStyle w:val="Heading3"/>
+      </w:pPr>
+      <w:r>
+        <w:t>My selected conclusion, deciding fact and explanation</w:t>
+      </w:r>
+    </w:p>
+    <w:p>
+      <w:r>
+        <w:t>________________________________________________________________</w:t>
+      </w:r>
+    </w:p>
+    <w:p>
+      <w:r>
+        <w:t>________________________________________________________________</w:t>
+      </w:r>
+    </w:p>
+    <w:p>
+      <w:r>
+        <w:t>________________________________________________________________</w:t>
+      </w:r>
+    </w:p>
+    <w:p>
+      <w:r>
+        <w:t>________________________________________________________________</w:t>
+      </w:r>
+    </w:p>
+    <w:p>
+      <w:r>
+        <w:t>________________________________________________________________</w:t>
+      </w:r>
+    </w:p>
+    <w:p>
+      <w:r>
+        <w:t>Hint if needed: Use the changed condition and the deciding step in the pictorial trace. The answer must say what follows from those facts.</w:t>
+      </w:r>
+    </w:p>
+    <w:p>
+      <w:r>
+        <w:t>After your attempt, compare with the supported explanation: The revised rule matches all four known labels but needs a different final test. These labels influenced the revision, so replaying them is evidence of repair rather than unseen performance.</w:t>
+      </w:r>
+    </w:p>
+    <w:p>
+      <w:pPr>
+        <w:pStyle w:val="Heading3"/>
+      </w:pPr>
+      <w:r>
+        <w:t>Repair a missing building block</w:t>
+      </w:r>
+    </w:p>
+    <w:p>
+      <w:r>
+        <w:t>Review Build a Human Classifier (ai-1/14). Goal: Construct a classifier with a stated input format, selected rule and recorded output. Short practice: Trace 0 cm and explain why clarification is different from predicting short.. Return to this week and explain what you changed.</w:t>
+      </w:r>
+    </w:p>
+    <w:p>
+      <w:r>
+        <w:t>Review Debug the Cause (ai-1/12). Goal: Compare expected and observed traces to locate the first difference. Short practice: Propose input 0 and give both predicted outputs without inventing an observed result.. Return to this week and explain what you changed.</w:t>
+      </w:r>
+    </w:p>
+    <w:p>
+      <w:r>
+        <w:t>Review Algorithms as Recipes (ai-1/9). Goal: Trace an ordered algorithm using the current value after every instruction. Short practice: Use the arrows to explain where the two zero-start runs first differ.. Return to this week and explain what you changed.</w:t>
+      </w:r>
+    </w:p>
+    <w:p>
+      <w:pPr>
+        <w:pStyle w:val="Heading3"/>
+      </w:pPr>
+      <w:r>
+        <w:t>Keep your completed work</w:t>
+      </w:r>
+    </w:p>
+    <w:p>
+      <w:r>
+        <w:t>Use Download completed work in the hosted lesson to export your answers, reflections, practice feedback and code-run evidence. Open the HTML copy to read or print it. Drafts stay in this browser when storage is available; clear drafts on a shared device.</w:t>
+      </w:r>
+    </w:p>
+    <w:p>
+      <w:pPr>
+        <w:pStyle w:val="Heading3"/>
+      </w:pPr>
+      <w:r>
+        <w:t>What I repaired, the evidence I kept and the next test</w:t>
+      </w:r>
+    </w:p>
+    <w:p>
+      <w:r>
+        <w:t>________________________________________________________________</w:t>
+      </w:r>
+    </w:p>
+    <w:p>
+      <w:r>
+        <w:t>________________________________________________________________</w:t>
+      </w:r>
+    </w:p>
+    <w:p>
+      <w:r>
+        <w:t>________________________________________________________________</w:t>
+      </w:r>
+    </w:p>
+    <w:p>
+      <w:r>
+        <w:t>________________________________________________________________</w:t>
+      </w:r>
+    </w:p>
+    <w:p>
+      <w:r>
+        <w:t>________________________________________________________________</w:t>
+      </w:r>
+    </w:p>
     <w:sectPr>
       <w:pgSz w:w="12240" w:h="15840"/>
       <w:pgMar w:top="936" w:right="1008" w:bottom="936" w:left="1008" w:header="720" w:footer="720" w:gutter="0"/>

--- a/downloads/workbook/ai-1-week-15.docx
+++ b/downloads/workbook/ai-1-week-15.docx
@@ -30,6 +30,17 @@
     </w:p>
     <w:p>
       <w:r>
+        <w:t>Record your starting explanation for Save New Examples for Testing before opening notes. Show any later correction separately.</w:t>
+      </w:r>
+    </w:p>
+    <w:p>
+      <w:pPr>
+        <w:spacing w:line="336" w:lineRule="auto" w:after="180"/>
+      </w:pPr>
+      <w:r>
+        <w:rPr>
+          <w:b w:val="0"/>
+        </w:rPr>
         <w:t>Try the recall before opening notes. Then use a different colour or a labelled second line to correct your explanation.</w:t>
       </w:r>
     </w:p>
@@ -42,7 +53,13 @@
       </w:r>
     </w:p>
     <w:p>
-      <w:r>
+      <w:pPr>
+        <w:spacing w:line="336" w:lineRule="auto" w:after="180"/>
+      </w:pPr>
+      <w:r>
+        <w:rPr>
+          <w:b w:val="0"/>
+        </w:rPr>
         <w:t>Without opening the old lesson, explain one key idea from Build a Human Classifier. Give an example and a mistake that the idea helps you avoid.</w:t>
       </w:r>
     </w:p>
@@ -78,7 +95,13 @@
       </w:r>
     </w:p>
     <w:p>
-      <w:r>
+      <w:pPr>
+        <w:spacing w:line="336" w:lineRule="auto" w:after="180"/>
+      </w:pPr>
+      <w:r>
+        <w:rPr>
+          <w:b w:val="0"/>
+        </w:rPr>
         <w:t>Without opening the old lesson, explain one key idea from Debug the Cause. Give an example and a mistake that the idea helps you avoid.</w:t>
       </w:r>
     </w:p>
@@ -114,7 +137,13 @@
       </w:r>
     </w:p>
     <w:p>
-      <w:r>
+      <w:pPr>
+        <w:spacing w:line="336" w:lineRule="auto" w:after="180"/>
+      </w:pPr>
+      <w:r>
+        <w:rPr>
+          <w:b w:val="0"/>
+        </w:rPr>
         <w:t>Without opening the old lesson, explain one key idea from Algorithms as Recipes. Give an example and a mistake that the idea helps you avoid.</w:t>
       </w:r>
     </w:p>
@@ -151,6 +180,17 @@
     </w:p>
     <w:p>
       <w:r>
+        <w:t>Complete the supported Save New Examples for Testing trace and record the first step you can explain without help.</w:t>
+      </w:r>
+    </w:p>
+    <w:p>
+      <w:pPr>
+        <w:spacing w:line="336" w:lineRule="auto" w:after="180"/>
+      </w:pPr>
+      <w:r>
+        <w:rPr>
+          <w:b w:val="0"/>
+        </w:rPr>
         <w:t>Use W2: Preserve the original result for Keeping final tests unseen. Record the answer once; the lesson and workbook refer to the same attempt.</w:t>
       </w:r>
     </w:p>
@@ -279,7 +319,29 @@
     </w:p>
     <w:p>
       <w:r>
-        <w:t>Use the worked case for Keeping final tests unseen. Proposed explanation: “A new file makes old records unseen”. Decide whether this explanation is supported. Point to the step or supplied fact that decides; explain your repair if needed.</w:t>
+        <w:t>Check the proposed Save New Examples for Testing explanation against the supplied facts before discussing it.</w:t>
+      </w:r>
+    </w:p>
+    <w:p>
+      <w:pPr>
+        <w:spacing w:line="336" w:lineRule="auto" w:after="180"/>
+      </w:pPr>
+      <w:r>
+        <w:rPr>
+          <w:b w:val="0"/>
+        </w:rPr>
+        <w:t>Use the worked case for Keeping final tests unseen. Proposed explanation: “A new file makes old records unseen”. Decide whether this explanation is supported.</w:t>
+      </w:r>
+    </w:p>
+    <w:p>
+      <w:pPr>
+        <w:spacing w:line="336" w:lineRule="auto" w:after="180"/>
+      </w:pPr>
+      <w:r>
+        <w:rPr>
+          <w:b w:val="0"/>
+        </w:rPr>
+        <w:t>Point to the step or supplied fact that decides; explain your repair if needed.</w:t>
       </w:r>
     </w:p>
     <w:p>
@@ -319,6 +381,11 @@
       </w:r>
     </w:p>
     <w:p>
+      <w:r>
+        <w:t>Write one first attempt at the reserved independent case before feedback. Repeated copies of that case refer to the same recorded attempt.</w:t>
+      </w:r>
+    </w:p>
+    <w:p>
       <w:pPr>
         <w:pStyle w:val="Heading3"/>
       </w:pPr>
@@ -327,8 +394,60 @@
       </w:r>
     </w:p>
     <w:p>
-      <w:r>
-        <w:t>Before receiving any test labels, freeze RibbonA: whole cm lengths 1 through 12, long at least 6 cm and short otherwise. Save predictions for 5, 7, 9 and 11 cm. Ask your teacher to reveal the reserved labels, then record agreements, disagreements and a limited result statement. If you later choose threshold 8 after seeing these labels, explain how you must describe its result on the same records.</w:t>
+      <w:pPr>
+        <w:spacing w:line="336" w:lineRule="auto" w:after="180"/>
+      </w:pPr>
+      <w:r>
+        <w:rPr>
+          <w:b w:val="0"/>
+        </w:rPr>
+        <w:t xml:space="preserve">Before receiving any test labels, </w:t>
+      </w:r>
+      <w:r>
+        <w:rPr>
+          <w:b/>
+        </w:rPr>
+        <w:t>freeze</w:t>
+      </w:r>
+      <w:r>
+        <w:rPr>
+          <w:b w:val="0"/>
+        </w:rPr>
+        <w:t xml:space="preserve"> RibbonA: whole cm lengths 1 through 12, long at least 6 cm and short otherwise. Save </w:t>
+      </w:r>
+      <w:r>
+        <w:rPr>
+          <w:b/>
+        </w:rPr>
+        <w:t>prediction</w:t>
+      </w:r>
+      <w:r>
+        <w:rPr>
+          <w:b w:val="0"/>
+        </w:rPr>
+        <w:t>s for 5, 7, 9 and 11 cm.</w:t>
+      </w:r>
+    </w:p>
+    <w:p>
+      <w:pPr>
+        <w:spacing w:line="336" w:lineRule="auto" w:after="180"/>
+      </w:pPr>
+      <w:r>
+        <w:rPr>
+          <w:b w:val="0"/>
+        </w:rPr>
+        <w:t>Ask your teacher to reveal the reserved labels, then record agreements, disagreements and a limited result statement.</w:t>
+      </w:r>
+    </w:p>
+    <w:p>
+      <w:pPr>
+        <w:spacing w:line="336" w:lineRule="auto" w:after="180"/>
+      </w:pPr>
+      <w:r>
+        <w:rPr>
+          <w:b w:val="0"/>
+        </w:rPr>
+        <w:t>If you later choose threshold 8 after seeing these labels, explain how you must describe its result on the same records.</w:t>
       </w:r>
     </w:p>
     <w:p>
@@ -375,7 +494,13 @@
       </w:r>
     </w:p>
     <w:p>
-      <w:r>
+      <w:pPr>
+        <w:spacing w:line="336" w:lineRule="auto" w:after="180"/>
+      </w:pPr>
+      <w:r>
+        <w:rPr>
+          <w:b w:val="0"/>
+        </w:rPr>
         <w:t>Attempt this case before feedback. Record any help. Earlier examples below are further practice; a case already practised with feedback cannot establish fresh transfer.</w:t>
       </w:r>
     </w:p>
@@ -389,6 +514,17 @@
     </w:p>
     <w:p>
       <w:r>
+        <w:t>Connect the Save New Examples for Testing target to a trace and a justified conclusion.</w:t>
+      </w:r>
+    </w:p>
+    <w:p>
+      <w:pPr>
+        <w:spacing w:line="336" w:lineRule="auto" w:after="180"/>
+      </w:pPr>
+      <w:r>
+        <w:rPr>
+          <w:b w:val="0"/>
+        </w:rPr>
         <w:t>Eight cards are used to invent a rule. Four sealed cards are then opened; the team changes its rule after seeing errors. Can those four cards still be called an untouched final test? Plan what to do next.</w:t>
       </w:r>
     </w:p>
@@ -402,17 +538,47 @@
     </w:p>
     <w:p>
       <w:r>
+        <w:t>Solve the supplied Save New Examples for Testing case and show the deciding evidence.</w:t>
+      </w:r>
+    </w:p>
+    <w:p>
+      <w:pPr>
+        <w:spacing w:line="336" w:lineRule="auto" w:after="180"/>
+      </w:pPr>
+      <w:r>
+        <w:rPr>
+          <w:b w:val="0"/>
+        </w:rPr>
         <w:t>Cards A–F are used for practice. G and H remain sealed.</w:t>
       </w:r>
     </w:p>
     <w:p>
-      <w:r>
+      <w:pPr>
+        <w:spacing w:line="336" w:lineRule="auto" w:after="180"/>
+        <w:shd w:fill="F5F1FB"/>
+      </w:pPr>
+      <w:r>
+        <w:rPr>
+          <w:b w:val="0"/>
+        </w:rPr>
         <w:t>Which can provide a fresh test, and under what condition?</w:t>
       </w:r>
     </w:p>
     <w:p>
-      <w:r>
-        <w:t>Show your trace, calculation or evidence</w:t>
+      <w:pPr>
+        <w:spacing w:line="336" w:lineRule="auto" w:after="180"/>
+      </w:pPr>
+      <w:r>
+        <w:rPr>
+          <w:b w:val="0"/>
+        </w:rPr>
+        <w:t xml:space="preserve">Show your trace, calculation or </w:t>
+      </w:r>
+      <w:r>
+        <w:rPr>
+          <w:b/>
+        </w:rPr>
+        <w:t>evidence</w:t>
       </w:r>
     </w:p>
     <w:p>
@@ -458,11 +624,29 @@
     </w:p>
     <w:p>
       <w:r>
+        <w:t>Apply the procedure to the changed case and record why the conclusion follows.</w:t>
+      </w:r>
+    </w:p>
+    <w:p>
+      <w:pPr>
+        <w:spacing w:line="336" w:lineRule="auto" w:after="180"/>
+        <w:shd w:fill="F5F1FB"/>
+      </w:pPr>
+      <w:r>
+        <w:rPr>
+          <w:b w:val="0"/>
+        </w:rPr>
         <w:t>You teach a sorter using cards A, B and C. You keep D and E unseen. Which cards provide the fairer first test? What changes if you show D during teaching?</w:t>
       </w:r>
     </w:p>
     <w:p>
-      <w:r>
+      <w:pPr>
+        <w:spacing w:line="336" w:lineRule="auto" w:after="180"/>
+      </w:pPr>
+      <w:r>
+        <w:rPr>
+          <w:b w:val="0"/>
+        </w:rPr>
         <w:t>My independent answer and reason</w:t>
       </w:r>
     </w:p>
@@ -517,7 +701,30 @@
     </w:p>
     <w:p>
       <w:r>
-        <w:t>Create a changed input, boundary case or missing-information case. Write the expected answer or safe response before testing.</w:t>
+        <w:t>Specify a changed input, expected result and observation separately.</w:t>
+      </w:r>
+    </w:p>
+    <w:p>
+      <w:pPr>
+        <w:spacing w:line="336" w:lineRule="auto" w:after="180"/>
+      </w:pPr>
+      <w:r>
+        <w:rPr>
+          <w:b w:val="0"/>
+        </w:rPr>
+        <w:t xml:space="preserve">Create a changed </w:t>
+      </w:r>
+      <w:r>
+        <w:rPr>
+          <w:b/>
+        </w:rPr>
+        <w:t>input</w:t>
+      </w:r>
+      <w:r>
+        <w:rPr>
+          <w:b w:val="0"/>
+        </w:rPr>
+        <w:t>, boundary case or missing-information case. Write the expected answer or safe response before testing.</w:t>
       </w:r>
     </w:p>
     <w:tbl>
@@ -646,12 +853,41 @@
     </w:p>
     <w:p>
       <w:r>
+        <w:t>Justify what Save New Examples for Testing adds to Helpful Classroom Sorter and keep the evidence.</w:t>
+      </w:r>
+    </w:p>
+    <w:p>
+      <w:pPr>
+        <w:spacing w:line="336" w:lineRule="auto" w:after="180"/>
+      </w:pPr>
+      <w:r>
+        <w:rPr>
+          <w:b w:val="0"/>
+        </w:rPr>
         <w:t>Create separate learn and test envelopes for the Classroom Sorter and label who may open each.</w:t>
       </w:r>
     </w:p>
     <w:p>
-      <w:r>
-        <w:t>The project change and evidence I will keep</w:t>
+      <w:pPr>
+        <w:spacing w:line="336" w:lineRule="auto" w:after="180"/>
+      </w:pPr>
+      <w:r>
+        <w:rPr>
+          <w:b w:val="0"/>
+        </w:rPr>
+        <w:t xml:space="preserve">The project change and </w:t>
+      </w:r>
+      <w:r>
+        <w:rPr>
+          <w:b/>
+        </w:rPr>
+        <w:t>evidence</w:t>
+      </w:r>
+      <w:r>
+        <w:rPr>
+          <w:b w:val="0"/>
+        </w:rPr>
+        <w:t xml:space="preserve"> I will keep</w:t>
       </w:r>
     </w:p>
     <w:p>
@@ -697,11 +933,54 @@
     </w:p>
     <w:p>
       <w:r>
-        <w:t>I can explain the mechanism. I can show evidence. I can handle a changed case. I can name a limit. Mark each as not yet, with help or independently, and attach supporting work.</w:t>
-      </w:r>
-    </w:p>
-    <w:p>
-      <w:r>
+        <w:t>Judge explanation, evidence, transfer and limits separately; attach the work behind your judgement.</w:t>
+      </w:r>
+    </w:p>
+    <w:p>
+      <w:pPr>
+        <w:pStyle w:val="ListBullet"/>
+      </w:pPr>
+      <w:r>
+        <w:t>I can explain the mechanism.</w:t>
+      </w:r>
+    </w:p>
+    <w:p>
+      <w:pPr>
+        <w:pStyle w:val="ListBullet"/>
+      </w:pPr>
+      <w:r>
+        <w:t>I can show evidence.</w:t>
+      </w:r>
+    </w:p>
+    <w:p>
+      <w:pPr>
+        <w:pStyle w:val="ListBullet"/>
+      </w:pPr>
+      <w:r>
+        <w:t>I can handle a changed case.</w:t>
+      </w:r>
+    </w:p>
+    <w:p>
+      <w:pPr>
+        <w:pStyle w:val="ListBullet"/>
+      </w:pPr>
+      <w:r>
+        <w:t>I can name a limit.</w:t>
+      </w:r>
+    </w:p>
+    <w:p>
+      <w:r>
+        <w:t>Mark each as not yet, with help or independently, and attach supporting work.</w:t>
+      </w:r>
+    </w:p>
+    <w:p>
+      <w:pPr>
+        <w:spacing w:line="336" w:lineRule="auto" w:after="180"/>
+      </w:pPr>
+      <w:r>
+        <w:rPr>
+          <w:b w:val="0"/>
+        </w:rPr>
         <w:t>Teacher review ____________________  Next step ____________________</w:t>
       </w:r>
     </w:p>
@@ -715,6 +994,17 @@
     </w:p>
     <w:p>
       <w:r>
+        <w:t>Use this earlier case as transfer practice. A case already discussed with feedback is not fresh assessment evidence.</w:t>
+      </w:r>
+    </w:p>
+    <w:p>
+      <w:pPr>
+        <w:spacing w:line="336" w:lineRule="auto" w:after="180"/>
+      </w:pPr>
+      <w:r>
+        <w:rPr>
+          <w:b w:val="0"/>
+        </w:rPr>
         <w:t>Eight cards are used to invent a rule. Four sealed cards are then opened; the team changes its rule after seeing errors. Can those four cards still be called an untouched final test? Plan what to do next.</w:t>
       </w:r>
     </w:p>
@@ -762,7 +1052,13 @@
       </w:r>
     </w:p>
     <w:p>
-      <w:r>
+      <w:pPr>
+        <w:spacing w:line="336" w:lineRule="auto" w:after="180"/>
+      </w:pPr>
+      <w:r>
+        <w:rPr>
+          <w:b w:val="0"/>
+        </w:rPr>
         <w:t>Record support used: none, hint or teacher explanation.</w:t>
       </w:r>
     </w:p>
@@ -776,7 +1072,41 @@
     </w:p>
     <w:p>
       <w:r>
-        <w:t>For each event, state whether examples are being used for development or independent evaluation of a fixed model: comparing candidates on fitting labels; scoring a frozen model on previously reserved examples once; changing a threshold after reading a test score. Explain your last choice.</w:t>
+        <w:t>Assign the evidence its role. Apply the supplied Save New Examples for Testing facts and keep your reasoning.</w:t>
+      </w:r>
+    </w:p>
+    <w:p>
+      <w:pPr>
+        <w:spacing w:line="336" w:lineRule="auto" w:after="180"/>
+      </w:pPr>
+      <w:r>
+        <w:rPr>
+          <w:b w:val="0"/>
+        </w:rPr>
+        <w:t xml:space="preserve">For each event, state whether examples are being used for development or independent evaluation of a fixed model: comparing candidates on </w:t>
+      </w:r>
+      <w:r>
+        <w:rPr>
+          <w:b/>
+        </w:rPr>
+        <w:t>fitting</w:t>
+      </w:r>
+      <w:r>
+        <w:rPr>
+          <w:b w:val="0"/>
+        </w:rPr>
+        <w:t xml:space="preserve"> labels; scoring a frozen model on previously reserved examples once; changing a threshold after reading a test score.</w:t>
+      </w:r>
+    </w:p>
+    <w:p>
+      <w:pPr>
+        <w:spacing w:line="336" w:lineRule="auto" w:after="180"/>
+      </w:pPr>
+      <w:r>
+        <w:rPr>
+          <w:b w:val="0"/>
+        </w:rPr>
+        <w:t>Explain your last choice.</w:t>
       </w:r>
     </w:p>
     <w:p>
@@ -827,7 +1157,41 @@
     </w:p>
     <w:p>
       <w:r>
-        <w:t>TowerA uses threshold 5 on reserved heights 3, 5, 7 and 9 cm. The labels are short, short, tall and tall. Write its predictions, agreements and disagreement. Then state why TowerB with threshold 6, selected after seeing these labels, cannot claim four independent test successes on these same records.</w:t>
+        <w:t>Preserve the original result. Apply the supplied Save New Examples for Testing facts and keep your reasoning.</w:t>
+      </w:r>
+    </w:p>
+    <w:p>
+      <w:pPr>
+        <w:spacing w:line="336" w:lineRule="auto" w:after="180"/>
+      </w:pPr>
+      <w:r>
+        <w:rPr>
+          <w:b w:val="0"/>
+        </w:rPr>
+        <w:t xml:space="preserve">TowerA uses threshold 5 on reserved heights 3, 5, 7 and 9 cm. The labels are short, short, tall and tall. Write its </w:t>
+      </w:r>
+      <w:r>
+        <w:rPr>
+          <w:b/>
+        </w:rPr>
+        <w:t>prediction</w:t>
+      </w:r>
+      <w:r>
+        <w:rPr>
+          <w:b w:val="0"/>
+        </w:rPr>
+        <w:t>s, agreements and disagreement.</w:t>
+      </w:r>
+    </w:p>
+    <w:p>
+      <w:pPr>
+        <w:spacing w:line="336" w:lineRule="auto" w:after="180"/>
+      </w:pPr>
+      <w:r>
+        <w:rPr>
+          <w:b w:val="0"/>
+        </w:rPr>
+        <w:t>Then state why TowerB with threshold 6, selected after seeing these labels, cannot claim four independent test successes on these same records.</w:t>
       </w:r>
     </w:p>
     <w:p>
@@ -883,7 +1247,41 @@
     </w:p>
     <w:p>
       <w:r>
-        <w:t>A team leaves reserved labels out of its fitting table but tries six rules and reads a test score for each. It chooses the highest-scoring rule. Explain how information still reached model selection. Would renaming or reordering the same test records repair the problem?</w:t>
+        <w:t>Detect a less visible leak. Apply the supplied Save New Examples for Testing facts and keep your reasoning.</w:t>
+      </w:r>
+    </w:p>
+    <w:p>
+      <w:pPr>
+        <w:spacing w:line="336" w:lineRule="auto" w:after="180"/>
+      </w:pPr>
+      <w:r>
+        <w:rPr>
+          <w:b w:val="0"/>
+        </w:rPr>
+        <w:t xml:space="preserve">A team leaves reserved labels out of its </w:t>
+      </w:r>
+      <w:r>
+        <w:rPr>
+          <w:b/>
+        </w:rPr>
+        <w:t>fitting</w:t>
+      </w:r>
+      <w:r>
+        <w:rPr>
+          <w:b w:val="0"/>
+        </w:rPr>
+        <w:t xml:space="preserve"> table but tries six rules and reads a test score for each. It chooses the highest-scoring rule. Explain how information still reached model selection.</w:t>
+      </w:r>
+    </w:p>
+    <w:p>
+      <w:pPr>
+        <w:spacing w:line="336" w:lineRule="auto" w:after="180"/>
+      </w:pPr>
+      <w:r>
+        <w:rPr>
+          <w:b w:val="0"/>
+        </w:rPr>
+        <w:t>Would renaming or reordering the same test records repair the problem?</w:t>
       </w:r>
     </w:p>
     <w:p>
@@ -934,7 +1332,64 @@
     </w:p>
     <w:p>
       <w:r>
-        <w:t>Before receiving any test labels, freeze RibbonA: whole cm lengths 1 through 12, long at least 6 cm and short otherwise. Save predictions for 5, 7, 9 and 11 cm. Ask your teacher to reveal the reserved labels, then record agreements, disagreements and a limited result statement. If you later choose threshold 8 after seeing these labels, explain how you must describe its result on the same records.</w:t>
+        <w:t>Attempt before feedback. If this repeats the selected independent case, reuse that first attempt; otherwise keep a separate record. Run a separate ribbon experiment. Apply the supplied Save New Examples for Testing facts and keep your reasoning.</w:t>
+      </w:r>
+    </w:p>
+    <w:p>
+      <w:pPr>
+        <w:spacing w:line="336" w:lineRule="auto" w:after="180"/>
+      </w:pPr>
+      <w:r>
+        <w:rPr>
+          <w:b w:val="0"/>
+        </w:rPr>
+        <w:t xml:space="preserve">Before receiving any test labels, </w:t>
+      </w:r>
+      <w:r>
+        <w:rPr>
+          <w:b/>
+        </w:rPr>
+        <w:t>freeze</w:t>
+      </w:r>
+      <w:r>
+        <w:rPr>
+          <w:b w:val="0"/>
+        </w:rPr>
+        <w:t xml:space="preserve"> RibbonA: whole cm lengths 1 through 12, long at least 6 cm and short otherwise. Save </w:t>
+      </w:r>
+      <w:r>
+        <w:rPr>
+          <w:b/>
+        </w:rPr>
+        <w:t>prediction</w:t>
+      </w:r>
+      <w:r>
+        <w:rPr>
+          <w:b w:val="0"/>
+        </w:rPr>
+        <w:t>s for 5, 7, 9 and 11 cm.</w:t>
+      </w:r>
+    </w:p>
+    <w:p>
+      <w:pPr>
+        <w:spacing w:line="336" w:lineRule="auto" w:after="180"/>
+      </w:pPr>
+      <w:r>
+        <w:rPr>
+          <w:b w:val="0"/>
+        </w:rPr>
+        <w:t>Ask your teacher to reveal the reserved labels, then record agreements, disagreements and a limited result statement.</w:t>
+      </w:r>
+    </w:p>
+    <w:p>
+      <w:pPr>
+        <w:spacing w:line="336" w:lineRule="auto" w:after="180"/>
+      </w:pPr>
+      <w:r>
+        <w:rPr>
+          <w:b w:val="0"/>
+        </w:rPr>
+        <w:t>If you later choose threshold 8 after seeing these labels, explain how you must describe its result on the same records.</w:t>
       </w:r>
     </w:p>
     <w:p>
@@ -995,7 +1450,41 @@
     </w:p>
     <w:p>
       <w:r>
-        <w:t>A class reserves ten copies of one easy development example in a new file. The model agrees with all ten labels. Explain two reasons this gives weak evidence about new cases, and propose a better final evaluation plan without promising perfect future performance.</w:t>
+        <w:t>Audit a proposed final set. Apply the supplied Save New Examples for Testing facts and keep your reasoning.</w:t>
+      </w:r>
+    </w:p>
+    <w:p>
+      <w:pPr>
+        <w:spacing w:line="336" w:lineRule="auto" w:after="180"/>
+      </w:pPr>
+      <w:r>
+        <w:rPr>
+          <w:b w:val="0"/>
+        </w:rPr>
+        <w:t>A class reserves ten copies of one easy development example in a new file. The model agrees with all ten labels.</w:t>
+      </w:r>
+    </w:p>
+    <w:p>
+      <w:pPr>
+        <w:spacing w:line="336" w:lineRule="auto" w:after="180"/>
+      </w:pPr>
+      <w:r>
+        <w:rPr>
+          <w:b w:val="0"/>
+        </w:rPr>
+        <w:t xml:space="preserve">Explain two reasons this gives weak </w:t>
+      </w:r>
+      <w:r>
+        <w:rPr>
+          <w:b/>
+        </w:rPr>
+        <w:t>evidence</w:t>
+      </w:r>
+      <w:r>
+        <w:rPr>
+          <w:b w:val="0"/>
+        </w:rPr>
+        <w:t xml:space="preserve"> about new cases, and propose a better final evaluation plan without promising perfect future performance.</w:t>
       </w:r>
     </w:p>
     <w:p>
@@ -1042,6 +1531,11 @@
       </w:pPr>
       <w:r>
         <w:t>17. Feedback, return check and learning record</w:t>
+      </w:r>
+    </w:p>
+    <w:p>
+      <w:r>
+        <w:t>Record the first repaired step and a different case to revisit after a delay.</w:t>
       </w:r>
     </w:p>
     <w:tbl>
@@ -1181,7 +1675,13 @@
       </w:tr>
     </w:tbl>
     <w:p>
-      <w:r>
+      <w:pPr>
+        <w:spacing w:line="336" w:lineRule="auto" w:after="180"/>
+      </w:pPr>
+      <w:r>
+        <w:rPr>
+          <w:b w:val="0"/>
+        </w:rPr>
         <w:t>Revisit this idea with your teacher after a delay. Familiarity is different from explaining and using it on a changed case.</w:t>
       </w:r>
     </w:p>
@@ -1195,17 +1695,58 @@
     </w:p>
     <w:p>
       <w:r>
+        <w:t>A fictional envelope exercise evaluates a fixed pencil-length sorter. Explain the labelled step before checking the changed condition.</w:t>
+      </w:r>
+    </w:p>
+    <w:p>
+      <w:pPr>
+        <w:spacing w:line="336" w:lineRule="auto" w:after="180"/>
+      </w:pPr>
+      <w:r>
+        <w:rPr>
+          <w:b w:val="0"/>
+        </w:rPr>
         <w:t>A fictional envelope exercise evaluates a fixed pencil-length sorter.</w:t>
       </w:r>
     </w:p>
     <w:p>
-      <w:r>
-        <w:t>Freeze PencilP: long at least 6 cm; short below 6.</w:t>
-      </w:r>
-    </w:p>
-    <w:p>
-      <w:r>
-        <w:t>Reserved valid lengths are 3,5,6,9 cm. Teacher envelope labels, revealed only after predictions, are short,long,long,long.</w:t>
+      <w:pPr>
+        <w:spacing w:line="336" w:lineRule="auto" w:after="180"/>
+      </w:pPr>
+      <w:r>
+        <w:rPr>
+          <w:b/>
+        </w:rPr>
+        <w:t>Freeze</w:t>
+      </w:r>
+      <w:r>
+        <w:rPr>
+          <w:b w:val="0"/>
+        </w:rPr>
+        <w:t xml:space="preserve"> PencilP: long at least 6 cm; short below 6.</w:t>
+      </w:r>
+    </w:p>
+    <w:p>
+      <w:pPr>
+        <w:spacing w:line="336" w:lineRule="auto" w:after="180"/>
+      </w:pPr>
+      <w:r>
+        <w:rPr>
+          <w:b w:val="0"/>
+        </w:rPr>
+        <w:t xml:space="preserve">Reserved valid lengths are 3,5,6,9 cm. Teacher envelope labels, revealed only after </w:t>
+      </w:r>
+      <w:r>
+        <w:rPr>
+          <w:b/>
+        </w:rPr>
+        <w:t>prediction</w:t>
+      </w:r>
+      <w:r>
+        <w:rPr>
+          <w:b w:val="0"/>
+        </w:rPr>
+        <w:t>s, are short,long,long,long.</w:t>
       </w:r>
     </w:p>
     <w:p>
@@ -1281,7 +1822,13 @@
       </w:r>
     </w:p>
     <w:p>
-      <w:r>
+      <w:pPr>
+        <w:spacing w:line="336" w:lineRule="auto" w:after="180"/>
+      </w:pPr>
+      <w:r>
+        <w:rPr>
+          <w:b w:val="0"/>
+        </w:rPr>
         <w:t>Does 4/4 on the replay replace the original 3/4 result? Explain.</w:t>
       </w:r>
     </w:p>
@@ -1324,13 +1871,58 @@
       </w:r>
     </w:p>
     <w:p>
-      <w:r>
-        <w:t>Support used: alone / hint / worked example. This record is practice evidence.</w:t>
-      </w:r>
-    </w:p>
-    <w:p>
-      <w:r>
-        <w:t>Project connection: Maintain dated sorter versions and separate development examples from reserved project-evaluation cases.</w:t>
+      <w:pPr>
+        <w:pStyle w:val="Heading3"/>
+      </w:pPr>
+      <w:r>
+        <w:t>Record the help used</w:t>
+      </w:r>
+    </w:p>
+    <w:p>
+      <w:pPr>
+        <w:spacing w:line="336" w:lineRule="auto" w:after="180"/>
+        <w:shd w:fill="F1F6F8"/>
+      </w:pPr>
+      <w:r>
+        <w:rPr>
+          <w:b w:val="0"/>
+        </w:rPr>
+        <w:t xml:space="preserve">Support used: alone / hint / worked example. This record is practice </w:t>
+      </w:r>
+      <w:r>
+        <w:rPr>
+          <w:b/>
+        </w:rPr>
+        <w:t>evidence</w:t>
+      </w:r>
+      <w:r>
+        <w:rPr>
+          <w:b w:val="0"/>
+        </w:rPr>
+        <w:t>.</w:t>
+      </w:r>
+    </w:p>
+    <w:p>
+      <w:pPr>
+        <w:spacing w:line="336" w:lineRule="auto" w:after="180"/>
+      </w:pPr>
+      <w:r>
+        <w:rPr>
+          <w:b w:val="0"/>
+        </w:rPr>
+        <w:t xml:space="preserve">Project connection: Maintain dated sorter versions and separate </w:t>
+      </w:r>
+      <w:r>
+        <w:rPr>
+          <w:b/>
+        </w:rPr>
+        <w:t>development examples</w:t>
+      </w:r>
+      <w:r>
+        <w:rPr>
+          <w:b w:val="0"/>
+        </w:rPr>
+        <w:t xml:space="preserve"> from reserved project-evaluation cases.</w:t>
       </w:r>
     </w:p>
     <w:p>
@@ -1343,17 +1935,52 @@
     </w:p>
     <w:p>
       <w:r>
+        <w:t>Keep this week’s input, deciding step, result and limit together in the Helpful Classroom Sorter record.</w:t>
+      </w:r>
+    </w:p>
+    <w:p>
+      <w:pPr>
+        <w:spacing w:line="336" w:lineRule="auto" w:after="180"/>
+      </w:pPr>
+      <w:r>
+        <w:rPr>
+          <w:b w:val="0"/>
+        </w:rPr>
         <w:t>Project: Helpful Classroom Sorter</w:t>
       </w:r>
     </w:p>
     <w:p>
-      <w:r>
+      <w:pPr>
+        <w:spacing w:line="336" w:lineRule="auto" w:after="180"/>
+      </w:pPr>
+      <w:r>
+        <w:rPr>
+          <w:b w:val="0"/>
+        </w:rPr>
         <w:t>Current milestone: Test changed cases. Keep normal, boundary and failure cases; compare expected and observed results.</w:t>
       </w:r>
     </w:p>
     <w:p>
-      <w:r>
-        <w:t>Maintain dated sorter versions and separate development examples from reserved project-evaluation cases.</w:t>
+      <w:pPr>
+        <w:spacing w:line="336" w:lineRule="auto" w:after="180"/>
+      </w:pPr>
+      <w:r>
+        <w:rPr>
+          <w:b w:val="0"/>
+        </w:rPr>
+        <w:t xml:space="preserve">Maintain dated sorter versions and separate </w:t>
+      </w:r>
+      <w:r>
+        <w:rPr>
+          <w:b/>
+        </w:rPr>
+        <w:t>development examples</w:t>
+      </w:r>
+      <w:r>
+        <w:rPr>
+          <w:b w:val="0"/>
+        </w:rPr>
+        <w:t xml:space="preserve"> from reserved project-evaluation cases.</w:t>
       </w:r>
     </w:p>
     <w:tbl>
@@ -1515,11 +2142,28 @@
     </w:p>
     <w:p>
       <w:r>
+        <w:t>Try the supported questions before comparing with hints and feedback. Record what you repaired and the evidence you retained.</w:t>
+      </w:r>
+    </w:p>
+    <w:p>
+      <w:pPr>
+        <w:spacing w:line="336" w:lineRule="auto" w:after="180"/>
+      </w:pPr>
+      <w:r>
+        <w:rPr>
+          <w:b w:val="0"/>
+        </w:rPr>
         <w:t>Use this supported practice once, in the browser or on paper. Keep the reserved independent assessment for a separate first attempt before teacher feedback.</w:t>
       </w:r>
     </w:p>
     <w:p>
-      <w:r>
+      <w:pPr>
+        <w:spacing w:line="336" w:lineRule="auto" w:after="180"/>
+      </w:pPr>
+      <w:r>
+        <w:rPr>
+          <w:b w:val="0"/>
+        </w:rPr>
         <w:t>A fictional envelope exercise evaluates a fixed pencil-length sorter.</w:t>
       </w:r>
     </w:p>
@@ -1532,27 +2176,67 @@
       </w:r>
     </w:p>
     <w:p>
-      <w:r>
+      <w:pPr>
+        <w:spacing w:line="336" w:lineRule="auto" w:after="180"/>
+      </w:pPr>
+      <w:r>
+        <w:rPr>
+          <w:b w:val="0"/>
+        </w:rPr>
         <w:t>Which labelled step matches this detail? Three of four agree; the disagreement is at 5 cm.</w:t>
       </w:r>
     </w:p>
     <w:p>
-      <w:r>
+      <w:pPr>
+        <w:spacing w:line="336" w:lineRule="auto" w:after="180"/>
+        <w:shd w:fill="F4F9FC"/>
+      </w:pPr>
+      <w:r>
+        <w:rPr>
+          <w:b w:val="0"/>
+        </w:rPr>
         <w:t>1. Reveal references</w:t>
       </w:r>
     </w:p>
     <w:p>
-      <w:r>
+      <w:pPr>
+        <w:spacing w:line="336" w:lineRule="auto" w:after="180"/>
+        <w:shd w:fill="F4F9FC"/>
+      </w:pPr>
+      <w:r>
+        <w:rPr>
+          <w:b w:val="0"/>
+        </w:rPr>
         <w:t>2. Compare</w:t>
       </w:r>
     </w:p>
     <w:p>
-      <w:r>
-        <w:t>3. Freeze</w:t>
-      </w:r>
-    </w:p>
-    <w:p>
-      <w:r>
+      <w:pPr>
+        <w:spacing w:line="336" w:lineRule="auto" w:after="180"/>
+        <w:shd w:fill="F4F9FC"/>
+      </w:pPr>
+      <w:r>
+        <w:rPr>
+          <w:b w:val="0"/>
+        </w:rPr>
+        <w:t xml:space="preserve">3. </w:t>
+      </w:r>
+      <w:r>
+        <w:rPr>
+          <w:b/>
+        </w:rPr>
+        <w:t>Freeze</w:t>
+      </w:r>
+    </w:p>
+    <w:p>
+      <w:pPr>
+        <w:spacing w:line="336" w:lineRule="auto" w:after="180"/>
+        <w:shd w:fill="F4F9FC"/>
+      </w:pPr>
+      <w:r>
+        <w:rPr>
+          <w:b w:val="0"/>
+        </w:rPr>
         <w:t>4. Predict</w:t>
       </w:r>
     </w:p>
@@ -1590,41 +2274,155 @@
       </w:r>
     </w:p>
     <w:p>
-      <w:r>
+      <w:pPr>
+        <w:pStyle w:val="Heading3"/>
+      </w:pPr>
+      <w:r>
+        <w:t>Hint · try first</w:t>
+      </w:r>
+    </w:p>
+    <w:p>
+      <w:pPr>
+        <w:spacing w:line="336" w:lineRule="auto" w:after="180"/>
+        <w:shd w:fill="F1F6F8"/>
+      </w:pPr>
+      <w:r>
+        <w:rPr>
+          <w:b w:val="0"/>
+        </w:rPr>
         <w:t>Hint if needed: Read the steps in the pictorial case. Match the supplied detail to the stage that performs or records it.</w:t>
       </w:r>
     </w:p>
     <w:p>
-      <w:r>
-        <w:t>After your attempt, compare with the supported explanation: Compare Three of four agree; the disagreement is at 5 cm. The prediction record must exist before the labels are seen. PencilP scores 3/4=75% agreement on these four selected cases. Moving the boundary after inspecting the envelope makes this a development exercise; the same four cases can no longer serve as untouched final evaluation.</w:t>
-      </w:r>
-    </w:p>
-    <w:p>
       <w:pPr>
         <w:pStyle w:val="Heading3"/>
       </w:pPr>
       <w:r>
+        <w:t>Feedback · compare after trying</w:t>
+      </w:r>
+    </w:p>
+    <w:p>
+      <w:pPr>
+        <w:spacing w:line="336" w:lineRule="auto" w:after="180"/>
+        <w:shd w:fill="F1F6FC"/>
+      </w:pPr>
+      <w:r>
+        <w:rPr>
+          <w:b w:val="0"/>
+        </w:rPr>
+        <w:t xml:space="preserve">After your attempt, compare with the supported explanation: Compare Three of four agree; the disagreement is at 5 cm. The </w:t>
+      </w:r>
+      <w:r>
+        <w:rPr>
+          <w:b/>
+        </w:rPr>
+        <w:t>prediction</w:t>
+      </w:r>
+      <w:r>
+        <w:rPr>
+          <w:b w:val="0"/>
+        </w:rPr>
+        <w:t xml:space="preserve"> record must exist before the labels are seen.</w:t>
+      </w:r>
+    </w:p>
+    <w:p>
+      <w:pPr>
+        <w:spacing w:line="336" w:lineRule="auto" w:after="180"/>
+        <w:shd w:fill="F1F6FC"/>
+      </w:pPr>
+      <w:r>
+        <w:rPr>
+          <w:b w:val="0"/>
+        </w:rPr>
+        <w:t>PencilP scores 3/4=75% agreement on these four selected cases. Moving the boundary after inspecting the envelope makes this a development exercise; the same four cases can no longer serve as untouched final evaluation.</w:t>
+      </w:r>
+    </w:p>
+    <w:p>
+      <w:pPr>
+        <w:pStyle w:val="Heading3"/>
+      </w:pPr>
+      <w:r>
         <w:t>Practice 2: explain the deciding evidence</w:t>
       </w:r>
     </w:p>
     <w:p>
-      <w:r>
+      <w:pPr>
+        <w:pStyle w:val="Heading3"/>
+      </w:pPr>
+      <w:r>
+        <w:t>Changed case · predict first</w:t>
+      </w:r>
+    </w:p>
+    <w:p>
+      <w:pPr>
+        <w:spacing w:line="336" w:lineRule="auto" w:after="180"/>
+        <w:shd w:fill="F5F1FB"/>
+      </w:pPr>
+      <w:r>
+        <w:rPr>
+          <w:b w:val="0"/>
+        </w:rPr>
         <w:t>Changed-case practice: After feedback, change the boundary to 5. Which conclusion is supported by the supplied facts?</w:t>
       </w:r>
     </w:p>
     <w:p>
-      <w:r>
+      <w:pPr>
+        <w:spacing w:line="336" w:lineRule="auto" w:after="180"/>
+        <w:shd w:fill="F4F9FC"/>
+      </w:pPr>
+      <w:r>
+        <w:rPr>
+          <w:b w:val="0"/>
+        </w:rPr>
         <w:t>1. The revised rule matches all four known labels but needs a different final test.</w:t>
       </w:r>
     </w:p>
     <w:p>
-      <w:r>
-        <w:t>2. We can decide the result without examining the changed input or the procedure.</w:t>
-      </w:r>
-    </w:p>
-    <w:p>
-      <w:r>
-        <w:t>3. This one example guarantees correct results for every future input.</w:t>
+      <w:pPr>
+        <w:spacing w:line="336" w:lineRule="auto" w:after="180"/>
+        <w:shd w:fill="F4F9FC"/>
+      </w:pPr>
+      <w:r>
+        <w:rPr>
+          <w:b w:val="0"/>
+        </w:rPr>
+        <w:t xml:space="preserve">2. We can decide the result without examining the changed </w:t>
+      </w:r>
+      <w:r>
+        <w:rPr>
+          <w:b/>
+        </w:rPr>
+        <w:t>input</w:t>
+      </w:r>
+      <w:r>
+        <w:rPr>
+          <w:b w:val="0"/>
+        </w:rPr>
+        <w:t xml:space="preserve"> or the procedure.</w:t>
+      </w:r>
+    </w:p>
+    <w:p>
+      <w:pPr>
+        <w:spacing w:line="336" w:lineRule="auto" w:after="180"/>
+        <w:shd w:fill="F4F9FC"/>
+      </w:pPr>
+      <w:r>
+        <w:rPr>
+          <w:b w:val="0"/>
+        </w:rPr>
+        <w:t xml:space="preserve">3. This one example guarantees correct results for every future </w:t>
+      </w:r>
+      <w:r>
+        <w:rPr>
+          <w:b/>
+        </w:rPr>
+        <w:t>input</w:t>
+      </w:r>
+      <w:r>
+        <w:rPr>
+          <w:b w:val="0"/>
+        </w:rPr>
+        <w:t>.</w:t>
       </w:r>
     </w:p>
     <w:p>
@@ -1661,36 +2459,189 @@
       </w:r>
     </w:p>
     <w:p>
-      <w:r>
+      <w:pPr>
+        <w:pStyle w:val="Heading3"/>
+      </w:pPr>
+      <w:r>
+        <w:t>Hint · try first</w:t>
+      </w:r>
+    </w:p>
+    <w:p>
+      <w:pPr>
+        <w:spacing w:line="336" w:lineRule="auto" w:after="180"/>
+        <w:shd w:fill="F1F6F8"/>
+      </w:pPr>
+      <w:r>
+        <w:rPr>
+          <w:b w:val="0"/>
+        </w:rPr>
         <w:t>Hint if needed: Use the changed condition and the deciding step in the pictorial trace. The answer must say what follows from those facts.</w:t>
       </w:r>
     </w:p>
     <w:p>
-      <w:r>
-        <w:t>After your attempt, compare with the supported explanation: The revised rule matches all four known labels but needs a different final test. These labels influenced the revision, so replaying them is evidence of repair rather than unseen performance.</w:t>
-      </w:r>
-    </w:p>
-    <w:p>
       <w:pPr>
         <w:pStyle w:val="Heading3"/>
       </w:pPr>
       <w:r>
+        <w:t>Feedback · compare after trying</w:t>
+      </w:r>
+    </w:p>
+    <w:p>
+      <w:pPr>
+        <w:spacing w:line="336" w:lineRule="auto" w:after="180"/>
+        <w:shd w:fill="F1F6FC"/>
+      </w:pPr>
+      <w:r>
+        <w:rPr>
+          <w:b w:val="0"/>
+        </w:rPr>
+        <w:t>After your attempt, compare with the supported explanation: The revised rule matches all four known labels but needs a different final test.</w:t>
+      </w:r>
+    </w:p>
+    <w:p>
+      <w:pPr>
+        <w:spacing w:line="336" w:lineRule="auto" w:after="180"/>
+        <w:shd w:fill="F1F6FC"/>
+      </w:pPr>
+      <w:r>
+        <w:rPr>
+          <w:b w:val="0"/>
+        </w:rPr>
+        <w:t xml:space="preserve">These labels influenced the revision, so replaying them is </w:t>
+      </w:r>
+      <w:r>
+        <w:rPr>
+          <w:b/>
+        </w:rPr>
+        <w:t>evidence</w:t>
+      </w:r>
+      <w:r>
+        <w:rPr>
+          <w:b w:val="0"/>
+        </w:rPr>
+        <w:t xml:space="preserve"> of repair rather than unseen performance.</w:t>
+      </w:r>
+    </w:p>
+    <w:p>
+      <w:pPr>
+        <w:pStyle w:val="Heading3"/>
+      </w:pPr>
+      <w:r>
         <w:t>Repair a missing building block</w:t>
       </w:r>
     </w:p>
     <w:p>
-      <w:r>
-        <w:t>Review Build a Human Classifier (ai-1/14). Goal: Construct a classifier with a stated input format, selected rule and recorded output. Short practice: Trace 0 cm and explain why clarification is different from predicting short.. Return to this week and explain what you changed.</w:t>
-      </w:r>
-    </w:p>
-    <w:p>
-      <w:r>
-        <w:t>Review Debug the Cause (ai-1/12). Goal: Compare expected and observed traces to locate the first difference. Short practice: Propose input 0 and give both predicted outputs without inventing an observed result.. Return to this week and explain what you changed.</w:t>
-      </w:r>
-    </w:p>
-    <w:p>
-      <w:r>
-        <w:t>Review Algorithms as Recipes (ai-1/9). Goal: Trace an ordered algorithm using the current value after every instruction. Short practice: Use the arrows to explain where the two zero-start runs first differ.. Return to this week and explain what you changed.</w:t>
+      <w:pPr>
+        <w:spacing w:line="336" w:lineRule="auto" w:after="180"/>
+      </w:pPr>
+      <w:r>
+        <w:rPr>
+          <w:b w:val="0"/>
+        </w:rPr>
+        <w:t xml:space="preserve">Review Build a Human Classifier (ai-1/14). Goal: Construct a classifier with a stated </w:t>
+      </w:r>
+      <w:r>
+        <w:rPr>
+          <w:b/>
+        </w:rPr>
+        <w:t>input</w:t>
+      </w:r>
+      <w:r>
+        <w:rPr>
+          <w:b w:val="0"/>
+        </w:rPr>
+        <w:t xml:space="preserve"> format, selected rule and recorded </w:t>
+      </w:r>
+      <w:r>
+        <w:rPr>
+          <w:b/>
+        </w:rPr>
+        <w:t>output</w:t>
+      </w:r>
+      <w:r>
+        <w:rPr>
+          <w:b w:val="0"/>
+        </w:rPr>
+        <w:t>.</w:t>
+      </w:r>
+    </w:p>
+    <w:p>
+      <w:pPr>
+        <w:spacing w:line="336" w:lineRule="auto" w:after="180"/>
+      </w:pPr>
+      <w:r>
+        <w:rPr>
+          <w:b w:val="0"/>
+        </w:rPr>
+        <w:t>Short practice: Trace 0 cm and explain why clarification is different from predicting short.. Return to this week and explain what you changed.</w:t>
+      </w:r>
+    </w:p>
+    <w:p>
+      <w:pPr>
+        <w:spacing w:line="336" w:lineRule="auto" w:after="180"/>
+      </w:pPr>
+      <w:r>
+        <w:rPr>
+          <w:b w:val="0"/>
+        </w:rPr>
+        <w:t xml:space="preserve">Review Debug the Cause (ai-1/12). Goal: Compare expected and observed traces to locate the first difference. Short practice: Propose </w:t>
+      </w:r>
+      <w:r>
+        <w:rPr>
+          <w:b/>
+        </w:rPr>
+        <w:t>input</w:t>
+      </w:r>
+      <w:r>
+        <w:rPr>
+          <w:b w:val="0"/>
+        </w:rPr>
+        <w:t xml:space="preserve"> 0 and give both predicted </w:t>
+      </w:r>
+      <w:r>
+        <w:rPr>
+          <w:b/>
+        </w:rPr>
+        <w:t>output</w:t>
+      </w:r>
+      <w:r>
+        <w:rPr>
+          <w:b w:val="0"/>
+        </w:rPr>
+        <w:t>s without inventing an observed result..</w:t>
+      </w:r>
+    </w:p>
+    <w:p>
+      <w:pPr>
+        <w:spacing w:line="336" w:lineRule="auto" w:after="180"/>
+      </w:pPr>
+      <w:r>
+        <w:rPr>
+          <w:b w:val="0"/>
+        </w:rPr>
+        <w:t>Return to this week and explain what you changed.</w:t>
+      </w:r>
+    </w:p>
+    <w:p>
+      <w:pPr>
+        <w:spacing w:line="336" w:lineRule="auto" w:after="180"/>
+      </w:pPr>
+      <w:r>
+        <w:rPr>
+          <w:b w:val="0"/>
+        </w:rPr>
+        <w:t>Review Algorithms as Recipes (ai-1/9). Goal: Trace an ordered algorithm using the current value after every instruction. Short practice: Use the arrows to explain where the two zero-start runs first differ..</w:t>
+      </w:r>
+    </w:p>
+    <w:p>
+      <w:pPr>
+        <w:spacing w:line="336" w:lineRule="auto" w:after="180"/>
+      </w:pPr>
+      <w:r>
+        <w:rPr>
+          <w:b w:val="0"/>
+        </w:rPr>
+        <w:t>Return to this week and explain what you changed.</w:t>
       </w:r>
     </w:p>
     <w:p>
@@ -1702,8 +2653,37 @@
       </w:r>
     </w:p>
     <w:p>
-      <w:r>
-        <w:t>Use Download completed work in the hosted lesson to export your answers, reflections, practice feedback and code-run evidence. Open the HTML copy to read or print it. Drafts stay in this browser when storage is available; clear drafts on a shared device.</w:t>
+      <w:pPr>
+        <w:spacing w:line="336" w:lineRule="auto" w:after="180"/>
+      </w:pPr>
+      <w:r>
+        <w:rPr>
+          <w:b w:val="0"/>
+        </w:rPr>
+        <w:t xml:space="preserve">Use Download completed work in the hosted lesson to export your answers, reflections, practice feedback and code-run </w:t>
+      </w:r>
+      <w:r>
+        <w:rPr>
+          <w:b/>
+        </w:rPr>
+        <w:t>evidence</w:t>
+      </w:r>
+      <w:r>
+        <w:rPr>
+          <w:b w:val="0"/>
+        </w:rPr>
+        <w:t>. Open the HTML copy to read or print it.</w:t>
+      </w:r>
+    </w:p>
+    <w:p>
+      <w:pPr>
+        <w:spacing w:line="336" w:lineRule="auto" w:after="180"/>
+      </w:pPr>
+      <w:r>
+        <w:rPr>
+          <w:b w:val="0"/>
+        </w:rPr>
+        <w:t>Drafts stay in this browser when storage is available; clear drafts on a shared device.</w:t>
       </w:r>
     </w:p>
     <w:p>
@@ -1717,6 +2697,769 @@
     <w:p>
       <w:r>
         <w:t>________________________________________________________________</w:t>
+      </w:r>
+    </w:p>
+    <w:p>
+      <w:r>
+        <w:t>________________________________________________________________</w:t>
+      </w:r>
+    </w:p>
+    <w:p>
+      <w:r>
+        <w:t>________________________________________________________________</w:t>
+      </w:r>
+    </w:p>
+    <w:p>
+      <w:r>
+        <w:t>________________________________________________________________</w:t>
+      </w:r>
+    </w:p>
+    <w:p>
+      <w:r>
+        <w:t>________________________________________________________________</w:t>
+      </w:r>
+    </w:p>
+    <w:p>
+      <w:pPr>
+        <w:pStyle w:val="Heading1"/>
+      </w:pPr>
+      <w:r>
+        <w:t>21. Visual concept journey</w:t>
+      </w:r>
+    </w:p>
+    <w:p>
+      <w:r>
+        <w:t>Explain each Save New Examples for Testing picture from its labels, then record a relevant limit.</w:t>
+      </w:r>
+    </w:p>
+    <w:p>
+      <w:pPr>
+        <w:pStyle w:val="Heading3"/>
+      </w:pPr>
+      <w:r>
+        <w:t>01. Save New Examples for Testing: the case</w:t>
+      </w:r>
+    </w:p>
+    <w:p>
+      <w:r>
+        <w:drawing>
+          <wp:inline xmlns:a="http://schemas.openxmlformats.org/drawingml/2006/main" xmlns:pic="http://schemas.openxmlformats.org/drawingml/2006/picture">
+            <wp:extent cx="5486400" cy="2840736"/>
+            <wp:docPr id="3" name="Picture 3" descr="A fictional envelope exercise evaluates a fixed pencil-length sorter. Supplied facts: Freeze PencilP: long at least 6 cm; short below 6. Reserved valid lengths are 3,5,6,9 cm. Teacher envelope labels, revealed only after predictions, are short,long,long,long."/>
+            <wp:cNvGraphicFramePr>
+              <a:graphicFrameLocks noChangeAspect="1"/>
+            </wp:cNvGraphicFramePr>
+            <a:graphic>
+              <a:graphicData uri="http://schemas.openxmlformats.org/drawingml/2006/picture">
+                <pic:pic>
+                  <pic:nvPicPr>
+                    <pic:cNvPr id="0" name="academy-story-ai-1-15-01.png"/>
+                    <pic:cNvPicPr/>
+                  </pic:nvPicPr>
+                  <pic:blipFill>
+                    <a:blip r:embed="rId11"/>
+                    <a:stretch>
+                      <a:fillRect/>
+                    </a:stretch>
+                  </pic:blipFill>
+                  <pic:spPr>
+                    <a:xfrm>
+                      <a:off x="0" y="0"/>
+                      <a:ext cx="5486400" cy="2840736"/>
+                    </a:xfrm>
+                    <a:prstGeom prst="rect"/>
+                  </pic:spPr>
+                </pic:pic>
+              </a:graphicData>
+            </a:graphic>
+          </wp:inline>
+        </w:drawing>
+      </w:r>
+    </w:p>
+    <w:p>
+      <w:pPr>
+        <w:spacing w:line="336" w:lineRule="auto" w:after="180"/>
+      </w:pPr>
+      <w:r>
+        <w:rPr>
+          <w:b w:val="0"/>
+        </w:rPr>
+        <w:t xml:space="preserve">A fictional envelope exercise evaluates a fixed pencil-length sorter. Supplied facts: </w:t>
+      </w:r>
+      <w:r>
+        <w:rPr>
+          <w:b/>
+        </w:rPr>
+        <w:t>Freeze</w:t>
+      </w:r>
+      <w:r>
+        <w:rPr>
+          <w:b w:val="0"/>
+        </w:rPr>
+        <w:t xml:space="preserve"> PencilP: long at least 6 cm; short below 6. Reserved valid lengths are 3,5,6,9 cm.</w:t>
+      </w:r>
+    </w:p>
+    <w:p>
+      <w:pPr>
+        <w:spacing w:line="336" w:lineRule="auto" w:after="180"/>
+      </w:pPr>
+      <w:r>
+        <w:rPr>
+          <w:b w:val="0"/>
+        </w:rPr>
+        <w:t xml:space="preserve">Teacher envelope labels, revealed only after </w:t>
+      </w:r>
+      <w:r>
+        <w:rPr>
+          <w:b/>
+        </w:rPr>
+        <w:t>prediction</w:t>
+      </w:r>
+      <w:r>
+        <w:rPr>
+          <w:b w:val="0"/>
+        </w:rPr>
+        <w:t>s, are short,long,long,long.</w:t>
+      </w:r>
+    </w:p>
+    <w:p>
+      <w:pPr>
+        <w:spacing w:line="336" w:lineRule="auto" w:after="180"/>
+        <w:shd w:fill="F5F1FB"/>
+      </w:pPr>
+      <w:r>
+        <w:rPr>
+          <w:b w:val="0"/>
+        </w:rPr>
+        <w:t>Point to the given fact that matters most. Explain why it matters.</w:t>
+      </w:r>
+    </w:p>
+    <w:p>
+      <w:pPr>
+        <w:pStyle w:val="Heading3"/>
+      </w:pPr>
+      <w:r>
+        <w:t>My picture explanation, deciding evidence and one limit</w:t>
+      </w:r>
+    </w:p>
+    <w:p>
+      <w:r>
+        <w:t>________________________________________________________________</w:t>
+      </w:r>
+    </w:p>
+    <w:p>
+      <w:r>
+        <w:t>________________________________________________________________</w:t>
+      </w:r>
+    </w:p>
+    <w:p>
+      <w:r>
+        <w:t>________________________________________________________________</w:t>
+      </w:r>
+    </w:p>
+    <w:p>
+      <w:r>
+        <w:t>________________________________________________________________</w:t>
+      </w:r>
+    </w:p>
+    <w:p>
+      <w:pPr>
+        <w:pStyle w:val="Heading3"/>
+      </w:pPr>
+      <w:r>
+        <w:t>02. Follow the deciding steps</w:t>
+      </w:r>
+    </w:p>
+    <w:p>
+      <w:r>
+        <w:drawing>
+          <wp:inline xmlns:a="http://schemas.openxmlformats.org/drawingml/2006/main" xmlns:pic="http://schemas.openxmlformats.org/drawingml/2006/picture">
+            <wp:extent cx="5486400" cy="4005072"/>
+            <wp:docPr id="4" name="Picture 4" descr="Freeze: Write PencilP and its boundary before opening the label envelope. → Predict: For 3,5,6,9 cm predict short,short,long,long. → Reveal references: Envelope labels are short,long,long,long. → Compare: Three of four agree; the disagreement is at 5 cm."/>
+            <wp:cNvGraphicFramePr>
+              <a:graphicFrameLocks noChangeAspect="1"/>
+            </wp:cNvGraphicFramePr>
+            <a:graphic>
+              <a:graphicData uri="http://schemas.openxmlformats.org/drawingml/2006/picture">
+                <pic:pic>
+                  <pic:nvPicPr>
+                    <pic:cNvPr id="0" name="academy-story-ai-1-15-02.png"/>
+                    <pic:cNvPicPr/>
+                  </pic:nvPicPr>
+                  <pic:blipFill>
+                    <a:blip r:embed="rId12"/>
+                    <a:stretch>
+                      <a:fillRect/>
+                    </a:stretch>
+                  </pic:blipFill>
+                  <pic:spPr>
+                    <a:xfrm>
+                      <a:off x="0" y="0"/>
+                      <a:ext cx="5486400" cy="4005072"/>
+                    </a:xfrm>
+                    <a:prstGeom prst="rect"/>
+                  </pic:spPr>
+                </pic:pic>
+              </a:graphicData>
+            </a:graphic>
+          </wp:inline>
+        </w:drawing>
+      </w:r>
+    </w:p>
+    <w:p>
+      <w:pPr>
+        <w:spacing w:line="336" w:lineRule="auto" w:after="180"/>
+      </w:pPr>
+      <w:r>
+        <w:rPr>
+          <w:b/>
+        </w:rPr>
+        <w:t>Freeze</w:t>
+      </w:r>
+      <w:r>
+        <w:rPr>
+          <w:b w:val="0"/>
+        </w:rPr>
+        <w:t>: Write PencilP and its boundary before opening the label envelope. → Predict: For 3,5,6,9 cm predict short,short,long,long. → Reveal references: Envelope labels are short,long,long,long. → Compare: Three of four agree; the disagreement is at 5 cm.</w:t>
+      </w:r>
+    </w:p>
+    <w:p>
+      <w:pPr>
+        <w:spacing w:line="336" w:lineRule="auto" w:after="180"/>
+        <w:shd w:fill="F5F1FB"/>
+      </w:pPr>
+      <w:r>
+        <w:rPr>
+          <w:b w:val="0"/>
+        </w:rPr>
+        <w:t xml:space="preserve">Point to each numbered stage and explain which recorded </w:t>
+      </w:r>
+      <w:r>
+        <w:rPr>
+          <w:b/>
+        </w:rPr>
+        <w:t>input</w:t>
+      </w:r>
+      <w:r>
+        <w:rPr>
+          <w:b w:val="0"/>
+        </w:rPr>
+        <w:t xml:space="preserve"> it uses.</w:t>
+      </w:r>
+    </w:p>
+    <w:p>
+      <w:pPr>
+        <w:pStyle w:val="Heading3"/>
+      </w:pPr>
+      <w:r>
+        <w:t>My picture explanation, deciding evidence and one limit</w:t>
+      </w:r>
+    </w:p>
+    <w:p>
+      <w:r>
+        <w:t>________________________________________________________________</w:t>
+      </w:r>
+    </w:p>
+    <w:p>
+      <w:r>
+        <w:t>________________________________________________________________</w:t>
+      </w:r>
+    </w:p>
+    <w:p>
+      <w:r>
+        <w:t>________________________________________________________________</w:t>
+      </w:r>
+    </w:p>
+    <w:p>
+      <w:r>
+        <w:t>________________________________________________________________</w:t>
+      </w:r>
+    </w:p>
+    <w:p>
+      <w:pPr>
+        <w:pStyle w:val="Heading3"/>
+      </w:pPr>
+      <w:r>
+        <w:t>03. Frozen predictions versus reserved labels</w:t>
+      </w:r>
+    </w:p>
+    <w:p>
+      <w:r>
+        <w:drawing>
+          <wp:inline xmlns:a="http://schemas.openxmlformats.org/drawingml/2006/main" xmlns:pic="http://schemas.openxmlformats.org/drawingml/2006/picture">
+            <wp:extent cx="5486400" cy="3938016"/>
+            <wp:docPr id="5" name="Picture 5" descr="Frozen predictions versus reserved labels. Test 1: Length cm = 3, PencilP = short, Reference = short, Result = agree. Test 2: Length cm = 5, PencilP = short, Reference = long, Result = disagree. Test 3: Length cm = 6, PencilP = long, Reference = long, Result = agree. Test 4: Length cm = 9, PencilP = long, Reference = long, Result = agree."/>
+            <wp:cNvGraphicFramePr>
+              <a:graphicFrameLocks noChangeAspect="1"/>
+            </wp:cNvGraphicFramePr>
+            <a:graphic>
+              <a:graphicData uri="http://schemas.openxmlformats.org/drawingml/2006/picture">
+                <pic:pic>
+                  <pic:nvPicPr>
+                    <pic:cNvPr id="0" name="academy-story-ai-1-15-03.png"/>
+                    <pic:cNvPicPr/>
+                  </pic:nvPicPr>
+                  <pic:blipFill>
+                    <a:blip r:embed="rId13"/>
+                    <a:stretch>
+                      <a:fillRect/>
+                    </a:stretch>
+                  </pic:blipFill>
+                  <pic:spPr>
+                    <a:xfrm>
+                      <a:off x="0" y="0"/>
+                      <a:ext cx="5486400" cy="3938016"/>
+                    </a:xfrm>
+                    <a:prstGeom prst="rect"/>
+                  </pic:spPr>
+                </pic:pic>
+              </a:graphicData>
+            </a:graphic>
+          </wp:inline>
+        </w:drawing>
+      </w:r>
+    </w:p>
+    <w:p>
+      <w:pPr>
+        <w:spacing w:line="336" w:lineRule="auto" w:after="180"/>
+      </w:pPr>
+      <w:r>
+        <w:rPr>
+          <w:b w:val="0"/>
+        </w:rPr>
+        <w:t xml:space="preserve">Frozen </w:t>
+      </w:r>
+      <w:r>
+        <w:rPr>
+          <w:b/>
+        </w:rPr>
+        <w:t>prediction</w:t>
+      </w:r>
+      <w:r>
+        <w:rPr>
+          <w:b w:val="0"/>
+        </w:rPr>
+        <w:t>s versus reserved labels. Test 1: Length cm = 3, PencilP = short, Reference = short, Result = agree. Test 2: Length cm = 5, PencilP = short, Reference = long, Result = disagree.</w:t>
+      </w:r>
+    </w:p>
+    <w:p>
+      <w:pPr>
+        <w:spacing w:line="336" w:lineRule="auto" w:after="180"/>
+      </w:pPr>
+      <w:r>
+        <w:rPr>
+          <w:b w:val="0"/>
+        </w:rPr>
+        <w:t>Test 3: Length cm = 6, PencilP = long, Reference = long, Result = agree. Test 4: Length cm = 9, PencilP = long, Reference = long, Result = agree.</w:t>
+      </w:r>
+    </w:p>
+    <w:p>
+      <w:pPr>
+        <w:spacing w:line="336" w:lineRule="auto" w:after="180"/>
+        <w:shd w:fill="F5F1FB"/>
+      </w:pPr>
+      <w:r>
+        <w:rPr>
+          <w:b w:val="0"/>
+        </w:rPr>
+        <w:t>Read the labels and values. Explain the relationship the model shows.</w:t>
+      </w:r>
+    </w:p>
+    <w:p>
+      <w:pPr>
+        <w:pStyle w:val="Heading3"/>
+      </w:pPr>
+      <w:r>
+        <w:t>My picture explanation, deciding evidence and one limit</w:t>
+      </w:r>
+    </w:p>
+    <w:p>
+      <w:r>
+        <w:t>________________________________________________________________</w:t>
+      </w:r>
+    </w:p>
+    <w:p>
+      <w:r>
+        <w:t>________________________________________________________________</w:t>
+      </w:r>
+    </w:p>
+    <w:p>
+      <w:r>
+        <w:t>________________________________________________________________</w:t>
+      </w:r>
+    </w:p>
+    <w:p>
+      <w:r>
+        <w:t>________________________________________________________________</w:t>
+      </w:r>
+    </w:p>
+    <w:p>
+      <w:pPr>
+        <w:pStyle w:val="Heading3"/>
+      </w:pPr>
+      <w:r>
+        <w:t>04. Change one thing. Trace what follows.</w:t>
+      </w:r>
+    </w:p>
+    <w:p>
+      <w:r>
+        <w:drawing>
+          <wp:inline xmlns:a="http://schemas.openxmlformats.org/drawingml/2006/main" xmlns:pic="http://schemas.openxmlformats.org/drawingml/2006/picture">
+            <wp:extent cx="5486400" cy="3179064"/>
+            <wp:docPr id="6" name="Picture 6" descr="Original case: Three of four agree; the disagreement is at 5 cm. Changed condition: After feedback, change the boundary to 5. Expected result: The revised rule matches all four known labels but needs a different final test. Reason: These labels influenced the revision, so replaying them is evidence of repair rather than unseen performance."/>
+            <wp:cNvGraphicFramePr>
+              <a:graphicFrameLocks noChangeAspect="1"/>
+            </wp:cNvGraphicFramePr>
+            <a:graphic>
+              <a:graphicData uri="http://schemas.openxmlformats.org/drawingml/2006/picture">
+                <pic:pic>
+                  <pic:nvPicPr>
+                    <pic:cNvPr id="0" name="academy-story-ai-1-15-04.png"/>
+                    <pic:cNvPicPr/>
+                  </pic:nvPicPr>
+                  <pic:blipFill>
+                    <a:blip r:embed="rId14"/>
+                    <a:stretch>
+                      <a:fillRect/>
+                    </a:stretch>
+                  </pic:blipFill>
+                  <pic:spPr>
+                    <a:xfrm>
+                      <a:off x="0" y="0"/>
+                      <a:ext cx="5486400" cy="3179064"/>
+                    </a:xfrm>
+                    <a:prstGeom prst="rect"/>
+                  </pic:spPr>
+                </pic:pic>
+              </a:graphicData>
+            </a:graphic>
+          </wp:inline>
+        </w:drawing>
+      </w:r>
+    </w:p>
+    <w:p>
+      <w:pPr>
+        <w:spacing w:line="336" w:lineRule="auto" w:after="180"/>
+      </w:pPr>
+      <w:r>
+        <w:rPr>
+          <w:b w:val="0"/>
+        </w:rPr>
+        <w:t>Original case: Three of four agree; the disagreement is at 5 cm. Changed condition: After feedback, change the boundary to 5. Expected result: The revised rule matches all four known labels but needs a different final test.</w:t>
+      </w:r>
+    </w:p>
+    <w:p>
+      <w:pPr>
+        <w:spacing w:line="336" w:lineRule="auto" w:after="180"/>
+      </w:pPr>
+      <w:r>
+        <w:rPr>
+          <w:b w:val="0"/>
+        </w:rPr>
+        <w:t xml:space="preserve">Reason: These labels influenced the revision, so replaying them is </w:t>
+      </w:r>
+      <w:r>
+        <w:rPr>
+          <w:b/>
+        </w:rPr>
+        <w:t>evidence</w:t>
+      </w:r>
+      <w:r>
+        <w:rPr>
+          <w:b w:val="0"/>
+        </w:rPr>
+        <w:t xml:space="preserve"> of repair rather than unseen performance.</w:t>
+      </w:r>
+    </w:p>
+    <w:p>
+      <w:pPr>
+        <w:spacing w:line="336" w:lineRule="auto" w:after="180"/>
+        <w:shd w:fill="F5F1FB"/>
+      </w:pPr>
+      <w:r>
+        <w:rPr>
+          <w:b w:val="0"/>
+        </w:rPr>
+        <w:t>Predict before checking the worked changed-case result. Name what changed and what the supplied facts allow you to conclude.</w:t>
+      </w:r>
+    </w:p>
+    <w:p>
+      <w:pPr>
+        <w:pStyle w:val="Heading3"/>
+      </w:pPr>
+      <w:r>
+        <w:t>My picture explanation, deciding evidence and one limit</w:t>
+      </w:r>
+    </w:p>
+    <w:p>
+      <w:r>
+        <w:t>________________________________________________________________</w:t>
+      </w:r>
+    </w:p>
+    <w:p>
+      <w:r>
+        <w:t>________________________________________________________________</w:t>
+      </w:r>
+    </w:p>
+    <w:p>
+      <w:r>
+        <w:t>________________________________________________________________</w:t>
+      </w:r>
+    </w:p>
+    <w:p>
+      <w:r>
+        <w:t>________________________________________________________________</w:t>
+      </w:r>
+    </w:p>
+    <w:p>
+      <w:pPr>
+        <w:pStyle w:val="Heading3"/>
+      </w:pPr>
+      <w:r>
+        <w:t>05. Connect the explanation to its limit</w:t>
+      </w:r>
+    </w:p>
+    <w:p>
+      <w:r>
+        <w:drawing>
+          <wp:inline xmlns:a="http://schemas.openxmlformats.org/drawingml/2006/main" xmlns:pic="http://schemas.openxmlformats.org/drawingml/2006/picture">
+            <wp:extent cx="5486400" cy="2834640"/>
+            <wp:docPr id="7" name="Picture 7" descr="The prediction record must exist before the labels are seen. PencilP scores 3/4=75% agreement on these four selected cases. Moving the boundary after inspecting the envelope makes this a development exercise; the same four cases can no longer serve as untouched final evaluation. Limit: Four selected cases cannot establish a reliable accuracy rate for every future pencil or classroom."/>
+            <wp:cNvGraphicFramePr>
+              <a:graphicFrameLocks noChangeAspect="1"/>
+            </wp:cNvGraphicFramePr>
+            <a:graphic>
+              <a:graphicData uri="http://schemas.openxmlformats.org/drawingml/2006/picture">
+                <pic:pic>
+                  <pic:nvPicPr>
+                    <pic:cNvPr id="0" name="academy-story-ai-1-15-05.png"/>
+                    <pic:cNvPicPr/>
+                  </pic:nvPicPr>
+                  <pic:blipFill>
+                    <a:blip r:embed="rId15"/>
+                    <a:stretch>
+                      <a:fillRect/>
+                    </a:stretch>
+                  </pic:blipFill>
+                  <pic:spPr>
+                    <a:xfrm>
+                      <a:off x="0" y="0"/>
+                      <a:ext cx="5486400" cy="2834640"/>
+                    </a:xfrm>
+                    <a:prstGeom prst="rect"/>
+                  </pic:spPr>
+                </pic:pic>
+              </a:graphicData>
+            </a:graphic>
+          </wp:inline>
+        </w:drawing>
+      </w:r>
+    </w:p>
+    <w:p>
+      <w:pPr>
+        <w:spacing w:line="336" w:lineRule="auto" w:after="180"/>
+      </w:pPr>
+      <w:r>
+        <w:rPr>
+          <w:b w:val="0"/>
+        </w:rPr>
+        <w:t xml:space="preserve">The </w:t>
+      </w:r>
+      <w:r>
+        <w:rPr>
+          <w:b/>
+        </w:rPr>
+        <w:t>prediction</w:t>
+      </w:r>
+      <w:r>
+        <w:rPr>
+          <w:b w:val="0"/>
+        </w:rPr>
+        <w:t xml:space="preserve"> record must exist before the labels are seen. PencilP scores 3/4=75% agreement on these four selected cases.</w:t>
+      </w:r>
+    </w:p>
+    <w:p>
+      <w:pPr>
+        <w:spacing w:line="336" w:lineRule="auto" w:after="180"/>
+      </w:pPr>
+      <w:r>
+        <w:rPr>
+          <w:b w:val="0"/>
+        </w:rPr>
+        <w:t>Moving the boundary after inspecting the envelope makes this a development exercise; the same four cases can no longer serve as untouched final evaluation.</w:t>
+      </w:r>
+    </w:p>
+    <w:p>
+      <w:pPr>
+        <w:spacing w:line="336" w:lineRule="auto" w:after="180"/>
+      </w:pPr>
+      <w:r>
+        <w:rPr>
+          <w:b w:val="0"/>
+        </w:rPr>
+        <w:t>Limit: Four selected cases cannot establish a reliable accuracy rate for every future pencil or classroom.</w:t>
+      </w:r>
+    </w:p>
+    <w:p>
+      <w:pPr>
+        <w:spacing w:line="336" w:lineRule="auto" w:after="180"/>
+        <w:shd w:fill="F5F1FB"/>
+      </w:pPr>
+      <w:r>
+        <w:rPr>
+          <w:b w:val="0"/>
+        </w:rPr>
+        <w:t>Explain the case, then point to a limit on the claim.</w:t>
+      </w:r>
+    </w:p>
+    <w:p>
+      <w:pPr>
+        <w:pStyle w:val="Heading3"/>
+      </w:pPr>
+      <w:r>
+        <w:t>My picture explanation, deciding evidence and one limit</w:t>
+      </w:r>
+    </w:p>
+    <w:p>
+      <w:r>
+        <w:t>________________________________________________________________</w:t>
+      </w:r>
+    </w:p>
+    <w:p>
+      <w:r>
+        <w:t>________________________________________________________________</w:t>
+      </w:r>
+    </w:p>
+    <w:p>
+      <w:r>
+        <w:t>________________________________________________________________</w:t>
+      </w:r>
+    </w:p>
+    <w:p>
+      <w:r>
+        <w:t>________________________________________________________________</w:t>
+      </w:r>
+    </w:p>
+    <w:p>
+      <w:pPr>
+        <w:pStyle w:val="Heading3"/>
+      </w:pPr>
+      <w:r>
+        <w:t>06. Make the idea visible in your project</w:t>
+      </w:r>
+    </w:p>
+    <w:p>
+      <w:r>
+        <w:drawing>
+          <wp:inline xmlns:a="http://schemas.openxmlformats.org/drawingml/2006/main" xmlns:pic="http://schemas.openxmlformats.org/drawingml/2006/picture">
+            <wp:extent cx="5486400" cy="3380232"/>
+            <wp:docPr id="8" name="Picture 8" descr="Maintain dated sorter versions and separate development examples from reserved project-evaluation cases. Draw your input, deciding step, result and limit. Supported question: Does 4/4 on the replay replace the original 3/4 result? Explain."/>
+            <wp:cNvGraphicFramePr>
+              <a:graphicFrameLocks noChangeAspect="1"/>
+            </wp:cNvGraphicFramePr>
+            <a:graphic>
+              <a:graphicData uri="http://schemas.openxmlformats.org/drawingml/2006/picture">
+                <pic:pic>
+                  <pic:nvPicPr>
+                    <pic:cNvPr id="0" name="academy-story-ai-1-15-06.png"/>
+                    <pic:cNvPicPr/>
+                  </pic:nvPicPr>
+                  <pic:blipFill>
+                    <a:blip r:embed="rId16"/>
+                    <a:stretch>
+                      <a:fillRect/>
+                    </a:stretch>
+                  </pic:blipFill>
+                  <pic:spPr>
+                    <a:xfrm>
+                      <a:off x="0" y="0"/>
+                      <a:ext cx="5486400" cy="3380232"/>
+                    </a:xfrm>
+                    <a:prstGeom prst="rect"/>
+                  </pic:spPr>
+                </pic:pic>
+              </a:graphicData>
+            </a:graphic>
+          </wp:inline>
+        </w:drawing>
+      </w:r>
+    </w:p>
+    <w:p>
+      <w:pPr>
+        <w:spacing w:line="336" w:lineRule="auto" w:after="180"/>
+      </w:pPr>
+      <w:r>
+        <w:rPr>
+          <w:b w:val="0"/>
+        </w:rPr>
+        <w:t xml:space="preserve">Maintain dated sorter versions and separate </w:t>
+      </w:r>
+      <w:r>
+        <w:rPr>
+          <w:b/>
+        </w:rPr>
+        <w:t>development examples</w:t>
+      </w:r>
+      <w:r>
+        <w:rPr>
+          <w:b w:val="0"/>
+        </w:rPr>
+        <w:t xml:space="preserve"> from reserved project-evaluation cases. Draw your </w:t>
+      </w:r>
+      <w:r>
+        <w:rPr>
+          <w:b/>
+        </w:rPr>
+        <w:t>input</w:t>
+      </w:r>
+      <w:r>
+        <w:rPr>
+          <w:b w:val="0"/>
+        </w:rPr>
+        <w:t>, deciding step, result and limit.</w:t>
+      </w:r>
+    </w:p>
+    <w:p>
+      <w:pPr>
+        <w:spacing w:line="336" w:lineRule="auto" w:after="180"/>
+      </w:pPr>
+      <w:r>
+        <w:rPr>
+          <w:b w:val="0"/>
+        </w:rPr>
+        <w:t>Supported question: Does 4/4 on the replay replace the original 3/4 result? Explain.</w:t>
+      </w:r>
+    </w:p>
+    <w:p>
+      <w:pPr>
+        <w:spacing w:line="336" w:lineRule="auto" w:after="180"/>
+        <w:shd w:fill="F5F1FB"/>
+      </w:pPr>
+      <w:r>
+        <w:rPr>
+          <w:b w:val="0"/>
+        </w:rPr>
+        <w:t xml:space="preserve">Draw your project trace and justify the deciding step using </w:t>
+      </w:r>
+      <w:r>
+        <w:rPr>
+          <w:b/>
+        </w:rPr>
+        <w:t>evidence</w:t>
+      </w:r>
+      <w:r>
+        <w:rPr>
+          <w:b w:val="0"/>
+        </w:rPr>
+        <w:t>.</w:t>
+      </w:r>
+    </w:p>
+    <w:p>
+      <w:pPr>
+        <w:pStyle w:val="Heading3"/>
+      </w:pPr>
+      <w:r>
+        <w:t>My picture explanation, deciding evidence and one limit</w:t>
       </w:r>
     </w:p>
     <w:p>

--- a/downloads/workbook/ai-1-week-15.docx
+++ b/downloads/workbook/ai-1-week-15.docx
@@ -25,50 +25,208 @@
         <w:pStyle w:val="Heading1"/>
       </w:pPr>
       <w:r>
-        <w:t>01. Recall and choose your starting point</w:t>
-      </w:r>
-    </w:p>
-    <w:p>
-      <w:r>
-        <w:t>Record your starting explanation for Save New Examples for Testing before opening notes. Show any later correction separately.</w:t>
-      </w:r>
-    </w:p>
-    <w:p>
-      <w:pPr>
-        <w:spacing w:line="336" w:lineRule="auto" w:after="180"/>
-      </w:pPr>
-      <w:r>
-        <w:rPr>
-          <w:b w:val="0"/>
-        </w:rPr>
+        <w:t>One connected evaluation record.</w:t>
+      </w:r>
+    </w:p>
+    <w:p>
+      <w:r>
+        <w:t>Identify data roles, preserve original results, expose repeated-score selection and inspect coverage.</w:t>
+      </w:r>
+    </w:p>
+    <w:p>
+      <w:r>
+        <w:t>Keep each model version, prediction record and use of feedback visible.</w:t>
+      </w:r>
+    </w:p>
+    <w:p>
+      <w:pPr>
+        <w:pStyle w:val="Heading1"/>
+      </w:pPr>
+      <w:r>
+        <w:t>01. Recall: reconnect earlier ideas</w:t>
+      </w:r>
+    </w:p>
+    <w:p>
+      <w:r>
+        <w:t>Retrieve before opening notes.</w:t>
+      </w:r>
+    </w:p>
+    <w:p>
+      <w:pPr>
+        <w:pStyle w:val="Heading2"/>
+      </w:pPr>
+      <w:r>
+        <w:t>Retrieve and explain</w:t>
+      </w:r>
+    </w:p>
+    <w:p>
+      <w:pPr>
+        <w:pStyle w:val="ListBullet"/>
+      </w:pPr>
+      <w:r>
         <w:t>Try the recall before opening notes. Then use a different colour or a labelled second line to correct your explanation.</w:t>
       </w:r>
     </w:p>
     <w:p>
       <w:pPr>
+        <w:pStyle w:val="ListBullet"/>
+      </w:pPr>
+      <w:r>
+        <w:t>Without opening the old lesson, explain one key idea from Build a Human Classifier. Give an example and a mistake that the idea helps you avoid.</w:t>
+      </w:r>
+    </w:p>
+    <w:p>
+      <w:pPr>
         <w:pStyle w:val="Heading3"/>
       </w:pPr>
       <w:r>
+        <w:t>My remembered idea, example and correction</w:t>
+      </w:r>
+    </w:p>
+    <w:p>
+      <w:r>
+        <w:t>________________________________________________________________</w:t>
+      </w:r>
+    </w:p>
+    <w:p>
+      <w:r>
+        <w:t>________________________________________________________________</w:t>
+      </w:r>
+    </w:p>
+    <w:p>
+      <w:r>
+        <w:t>________________________________________________________________</w:t>
+      </w:r>
+    </w:p>
+    <w:p>
+      <w:pPr>
+        <w:pStyle w:val="ListBullet"/>
+      </w:pPr>
+      <w:r>
+        <w:t>Without opening the old lesson, explain one key idea from Debug the Cause. Give an example and a mistake that the idea helps you avoid.</w:t>
+      </w:r>
+    </w:p>
+    <w:p>
+      <w:pPr>
+        <w:pStyle w:val="Heading3"/>
+      </w:pPr>
+      <w:r>
+        <w:t>My remembered idea, example and correction</w:t>
+      </w:r>
+    </w:p>
+    <w:p>
+      <w:r>
+        <w:t>________________________________________________________________</w:t>
+      </w:r>
+    </w:p>
+    <w:p>
+      <w:r>
+        <w:t>________________________________________________________________</w:t>
+      </w:r>
+    </w:p>
+    <w:p>
+      <w:r>
+        <w:t>________________________________________________________________</w:t>
+      </w:r>
+    </w:p>
+    <w:p>
+      <w:pPr>
+        <w:pStyle w:val="ListBullet"/>
+      </w:pPr>
+      <w:r>
+        <w:t>Without opening the old lesson, explain one key idea from Algorithms as Recipes. Give an example and a mistake that the idea helps you avoid.</w:t>
+      </w:r>
+    </w:p>
+    <w:p>
+      <w:pPr>
+        <w:pStyle w:val="Heading3"/>
+      </w:pPr>
+      <w:r>
+        <w:t>My remembered idea, example and correction</w:t>
+      </w:r>
+    </w:p>
+    <w:p>
+      <w:r>
+        <w:t>________________________________________________________________</w:t>
+      </w:r>
+    </w:p>
+    <w:p>
+      <w:r>
+        <w:t>________________________________________________________________</w:t>
+      </w:r>
+    </w:p>
+    <w:p>
+      <w:r>
+        <w:t>________________________________________________________________</w:t>
+      </w:r>
+    </w:p>
+    <w:p>
+      <w:pPr>
+        <w:pStyle w:val="Heading2"/>
+      </w:pPr>
+      <w:r>
+        <w:t>Earlier wording, alternatives and picture transcripts · reference / check after trying</w:t>
+      </w:r>
+    </w:p>
+    <w:p>
+      <w:pPr>
+        <w:pStyle w:val="Heading3"/>
+      </w:pPr>
+      <w:r>
         <w:t>Build a Human Classifier</w:t>
       </w:r>
     </w:p>
     <w:p>
       <w:pPr>
-        <w:spacing w:line="336" w:lineRule="auto" w:after="180"/>
-      </w:pPr>
-      <w:r>
-        <w:rPr>
-          <w:b w:val="0"/>
-        </w:rPr>
-        <w:t>Without opening the old lesson, explain one key idea from Build a Human Classifier. Give an example and a mistake that the idea helps you avoid.</w:t>
-      </w:r>
-    </w:p>
-    <w:p>
-      <w:pPr>
         <w:pStyle w:val="Heading3"/>
       </w:pPr>
       <w:r>
-        <w:t>My remembered idea, example and correction</w:t>
+        <w:t>Debug the Cause</w:t>
+      </w:r>
+    </w:p>
+    <w:p>
+      <w:pPr>
+        <w:pStyle w:val="Heading3"/>
+      </w:pPr>
+      <w:r>
+        <w:t>Algorithms as Recipes</w:t>
+      </w:r>
+    </w:p>
+    <w:p>
+      <w:pPr>
+        <w:pStyle w:val="Heading1"/>
+      </w:pPr>
+      <w:r>
+        <w:t>12. W1 · Identify the role of each example use</w:t>
+      </w:r>
+    </w:p>
+    <w:p>
+      <w:r>
+        <w:t>Separate fitting, frozen evaluation and feedback-guided revision.</w:t>
+      </w:r>
+    </w:p>
+    <w:p>
+      <w:pPr>
+        <w:pStyle w:val="Heading2"/>
+      </w:pPr>
+      <w:r>
+        <w:t>Your evidence record</w:t>
+      </w:r>
+    </w:p>
+    <w:p>
+      <w:pPr>
+        <w:pStyle w:val="ListBullet"/>
+      </w:pPr>
+      <w:r>
+        <w:t>For each event, state whether examples are being used for development or independent evaluation of a fixed model: comparing candidates on fitting labels; scoring a frozen model on previously reserved examples once; changing a threshold after reading a test score. Explain your last choice.</w:t>
+      </w:r>
+    </w:p>
+    <w:p>
+      <w:pPr>
+        <w:pStyle w:val="Heading3"/>
+      </w:pPr>
+      <w:r>
+        <w:t>My reasoning and evidence</w:t>
       </w:r>
     </w:p>
     <w:p>
@@ -87,22 +245,119 @@
       </w:r>
     </w:p>
     <w:p>
+      <w:r>
+        <w:t>________________________________________________________________</w:t>
+      </w:r>
+    </w:p>
+    <w:p>
+      <w:r>
+        <w:t>________________________________________________________________</w:t>
+      </w:r>
+    </w:p>
+    <w:p>
+      <w:r>
+        <w:t>________________________________________________________________</w:t>
+      </w:r>
+    </w:p>
+    <w:p>
+      <w:pPr>
+        <w:pStyle w:val="Heading1"/>
+      </w:pPr>
+      <w:r>
+        <w:t>13. W2 · Preserve the original model result</w:t>
+      </w:r>
+    </w:p>
+    <w:p>
+      <w:r>
+        <w:t>Keep TowerA’s prediction record alongside TowerB’s seen-case replay.</w:t>
+      </w:r>
+    </w:p>
+    <w:p>
+      <w:pPr>
+        <w:pStyle w:val="Heading2"/>
+      </w:pPr>
+      <w:r>
+        <w:t>Your evidence record</w:t>
+      </w:r>
+    </w:p>
+    <w:p>
+      <w:pPr>
+        <w:pStyle w:val="ListBullet"/>
+      </w:pPr>
+      <w:r>
+        <w:t>TowerA uses threshold 5 on reserved heights 3, 5, 7 and 9 cm. The labels are short, short, tall and tall. Write its predictions, agreements and disagreement. Then state why TowerB with threshold 6, selected after seeing these labels, cannot claim four independent test successes on these same records.</w:t>
+      </w:r>
+    </w:p>
+    <w:p>
       <w:pPr>
         <w:pStyle w:val="Heading3"/>
       </w:pPr>
       <w:r>
-        <w:t>Debug the Cause</w:t>
-      </w:r>
-    </w:p>
-    <w:p>
-      <w:pPr>
-        <w:spacing w:line="336" w:lineRule="auto" w:after="180"/>
-      </w:pPr>
-      <w:r>
-        <w:rPr>
-          <w:b w:val="0"/>
-        </w:rPr>
-        <w:t>Without opening the old lesson, explain one key idea from Debug the Cause. Give an example and a mistake that the idea helps you avoid.</w:t>
+        <w:t>My reasoning and evidence</w:t>
+      </w:r>
+    </w:p>
+    <w:p>
+      <w:r>
+        <w:t>________________________________________________________________</w:t>
+      </w:r>
+    </w:p>
+    <w:p>
+      <w:r>
+        <w:t>________________________________________________________________</w:t>
+      </w:r>
+    </w:p>
+    <w:p>
+      <w:r>
+        <w:t>________________________________________________________________</w:t>
+      </w:r>
+    </w:p>
+    <w:p>
+      <w:r>
+        <w:t>________________________________________________________________</w:t>
+      </w:r>
+    </w:p>
+    <w:p>
+      <w:r>
+        <w:t>________________________________________________________________</w:t>
+      </w:r>
+    </w:p>
+    <w:p>
+      <w:r>
+        <w:t>________________________________________________________________</w:t>
+      </w:r>
+    </w:p>
+    <w:p>
+      <w:r>
+        <w:t>________________________________________________________________</w:t>
+      </w:r>
+    </w:p>
+    <w:p>
+      <w:pPr>
+        <w:pStyle w:val="Heading1"/>
+      </w:pPr>
+      <w:r>
+        <w:t>14. W3 · Trace test information into selection</w:t>
+      </w:r>
+    </w:p>
+    <w:p>
+      <w:r>
+        <w:t>Explain leakage through repeated score comparisons.</w:t>
+      </w:r>
+    </w:p>
+    <w:p>
+      <w:pPr>
+        <w:pStyle w:val="Heading2"/>
+      </w:pPr>
+      <w:r>
+        <w:t>Your evidence record</w:t>
+      </w:r>
+    </w:p>
+    <w:p>
+      <w:pPr>
+        <w:pStyle w:val="ListBullet"/>
+      </w:pPr>
+      <w:r>
+        <w:t>A team leaves reserved labels out of its fitting table but tries six rules and reads a test score for each. It chooses the highest-scoring rule. Explain how information still reached model selection. Would renaming or reordering the same test records repair the problem?</w:t>
       </w:r>
     </w:p>
     <w:p>
@@ -110,7 +365,7 @@
         <w:pStyle w:val="Heading3"/>
       </w:pPr>
       <w:r>
-        <w:t>My remembered idea, example and correction</w:t>
+        <w:t>My reasoning and evidence</w:t>
       </w:r>
     </w:p>
     <w:p>
@@ -129,30 +384,55 @@
       </w:r>
     </w:p>
     <w:p>
+      <w:r>
+        <w:t>________________________________________________________________</w:t>
+      </w:r>
+    </w:p>
+    <w:p>
+      <w:r>
+        <w:t>________________________________________________________________</w:t>
+      </w:r>
+    </w:p>
+    <w:p>
+      <w:r>
+        <w:t>________________________________________________________________</w:t>
+      </w:r>
+    </w:p>
+    <w:p>
+      <w:pPr>
+        <w:pStyle w:val="Heading1"/>
+      </w:pPr>
+      <w:r>
+        <w:t>16. W5 · Inspect duplication and coverage</w:t>
+      </w:r>
+    </w:p>
+    <w:p>
+      <w:r>
+        <w:t>Propose new appropriate cases without inventing a result.</w:t>
+      </w:r>
+    </w:p>
+    <w:p>
+      <w:pPr>
+        <w:pStyle w:val="Heading2"/>
+      </w:pPr>
+      <w:r>
+        <w:t>Your evidence record</w:t>
+      </w:r>
+    </w:p>
+    <w:p>
+      <w:pPr>
+        <w:pStyle w:val="ListBullet"/>
+      </w:pPr>
+      <w:r>
+        <w:t>A class reserves ten copies of one easy development example in a new file. The model agrees with all ten labels. Explain two reasons this gives weak evidence about new cases, and propose a better final evaluation plan without promising perfect future performance.</w:t>
+      </w:r>
+    </w:p>
+    <w:p>
       <w:pPr>
         <w:pStyle w:val="Heading3"/>
       </w:pPr>
       <w:r>
-        <w:t>Algorithms as Recipes</w:t>
-      </w:r>
-    </w:p>
-    <w:p>
-      <w:pPr>
-        <w:spacing w:line="336" w:lineRule="auto" w:after="180"/>
-      </w:pPr>
-      <w:r>
-        <w:rPr>
-          <w:b w:val="0"/>
-        </w:rPr>
-        <w:t>Without opening the old lesson, explain one key idea from Algorithms as Recipes. Give an example and a mistake that the idea helps you avoid.</w:t>
-      </w:r>
-    </w:p>
-    <w:p>
-      <w:pPr>
-        <w:pStyle w:val="Heading3"/>
-      </w:pPr>
-      <w:r>
-        <w:t>My remembered idea, example and correction</w:t>
+        <w:t>My reasoning and evidence</w:t>
       </w:r>
     </w:p>
     <w:p>
@@ -171,226 +451,39 @@
       </w:r>
     </w:p>
     <w:p>
+      <w:r>
+        <w:t>________________________________________________________________</w:t>
+      </w:r>
+    </w:p>
+    <w:p>
+      <w:r>
+        <w:t>________________________________________________________________</w:t>
+      </w:r>
+    </w:p>
+    <w:p>
+      <w:r>
+        <w:t>________________________________________________________________</w:t>
+      </w:r>
+    </w:p>
+    <w:p>
       <w:pPr>
         <w:pStyle w:val="Heading1"/>
       </w:pPr>
       <w:r>
-        <w:t>02. Practise with fading help</w:t>
-      </w:r>
-    </w:p>
-    <w:p>
-      <w:r>
-        <w:t>Complete the supported Save New Examples for Testing trace and record the first step you can explain without help.</w:t>
-      </w:r>
-    </w:p>
-    <w:p>
-      <w:pPr>
-        <w:spacing w:line="336" w:lineRule="auto" w:after="180"/>
-      </w:pPr>
-      <w:r>
-        <w:rPr>
-          <w:b w:val="0"/>
-        </w:rPr>
-        <w:t>Use W2: Preserve the original result for Keeping final tests unseen. Record the answer once; the lesson and workbook refer to the same attempt.</w:t>
-      </w:r>
-    </w:p>
-    <w:tbl>
-      <w:tblPr>
-        <w:tblStyle w:val="LightShading-Accent1"/>
-        <w:tblW w:type="auto" w:w="0"/>
-        <w:tblLook w:firstColumn="1" w:firstRow="1" w:lastColumn="0" w:lastRow="0" w:noHBand="0" w:noVBand="1" w:val="04A0"/>
-      </w:tblPr>
-      <w:tblGrid>
-        <w:gridCol w:w="2556"/>
-        <w:gridCol w:w="2556"/>
-        <w:gridCol w:w="2556"/>
-        <w:gridCol w:w="2556"/>
-      </w:tblGrid>
-      <w:tr>
-        <w:trPr>
-          <w:tblHeader/>
-        </w:trPr>
-        <w:tc>
-          <w:tcPr>
-            <w:tcW w:type="dxa" w:w="2556"/>
-          </w:tcPr>
-          <w:p>
-            <w:r>
-              <w:t>Given inputs</w:t>
-            </w:r>
-          </w:p>
-        </w:tc>
-        <w:tc>
-          <w:tcPr>
-            <w:tcW w:type="dxa" w:w="2556"/>
-          </w:tcPr>
-          <w:p>
-            <w:r>
-              <w:t>Procedure I chose</w:t>
-            </w:r>
-          </w:p>
-        </w:tc>
-        <w:tc>
-          <w:tcPr>
-            <w:tcW w:type="dxa" w:w="2556"/>
-          </w:tcPr>
-          <w:p>
-            <w:r>
-              <w:t>Middle steps</w:t>
-            </w:r>
-          </w:p>
-        </w:tc>
-        <w:tc>
-          <w:tcPr>
-            <w:tcW w:type="dxa" w:w="2556"/>
-          </w:tcPr>
-          <w:p>
-            <w:r>
-              <w:t>Result and check</w:t>
-            </w:r>
-          </w:p>
-        </w:tc>
-      </w:tr>
-      <w:tr>
-        <w:tc>
-          <w:tcPr>
-            <w:tcW w:type="dxa" w:w="2556"/>
-          </w:tcPr>
-          <w:p>
-            <w:r/>
-          </w:p>
-        </w:tc>
-        <w:tc>
-          <w:tcPr>
-            <w:tcW w:type="dxa" w:w="2556"/>
-          </w:tcPr>
-          <w:p>
-            <w:r/>
-          </w:p>
-        </w:tc>
-        <w:tc>
-          <w:tcPr>
-            <w:tcW w:type="dxa" w:w="2556"/>
-          </w:tcPr>
-          <w:p>
-            <w:r/>
-          </w:p>
-        </w:tc>
-        <w:tc>
-          <w:tcPr>
-            <w:tcW w:type="dxa" w:w="2556"/>
-          </w:tcPr>
-          <w:p>
-            <w:r/>
-          </w:p>
-        </w:tc>
-      </w:tr>
-    </w:tbl>
-    <w:p>
-      <w:pPr>
-        <w:pStyle w:val="Heading3"/>
-      </w:pPr>
-      <w:r>
-        <w:t>The step I completed without help, and the hint I needed</w:t>
-      </w:r>
-    </w:p>
-    <w:p>
-      <w:r>
-        <w:t>________________________________________________________________</w:t>
-      </w:r>
-    </w:p>
-    <w:p>
-      <w:r>
-        <w:t>________________________________________________________________</w:t>
-      </w:r>
-    </w:p>
-    <w:p>
-      <w:r>
-        <w:t>________________________________________________________________</w:t>
-      </w:r>
-    </w:p>
-    <w:p>
-      <w:pPr>
-        <w:pStyle w:val="Heading1"/>
-      </w:pPr>
-      <w:r>
-        <w:t>03. Individual reasoning check</w:t>
-      </w:r>
-    </w:p>
-    <w:p>
-      <w:r>
-        <w:t>Check the proposed Save New Examples for Testing explanation against the supplied facts before discussing it.</w:t>
-      </w:r>
-    </w:p>
-    <w:p>
-      <w:pPr>
-        <w:spacing w:line="336" w:lineRule="auto" w:after="180"/>
-      </w:pPr>
-      <w:r>
-        <w:rPr>
-          <w:b w:val="0"/>
-        </w:rPr>
-        <w:t>Use the worked case for Keeping final tests unseen. Proposed explanation: “A new file makes old records unseen”. Decide whether this explanation is supported.</w:t>
-      </w:r>
-    </w:p>
-    <w:p>
-      <w:pPr>
-        <w:spacing w:line="336" w:lineRule="auto" w:after="180"/>
-      </w:pPr>
-      <w:r>
-        <w:rPr>
-          <w:b w:val="0"/>
-        </w:rPr>
-        <w:t>Point to the step or supplied fact that decides; explain your repair if needed.</w:t>
-      </w:r>
-    </w:p>
-    <w:p>
-      <w:pPr>
-        <w:pStyle w:val="Heading3"/>
-      </w:pPr>
-      <w:r>
-        <w:t>My explanation before partner discussion</w:t>
-      </w:r>
-    </w:p>
-    <w:p>
-      <w:r>
-        <w:t>________________________________________________________________</w:t>
-      </w:r>
-    </w:p>
-    <w:p>
-      <w:r>
-        <w:t>________________________________________________________________</w:t>
-      </w:r>
-    </w:p>
-    <w:p>
-      <w:r>
-        <w:t>________________________________________________________________</w:t>
-      </w:r>
-    </w:p>
-    <w:p>
-      <w:r>
-        <w:t>________________________________________________________________</w:t>
-      </w:r>
-    </w:p>
-    <w:p>
-      <w:pPr>
-        <w:pStyle w:val="Heading1"/>
-      </w:pPr>
-      <w:r>
-        <w:t>04. Independent transfer case</w:t>
-      </w:r>
-    </w:p>
-    <w:p>
-      <w:r>
-        <w:t>Write one first attempt at the reserved independent case before feedback. Repeated copies of that case refer to the same recorded attempt.</w:t>
-      </w:r>
-    </w:p>
-    <w:p>
-      <w:pPr>
-        <w:pStyle w:val="Heading3"/>
-      </w:pPr>
-      <w:r>
-        <w:t>Independent case: Run a separate ribbon experiment</w:t>
+        <w:t>04. W4 · Run a separate ribbon experiment</w:t>
+      </w:r>
+    </w:p>
+    <w:p>
+      <w:r>
+        <w:t>Keep one first attempt before hints or feedback.</w:t>
+      </w:r>
+    </w:p>
+    <w:p>
+      <w:pPr>
+        <w:pStyle w:val="Heading2"/>
+      </w:pPr>
+      <w:r>
+        <w:t>Read and explain independently</w:t>
       </w:r>
     </w:p>
     <w:p>
@@ -495,6 +588,14 @@
     </w:p>
     <w:p>
       <w:pPr>
+        <w:pStyle w:val="Heading2"/>
+      </w:pPr>
+      <w:r>
+        <w:t>Keep a fair record</w:t>
+      </w:r>
+    </w:p>
+    <w:p>
+      <w:pPr>
         <w:spacing w:line="336" w:lineRule="auto" w:after="180"/>
       </w:pPr>
       <w:r>
@@ -506,15 +607,39 @@
     </w:p>
     <w:p>
       <w:pPr>
+        <w:pStyle w:val="Heading2"/>
+      </w:pPr>
+      <w:r>
+        <w:t>Earlier wording, alternatives and picture transcripts · reference / check after trying</w:t>
+      </w:r>
+    </w:p>
+    <w:p>
+      <w:pPr>
+        <w:pStyle w:val="Heading3"/>
+      </w:pPr>
+      <w:r>
+        <w:t>Independent case: Run a separate ribbon experiment</w:t>
+      </w:r>
+    </w:p>
+    <w:p>
+      <w:pPr>
         <w:pStyle w:val="Heading1"/>
       </w:pPr>
       <w:r>
-        <w:t>05. Your learning target</w:t>
-      </w:r>
-    </w:p>
-    <w:p>
-      <w:r>
-        <w:t>Connect the Save New Examples for Testing target to a trace and a justified conclusion.</w:t>
+        <w:t>09. Project · Keep the decision and its evidence</w:t>
+      </w:r>
+    </w:p>
+    <w:p>
+      <w:r>
+        <w:t>Add this week’s change to your existing project record.</w:t>
+      </w:r>
+    </w:p>
+    <w:p>
+      <w:pPr>
+        <w:pStyle w:val="Heading2"/>
+      </w:pPr>
+      <w:r>
+        <w:t>Your evidence record</w:t>
       </w:r>
     </w:p>
     <w:p>
@@ -525,20 +650,7 @@
         <w:rPr>
           <w:b w:val="0"/>
         </w:rPr>
-        <w:t>Eight cards are used to invent a rule. Four sealed cards are then opened; the team changes its rule after seeing errors. Can those four cards still be called an untouched final test? Plan what to do next.</w:t>
-      </w:r>
-    </w:p>
-    <w:p>
-      <w:pPr>
-        <w:pStyle w:val="Heading1"/>
-      </w:pPr>
-      <w:r>
-        <w:t>06. Solve the given case</w:t>
-      </w:r>
-    </w:p>
-    <w:p>
-      <w:r>
-        <w:t>Solve the supplied Save New Examples for Testing case and show the deciding evidence.</w:t>
+        <w:t>Create separate learn and test envelopes for the Classroom Sorter and label who may open each.</w:t>
       </w:r>
     </w:p>
     <w:p>
@@ -549,30 +661,7 @@
         <w:rPr>
           <w:b w:val="0"/>
         </w:rPr>
-        <w:t>Cards A–F are used for practice. G and H remain sealed.</w:t>
-      </w:r>
-    </w:p>
-    <w:p>
-      <w:pPr>
-        <w:spacing w:line="336" w:lineRule="auto" w:after="180"/>
-        <w:shd w:fill="F5F1FB"/>
-      </w:pPr>
-      <w:r>
-        <w:rPr>
-          <w:b w:val="0"/>
-        </w:rPr>
-        <w:t>Which can provide a fresh test, and under what condition?</w:t>
-      </w:r>
-    </w:p>
-    <w:p>
-      <w:pPr>
-        <w:spacing w:line="336" w:lineRule="auto" w:after="180"/>
-      </w:pPr>
-      <w:r>
-        <w:rPr>
-          <w:b w:val="0"/>
-        </w:rPr>
-        <w:t xml:space="preserve">Show your trace, calculation or </w:t>
+        <w:t xml:space="preserve">The project change and </w:t>
       </w:r>
       <w:r>
         <w:rPr>
@@ -580,309 +669,6 @@
         </w:rPr>
         <w:t>evidence</w:t>
       </w:r>
-    </w:p>
-    <w:p>
-      <w:pPr>
-        <w:pStyle w:val="Heading3"/>
-      </w:pPr>
-      <w:r>
-        <w:t>Write or draw your reasoning and evidence.</w:t>
-      </w:r>
-    </w:p>
-    <w:p>
-      <w:r>
-        <w:t>________________________________________________________________</w:t>
-      </w:r>
-    </w:p>
-    <w:p>
-      <w:r>
-        <w:t>________________________________________________________________</w:t>
-      </w:r>
-    </w:p>
-    <w:p>
-      <w:r>
-        <w:t>________________________________________________________________</w:t>
-      </w:r>
-    </w:p>
-    <w:p>
-      <w:r>
-        <w:t>________________________________________________________________</w:t>
-      </w:r>
-    </w:p>
-    <w:p>
-      <w:r>
-        <w:t>________________________________________________________________</w:t>
-      </w:r>
-    </w:p>
-    <w:p>
-      <w:pPr>
-        <w:pStyle w:val="Heading1"/>
-      </w:pPr>
-      <w:r>
-        <w:t>07. Check a changed case</w:t>
-      </w:r>
-    </w:p>
-    <w:p>
-      <w:r>
-        <w:t>Apply the procedure to the changed case and record why the conclusion follows.</w:t>
-      </w:r>
-    </w:p>
-    <w:p>
-      <w:pPr>
-        <w:spacing w:line="336" w:lineRule="auto" w:after="180"/>
-        <w:shd w:fill="F5F1FB"/>
-      </w:pPr>
-      <w:r>
-        <w:rPr>
-          <w:b w:val="0"/>
-        </w:rPr>
-        <w:t>You teach a sorter using cards A, B and C. You keep D and E unseen. Which cards provide the fairer first test? What changes if you show D during teaching?</w:t>
-      </w:r>
-    </w:p>
-    <w:p>
-      <w:pPr>
-        <w:spacing w:line="336" w:lineRule="auto" w:after="180"/>
-      </w:pPr>
-      <w:r>
-        <w:rPr>
-          <w:b w:val="0"/>
-        </w:rPr>
-        <w:t>My independent answer and reason</w:t>
-      </w:r>
-    </w:p>
-    <w:p>
-      <w:pPr>
-        <w:pStyle w:val="Heading3"/>
-      </w:pPr>
-      <w:r>
-        <w:t>Write or draw your reasoning and evidence.</w:t>
-      </w:r>
-    </w:p>
-    <w:p>
-      <w:r>
-        <w:t>________________________________________________________________</w:t>
-      </w:r>
-    </w:p>
-    <w:p>
-      <w:r>
-        <w:t>________________________________________________________________</w:t>
-      </w:r>
-    </w:p>
-    <w:p>
-      <w:r>
-        <w:t>________________________________________________________________</w:t>
-      </w:r>
-    </w:p>
-    <w:p>
-      <w:r>
-        <w:t>________________________________________________________________</w:t>
-      </w:r>
-    </w:p>
-    <w:p>
-      <w:r>
-        <w:t>________________________________________________________________</w:t>
-      </w:r>
-    </w:p>
-    <w:p>
-      <w:pPr>
-        <w:pStyle w:val="Heading3"/>
-      </w:pPr>
-      <w:r>
-        <w:t>Week 15 Test and reflect</w:t>
-      </w:r>
-    </w:p>
-    <w:p>
-      <w:pPr>
-        <w:pStyle w:val="Heading1"/>
-      </w:pPr>
-      <w:r>
-        <w:t>08. Design a revealing test</w:t>
-      </w:r>
-    </w:p>
-    <w:p>
-      <w:r>
-        <w:t>Specify a changed input, expected result and observation separately.</w:t>
-      </w:r>
-    </w:p>
-    <w:p>
-      <w:pPr>
-        <w:spacing w:line="336" w:lineRule="auto" w:after="180"/>
-      </w:pPr>
-      <w:r>
-        <w:rPr>
-          <w:b w:val="0"/>
-        </w:rPr>
-        <w:t xml:space="preserve">Create a changed </w:t>
-      </w:r>
-      <w:r>
-        <w:rPr>
-          <w:b/>
-        </w:rPr>
-        <w:t>input</w:t>
-      </w:r>
-      <w:r>
-        <w:rPr>
-          <w:b w:val="0"/>
-        </w:rPr>
-        <w:t>, boundary case or missing-information case. Write the expected answer or safe response before testing.</w:t>
-      </w:r>
-    </w:p>
-    <w:tbl>
-      <w:tblPr>
-        <w:tblStyle w:val="LightShading-Accent1"/>
-        <w:tblW w:type="auto" w:w="0"/>
-        <w:tblLook w:firstColumn="1" w:firstRow="1" w:lastColumn="0" w:lastRow="0" w:noHBand="0" w:noVBand="1" w:val="04A0"/>
-      </w:tblPr>
-      <w:tblGrid>
-        <w:gridCol w:w="5112"/>
-        <w:gridCol w:w="5112"/>
-      </w:tblGrid>
-      <w:tr>
-        <w:trPr>
-          <w:tblHeader/>
-        </w:trPr>
-        <w:tc>
-          <w:tcPr>
-            <w:tcW w:type="dxa" w:w="5112"/>
-          </w:tcPr>
-          <w:p>
-            <w:r>
-              <w:t>Test record</w:t>
-            </w:r>
-          </w:p>
-        </w:tc>
-        <w:tc>
-          <w:tcPr>
-            <w:tcW w:type="dxa" w:w="5112"/>
-          </w:tcPr>
-          <w:p>
-            <w:r>
-              <w:t>My evidence</w:t>
-            </w:r>
-          </w:p>
-        </w:tc>
-      </w:tr>
-      <w:tr>
-        <w:tc>
-          <w:tcPr>
-            <w:tcW w:type="dxa" w:w="5112"/>
-          </w:tcPr>
-          <w:p>
-            <w:r>
-              <w:t>Changed input or condition</w:t>
-            </w:r>
-          </w:p>
-        </w:tc>
-        <w:tc>
-          <w:tcPr>
-            <w:tcW w:type="dxa" w:w="5112"/>
-          </w:tcPr>
-          <w:p>
-            <w:r/>
-          </w:p>
-        </w:tc>
-      </w:tr>
-      <w:tr>
-        <w:tc>
-          <w:tcPr>
-            <w:tcW w:type="dxa" w:w="5112"/>
-          </w:tcPr>
-          <w:p>
-            <w:r>
-              <w:t>Expected answer or fallback</w:t>
-            </w:r>
-          </w:p>
-        </w:tc>
-        <w:tc>
-          <w:tcPr>
-            <w:tcW w:type="dxa" w:w="5112"/>
-          </w:tcPr>
-          <w:p>
-            <w:r/>
-          </w:p>
-        </w:tc>
-      </w:tr>
-      <w:tr>
-        <w:tc>
-          <w:tcPr>
-            <w:tcW w:type="dxa" w:w="5112"/>
-          </w:tcPr>
-          <w:p>
-            <w:r>
-              <w:t>Observed result</w:t>
-            </w:r>
-          </w:p>
-        </w:tc>
-        <w:tc>
-          <w:tcPr>
-            <w:tcW w:type="dxa" w:w="5112"/>
-          </w:tcPr>
-          <w:p>
-            <w:r/>
-          </w:p>
-        </w:tc>
-      </w:tr>
-      <w:tr>
-        <w:tc>
-          <w:tcPr>
-            <w:tcW w:type="dxa" w:w="5112"/>
-          </w:tcPr>
-          <w:p>
-            <w:r>
-              <w:t>Why the result occurred</w:t>
-            </w:r>
-          </w:p>
-        </w:tc>
-        <w:tc>
-          <w:tcPr>
-            <w:tcW w:type="dxa" w:w="5112"/>
-          </w:tcPr>
-          <w:p>
-            <w:r/>
-          </w:p>
-        </w:tc>
-      </w:tr>
-    </w:tbl>
-    <w:p>
-      <w:pPr>
-        <w:pStyle w:val="Heading1"/>
-      </w:pPr>
-      <w:r>
-        <w:t>09. Project checkpoint</w:t>
-      </w:r>
-    </w:p>
-    <w:p>
-      <w:r>
-        <w:t>Justify what Save New Examples for Testing adds to Helpful Classroom Sorter and keep the evidence.</w:t>
-      </w:r>
-    </w:p>
-    <w:p>
-      <w:pPr>
-        <w:spacing w:line="336" w:lineRule="auto" w:after="180"/>
-      </w:pPr>
-      <w:r>
-        <w:rPr>
-          <w:b w:val="0"/>
-        </w:rPr>
-        <w:t>Create separate learn and test envelopes for the Classroom Sorter and label who may open each.</w:t>
-      </w:r>
-    </w:p>
-    <w:p>
-      <w:pPr>
-        <w:spacing w:line="336" w:lineRule="auto" w:after="180"/>
-      </w:pPr>
-      <w:r>
-        <w:rPr>
-          <w:b w:val="0"/>
-        </w:rPr>
-        <w:t xml:space="preserve">The project change and </w:t>
-      </w:r>
-      <w:r>
-        <w:rPr>
-          <w:b/>
-        </w:rPr>
-        <w:t>evidence</w:t>
-      </w:r>
       <w:r>
         <w:rPr>
           <w:b w:val="0"/>
@@ -928,614 +714,20 @@
         <w:pStyle w:val="Heading1"/>
       </w:pPr>
       <w:r>
-        <w:t>10. Self check</w:t>
-      </w:r>
-    </w:p>
-    <w:p>
-      <w:r>
-        <w:t>Judge explanation, evidence, transfer and limits separately; attach the work behind your judgement.</w:t>
-      </w:r>
-    </w:p>
-    <w:p>
-      <w:pPr>
-        <w:pStyle w:val="ListBullet"/>
-      </w:pPr>
-      <w:r>
-        <w:t>I can explain the mechanism.</w:t>
-      </w:r>
-    </w:p>
-    <w:p>
-      <w:pPr>
-        <w:pStyle w:val="ListBullet"/>
-      </w:pPr>
-      <w:r>
-        <w:t>I can show evidence.</w:t>
-      </w:r>
-    </w:p>
-    <w:p>
-      <w:pPr>
-        <w:pStyle w:val="ListBullet"/>
-      </w:pPr>
-      <w:r>
-        <w:t>I can handle a changed case.</w:t>
-      </w:r>
-    </w:p>
-    <w:p>
-      <w:pPr>
-        <w:pStyle w:val="ListBullet"/>
-      </w:pPr>
-      <w:r>
-        <w:t>I can name a limit.</w:t>
-      </w:r>
-    </w:p>
-    <w:p>
-      <w:r>
-        <w:t>Mark each as not yet, with help or independently, and attach supporting work.</w:t>
-      </w:r>
-    </w:p>
-    <w:p>
-      <w:pPr>
-        <w:spacing w:line="336" w:lineRule="auto" w:after="180"/>
-      </w:pPr>
-      <w:r>
-        <w:rPr>
-          <w:b w:val="0"/>
-        </w:rPr>
-        <w:t>Teacher review ____________________  Next step ____________________</w:t>
-      </w:r>
-    </w:p>
-    <w:p>
-      <w:pPr>
-        <w:pStyle w:val="Heading1"/>
-      </w:pPr>
-      <w:r>
-        <w:t>11. Transfer practice from the original programme</w:t>
-      </w:r>
-    </w:p>
-    <w:p>
-      <w:r>
-        <w:t>Use this earlier case as transfer practice. A case already discussed with feedback is not fresh assessment evidence.</w:t>
-      </w:r>
-    </w:p>
-    <w:p>
-      <w:pPr>
-        <w:spacing w:line="336" w:lineRule="auto" w:after="180"/>
-      </w:pPr>
-      <w:r>
-        <w:rPr>
-          <w:b w:val="0"/>
-        </w:rPr>
-        <w:t>Eight cards are used to invent a rule. Four sealed cards are then opened; the team changes its rule after seeing errors. Can those four cards still be called an untouched final test? Plan what to do next.</w:t>
-      </w:r>
-    </w:p>
-    <w:p>
-      <w:pPr>
-        <w:pStyle w:val="Heading3"/>
-      </w:pPr>
-      <w:r>
-        <w:t>My independently reasoned answer</w:t>
-      </w:r>
-    </w:p>
-    <w:p>
-      <w:r>
-        <w:t>________________________________________________________________</w:t>
-      </w:r>
-    </w:p>
-    <w:p>
-      <w:r>
-        <w:t>________________________________________________________________</w:t>
-      </w:r>
-    </w:p>
-    <w:p>
-      <w:r>
-        <w:t>________________________________________________________________</w:t>
-      </w:r>
-    </w:p>
-    <w:p>
-      <w:r>
-        <w:t>________________________________________________________________</w:t>
-      </w:r>
-    </w:p>
-    <w:p>
-      <w:r>
-        <w:t>________________________________________________________________</w:t>
-      </w:r>
-    </w:p>
-    <w:p>
-      <w:r>
-        <w:t>________________________________________________________________</w:t>
-      </w:r>
-    </w:p>
-    <w:p>
-      <w:r>
-        <w:t>________________________________________________________________</w:t>
-      </w:r>
-    </w:p>
-    <w:p>
-      <w:pPr>
-        <w:spacing w:line="336" w:lineRule="auto" w:after="180"/>
-      </w:pPr>
-      <w:r>
-        <w:rPr>
-          <w:b w:val="0"/>
-        </w:rPr>
-        <w:t>Record support used: none, hint or teacher explanation.</w:t>
-      </w:r>
-    </w:p>
-    <w:p>
-      <w:pPr>
-        <w:pStyle w:val="Heading1"/>
-      </w:pPr>
-      <w:r>
-        <w:t>12. W1 Assign the evidence its role</w:t>
-      </w:r>
-    </w:p>
-    <w:p>
-      <w:r>
-        <w:t>Assign the evidence its role. Apply the supplied Save New Examples for Testing facts and keep your reasoning.</w:t>
-      </w:r>
-    </w:p>
-    <w:p>
-      <w:pPr>
-        <w:spacing w:line="336" w:lineRule="auto" w:after="180"/>
-      </w:pPr>
-      <w:r>
-        <w:rPr>
-          <w:b w:val="0"/>
-        </w:rPr>
-        <w:t xml:space="preserve">For each event, state whether examples are being used for development or independent evaluation of a fixed model: comparing candidates on </w:t>
-      </w:r>
-      <w:r>
-        <w:rPr>
-          <w:b/>
-        </w:rPr>
-        <w:t>fitting</w:t>
-      </w:r>
-      <w:r>
-        <w:rPr>
-          <w:b w:val="0"/>
-        </w:rPr>
-        <w:t xml:space="preserve"> labels; scoring a frozen model on previously reserved examples once; changing a threshold after reading a test score.</w:t>
-      </w:r>
-    </w:p>
-    <w:p>
-      <w:pPr>
-        <w:spacing w:line="336" w:lineRule="auto" w:after="180"/>
-      </w:pPr>
-      <w:r>
-        <w:rPr>
-          <w:b w:val="0"/>
-        </w:rPr>
-        <w:t>Explain your last choice.</w:t>
-      </w:r>
-    </w:p>
-    <w:p>
-      <w:pPr>
-        <w:pStyle w:val="Heading3"/>
-      </w:pPr>
-      <w:r>
-        <w:t>My reasoning and evidence</w:t>
-      </w:r>
-    </w:p>
-    <w:p>
-      <w:r>
-        <w:t>________________________________________________________________</w:t>
-      </w:r>
-    </w:p>
-    <w:p>
-      <w:r>
-        <w:t>________________________________________________________________</w:t>
-      </w:r>
-    </w:p>
-    <w:p>
-      <w:r>
-        <w:t>________________________________________________________________</w:t>
-      </w:r>
-    </w:p>
-    <w:p>
-      <w:r>
-        <w:t>________________________________________________________________</w:t>
-      </w:r>
-    </w:p>
-    <w:p>
-      <w:r>
-        <w:t>________________________________________________________________</w:t>
-      </w:r>
-    </w:p>
-    <w:p>
-      <w:r>
-        <w:t>________________________________________________________________</w:t>
-      </w:r>
-    </w:p>
-    <w:p>
-      <w:pPr>
-        <w:pStyle w:val="Heading1"/>
-      </w:pPr>
-      <w:r>
-        <w:t>13. W2 Preserve the original result</w:t>
-      </w:r>
-    </w:p>
-    <w:p>
-      <w:r>
-        <w:t>Preserve the original result. Apply the supplied Save New Examples for Testing facts and keep your reasoning.</w:t>
-      </w:r>
-    </w:p>
-    <w:p>
-      <w:pPr>
-        <w:spacing w:line="336" w:lineRule="auto" w:after="180"/>
-      </w:pPr>
-      <w:r>
-        <w:rPr>
-          <w:b w:val="0"/>
-        </w:rPr>
-        <w:t xml:space="preserve">TowerA uses threshold 5 on reserved heights 3, 5, 7 and 9 cm. The labels are short, short, tall and tall. Write its </w:t>
-      </w:r>
-      <w:r>
-        <w:rPr>
-          <w:b/>
-        </w:rPr>
-        <w:t>prediction</w:t>
-      </w:r>
-      <w:r>
-        <w:rPr>
-          <w:b w:val="0"/>
-        </w:rPr>
-        <w:t>s, agreements and disagreement.</w:t>
-      </w:r>
-    </w:p>
-    <w:p>
-      <w:pPr>
-        <w:spacing w:line="336" w:lineRule="auto" w:after="180"/>
-      </w:pPr>
-      <w:r>
-        <w:rPr>
-          <w:b w:val="0"/>
-        </w:rPr>
-        <w:t>Then state why TowerB with threshold 6, selected after seeing these labels, cannot claim four independent test successes on these same records.</w:t>
-      </w:r>
-    </w:p>
-    <w:p>
-      <w:pPr>
-        <w:pStyle w:val="Heading3"/>
-      </w:pPr>
-      <w:r>
-        <w:t>My reasoning and evidence</w:t>
-      </w:r>
-    </w:p>
-    <w:p>
-      <w:r>
-        <w:t>________________________________________________________________</w:t>
-      </w:r>
-    </w:p>
-    <w:p>
-      <w:r>
-        <w:t>________________________________________________________________</w:t>
-      </w:r>
-    </w:p>
-    <w:p>
-      <w:r>
-        <w:t>________________________________________________________________</w:t>
-      </w:r>
-    </w:p>
-    <w:p>
-      <w:r>
-        <w:t>________________________________________________________________</w:t>
-      </w:r>
-    </w:p>
-    <w:p>
-      <w:r>
-        <w:t>________________________________________________________________</w:t>
-      </w:r>
-    </w:p>
-    <w:p>
-      <w:r>
-        <w:t>________________________________________________________________</w:t>
-      </w:r>
-    </w:p>
-    <w:p>
-      <w:r>
-        <w:t>________________________________________________________________</w:t>
-      </w:r>
-    </w:p>
-    <w:p>
-      <w:pPr>
-        <w:pStyle w:val="Heading1"/>
-      </w:pPr>
-      <w:r>
-        <w:t>14. W3 Detect a less visible leak</w:t>
-      </w:r>
-    </w:p>
-    <w:p>
-      <w:r>
-        <w:t>Detect a less visible leak. Apply the supplied Save New Examples for Testing facts and keep your reasoning.</w:t>
-      </w:r>
-    </w:p>
-    <w:p>
-      <w:pPr>
-        <w:spacing w:line="336" w:lineRule="auto" w:after="180"/>
-      </w:pPr>
-      <w:r>
-        <w:rPr>
-          <w:b w:val="0"/>
-        </w:rPr>
-        <w:t xml:space="preserve">A team leaves reserved labels out of its </w:t>
-      </w:r>
-      <w:r>
-        <w:rPr>
-          <w:b/>
-        </w:rPr>
-        <w:t>fitting</w:t>
-      </w:r>
-      <w:r>
-        <w:rPr>
-          <w:b w:val="0"/>
-        </w:rPr>
-        <w:t xml:space="preserve"> table but tries six rules and reads a test score for each. It chooses the highest-scoring rule. Explain how information still reached model selection.</w:t>
-      </w:r>
-    </w:p>
-    <w:p>
-      <w:pPr>
-        <w:spacing w:line="336" w:lineRule="auto" w:after="180"/>
-      </w:pPr>
-      <w:r>
-        <w:rPr>
-          <w:b w:val="0"/>
-        </w:rPr>
-        <w:t>Would renaming or reordering the same test records repair the problem?</w:t>
-      </w:r>
-    </w:p>
-    <w:p>
-      <w:pPr>
-        <w:pStyle w:val="Heading3"/>
-      </w:pPr>
-      <w:r>
-        <w:t>My reasoning and evidence</w:t>
-      </w:r>
-    </w:p>
-    <w:p>
-      <w:r>
-        <w:t>________________________________________________________________</w:t>
-      </w:r>
-    </w:p>
-    <w:p>
-      <w:r>
-        <w:t>________________________________________________________________</w:t>
-      </w:r>
-    </w:p>
-    <w:p>
-      <w:r>
-        <w:t>________________________________________________________________</w:t>
-      </w:r>
-    </w:p>
-    <w:p>
-      <w:r>
-        <w:t>________________________________________________________________</w:t>
-      </w:r>
-    </w:p>
-    <w:p>
-      <w:r>
-        <w:t>________________________________________________________________</w:t>
-      </w:r>
-    </w:p>
-    <w:p>
-      <w:r>
-        <w:t>________________________________________________________________</w:t>
-      </w:r>
-    </w:p>
-    <w:p>
-      <w:pPr>
-        <w:pStyle w:val="Heading1"/>
-      </w:pPr>
-      <w:r>
-        <w:t>15. W4 Run a separate ribbon experiment</w:t>
-      </w:r>
-    </w:p>
-    <w:p>
-      <w:r>
-        <w:t>Attempt before feedback. If this repeats the selected independent case, reuse that first attempt; otherwise keep a separate record. Run a separate ribbon experiment. Apply the supplied Save New Examples for Testing facts and keep your reasoning.</w:t>
-      </w:r>
-    </w:p>
-    <w:p>
-      <w:pPr>
-        <w:spacing w:line="336" w:lineRule="auto" w:after="180"/>
-      </w:pPr>
-      <w:r>
-        <w:rPr>
-          <w:b w:val="0"/>
-        </w:rPr>
-        <w:t xml:space="preserve">Before receiving any test labels, </w:t>
-      </w:r>
-      <w:r>
-        <w:rPr>
-          <w:b/>
-        </w:rPr>
-        <w:t>freeze</w:t>
-      </w:r>
-      <w:r>
-        <w:rPr>
-          <w:b w:val="0"/>
-        </w:rPr>
-        <w:t xml:space="preserve"> RibbonA: whole cm lengths 1 through 12, long at least 6 cm and short otherwise. Save </w:t>
-      </w:r>
-      <w:r>
-        <w:rPr>
-          <w:b/>
-        </w:rPr>
-        <w:t>prediction</w:t>
-      </w:r>
-      <w:r>
-        <w:rPr>
-          <w:b w:val="0"/>
-        </w:rPr>
-        <w:t>s for 5, 7, 9 and 11 cm.</w:t>
-      </w:r>
-    </w:p>
-    <w:p>
-      <w:pPr>
-        <w:spacing w:line="336" w:lineRule="auto" w:after="180"/>
-      </w:pPr>
-      <w:r>
-        <w:rPr>
-          <w:b w:val="0"/>
-        </w:rPr>
-        <w:t>Ask your teacher to reveal the reserved labels, then record agreements, disagreements and a limited result statement.</w:t>
-      </w:r>
-    </w:p>
-    <w:p>
-      <w:pPr>
-        <w:spacing w:line="336" w:lineRule="auto" w:after="180"/>
-      </w:pPr>
-      <w:r>
-        <w:rPr>
-          <w:b w:val="0"/>
-        </w:rPr>
-        <w:t>If you later choose threshold 8 after seeing these labels, explain how you must describe its result on the same records.</w:t>
-      </w:r>
-    </w:p>
-    <w:p>
-      <w:pPr>
-        <w:pStyle w:val="Heading3"/>
-      </w:pPr>
-      <w:r>
-        <w:t>My reasoning and evidence</w:t>
-      </w:r>
-    </w:p>
-    <w:p>
-      <w:r>
-        <w:t>________________________________________________________________</w:t>
-      </w:r>
-    </w:p>
-    <w:p>
-      <w:r>
-        <w:t>________________________________________________________________</w:t>
-      </w:r>
-    </w:p>
-    <w:p>
-      <w:r>
-        <w:t>________________________________________________________________</w:t>
-      </w:r>
-    </w:p>
-    <w:p>
-      <w:r>
-        <w:t>________________________________________________________________</w:t>
-      </w:r>
-    </w:p>
-    <w:p>
-      <w:r>
-        <w:t>________________________________________________________________</w:t>
-      </w:r>
-    </w:p>
-    <w:p>
-      <w:r>
-        <w:t>________________________________________________________________</w:t>
-      </w:r>
-    </w:p>
-    <w:p>
-      <w:r>
-        <w:t>________________________________________________________________</w:t>
-      </w:r>
-    </w:p>
-    <w:p>
-      <w:r>
-        <w:t>________________________________________________________________</w:t>
-      </w:r>
-    </w:p>
-    <w:p>
-      <w:pPr>
-        <w:pStyle w:val="Heading1"/>
-      </w:pPr>
-      <w:r>
-        <w:t>16. W5 Audit a proposed final set</w:t>
-      </w:r>
-    </w:p>
-    <w:p>
-      <w:r>
-        <w:t>Audit a proposed final set. Apply the supplied Save New Examples for Testing facts and keep your reasoning.</w:t>
-      </w:r>
-    </w:p>
-    <w:p>
-      <w:pPr>
-        <w:spacing w:line="336" w:lineRule="auto" w:after="180"/>
-      </w:pPr>
-      <w:r>
-        <w:rPr>
-          <w:b w:val="0"/>
-        </w:rPr>
-        <w:t>A class reserves ten copies of one easy development example in a new file. The model agrees with all ten labels.</w:t>
-      </w:r>
-    </w:p>
-    <w:p>
-      <w:pPr>
-        <w:spacing w:line="336" w:lineRule="auto" w:after="180"/>
-      </w:pPr>
-      <w:r>
-        <w:rPr>
-          <w:b w:val="0"/>
-        </w:rPr>
-        <w:t xml:space="preserve">Explain two reasons this gives weak </w:t>
-      </w:r>
-      <w:r>
-        <w:rPr>
-          <w:b/>
-        </w:rPr>
-        <w:t>evidence</w:t>
-      </w:r>
-      <w:r>
-        <w:rPr>
-          <w:b w:val="0"/>
-        </w:rPr>
-        <w:t xml:space="preserve"> about new cases, and propose a better final evaluation plan without promising perfect future performance.</w:t>
-      </w:r>
-    </w:p>
-    <w:p>
-      <w:pPr>
-        <w:pStyle w:val="Heading3"/>
-      </w:pPr>
-      <w:r>
-        <w:t>My reasoning and evidence</w:t>
-      </w:r>
-    </w:p>
-    <w:p>
-      <w:r>
-        <w:t>________________________________________________________________</w:t>
-      </w:r>
-    </w:p>
-    <w:p>
-      <w:r>
-        <w:t>________________________________________________________________</w:t>
-      </w:r>
-    </w:p>
-    <w:p>
-      <w:r>
-        <w:t>________________________________________________________________</w:t>
-      </w:r>
-    </w:p>
-    <w:p>
-      <w:r>
-        <w:t>________________________________________________________________</w:t>
-      </w:r>
-    </w:p>
-    <w:p>
-      <w:r>
-        <w:t>________________________________________________________________</w:t>
-      </w:r>
-    </w:p>
-    <w:p>
-      <w:r>
-        <w:t>________________________________________________________________</w:t>
-      </w:r>
-    </w:p>
-    <w:p>
-      <w:pPr>
-        <w:pStyle w:val="Heading1"/>
-      </w:pPr>
-      <w:r>
-        <w:t>17. Feedback, return check and learning record</w:t>
-      </w:r>
-    </w:p>
-    <w:p>
-      <w:r>
-        <w:t>Record the first repaired step and a different case to revisit after a delay.</w:t>
+        <w:t>17. Feedback · Repair and return</w:t>
+      </w:r>
+    </w:p>
+    <w:p>
+      <w:r>
+        <w:t>Keep the first attempt, the repair and a changed-case return.</w:t>
+      </w:r>
+    </w:p>
+    <w:p>
+      <w:pPr>
+        <w:pStyle w:val="Heading2"/>
+      </w:pPr>
+      <w:r>
+        <w:t>Your evidence record</w:t>
       </w:r>
     </w:p>
     <w:tbl>
@@ -1690,12 +882,896 @@
         <w:pStyle w:val="Heading1"/>
       </w:pPr>
       <w:r>
-        <w:t>18. Pictorial case practice: Save New Examples for Testing</w:t>
-      </w:r>
-    </w:p>
-    <w:p>
-      <w:r>
-        <w:t>A fictional envelope exercise evaluates a fixed pencil-length sorter. Explain the labelled step before checking the changed condition.</w:t>
+        <w:t>10. Finish · Judge the evidence in your work</w:t>
+      </w:r>
+    </w:p>
+    <w:p>
+      <w:r>
+        <w:t>Point to work that supports your confidence level.</w:t>
+      </w:r>
+    </w:p>
+    <w:p>
+      <w:pPr>
+        <w:pStyle w:val="Heading2"/>
+      </w:pPr>
+      <w:r>
+        <w:t>Your evidence record</w:t>
+      </w:r>
+    </w:p>
+    <w:p>
+      <w:pPr>
+        <w:pStyle w:val="ListBullet"/>
+      </w:pPr>
+      <w:r>
+        <w:t>I can explain the mechanism.</w:t>
+      </w:r>
+    </w:p>
+    <w:p>
+      <w:pPr>
+        <w:pStyle w:val="ListBullet"/>
+      </w:pPr>
+      <w:r>
+        <w:t>I can show evidence.</w:t>
+      </w:r>
+    </w:p>
+    <w:p>
+      <w:pPr>
+        <w:pStyle w:val="ListBullet"/>
+      </w:pPr>
+      <w:r>
+        <w:t>I can handle a changed case.</w:t>
+      </w:r>
+    </w:p>
+    <w:p>
+      <w:pPr>
+        <w:pStyle w:val="ListBullet"/>
+      </w:pPr>
+      <w:r>
+        <w:t>I can name a limit.</w:t>
+      </w:r>
+    </w:p>
+    <w:p>
+      <w:r>
+        <w:t>Mark each as not yet, with help or independently, and attach supporting work.</w:t>
+      </w:r>
+    </w:p>
+    <w:p>
+      <w:pPr>
+        <w:spacing w:line="336" w:lineRule="auto" w:after="180"/>
+      </w:pPr>
+      <w:r>
+        <w:rPr>
+          <w:b w:val="0"/>
+        </w:rPr>
+        <w:t>Teacher review ____________________  Next step ____________________</w:t>
+      </w:r>
+    </w:p>
+    <w:p>
+      <w:pPr>
+        <w:pStyle w:val="Heading1"/>
+      </w:pPr>
+      <w:r>
+        <w:t>Reference bank and extra practice</w:t>
+      </w:r>
+    </w:p>
+    <w:p>
+      <w:pPr>
+        <w:pStyle w:val="Heading1"/>
+      </w:pPr>
+      <w:r>
+        <w:t>02. Reference · Supported W2 record</w:t>
+      </w:r>
+    </w:p>
+    <w:p>
+      <w:r>
+        <w:t>This is the same W2 attempt. Keep one response record.</w:t>
+      </w:r>
+    </w:p>
+    <w:p>
+      <w:pPr>
+        <w:pStyle w:val="Heading2"/>
+      </w:pPr>
+      <w:r>
+        <w:t>Use this when helpful</w:t>
+      </w:r>
+    </w:p>
+    <w:p>
+      <w:pPr>
+        <w:spacing w:line="336" w:lineRule="auto" w:after="180"/>
+      </w:pPr>
+      <w:r>
+        <w:rPr>
+          <w:b w:val="0"/>
+        </w:rPr>
+        <w:t>Use W2: Preserve the original result for Keeping final tests unseen. Record the answer once; the lesson and workbook refer to the same attempt.</w:t>
+      </w:r>
+    </w:p>
+    <w:tbl>
+      <w:tblPr>
+        <w:tblStyle w:val="LightShading-Accent1"/>
+        <w:tblW w:type="auto" w:w="0"/>
+        <w:tblLook w:firstColumn="1" w:firstRow="1" w:lastColumn="0" w:lastRow="0" w:noHBand="0" w:noVBand="1" w:val="04A0"/>
+      </w:tblPr>
+      <w:tblGrid>
+        <w:gridCol w:w="2556"/>
+        <w:gridCol w:w="2556"/>
+        <w:gridCol w:w="2556"/>
+        <w:gridCol w:w="2556"/>
+      </w:tblGrid>
+      <w:tr>
+        <w:trPr>
+          <w:tblHeader/>
+        </w:trPr>
+        <w:tc>
+          <w:tcPr>
+            <w:tcW w:type="dxa" w:w="2556"/>
+          </w:tcPr>
+          <w:p>
+            <w:r>
+              <w:t>Given inputs</w:t>
+            </w:r>
+          </w:p>
+        </w:tc>
+        <w:tc>
+          <w:tcPr>
+            <w:tcW w:type="dxa" w:w="2556"/>
+          </w:tcPr>
+          <w:p>
+            <w:r>
+              <w:t>Procedure I chose</w:t>
+            </w:r>
+          </w:p>
+        </w:tc>
+        <w:tc>
+          <w:tcPr>
+            <w:tcW w:type="dxa" w:w="2556"/>
+          </w:tcPr>
+          <w:p>
+            <w:r>
+              <w:t>Middle steps</w:t>
+            </w:r>
+          </w:p>
+        </w:tc>
+        <w:tc>
+          <w:tcPr>
+            <w:tcW w:type="dxa" w:w="2556"/>
+          </w:tcPr>
+          <w:p>
+            <w:r>
+              <w:t>Result and check</w:t>
+            </w:r>
+          </w:p>
+        </w:tc>
+      </w:tr>
+      <w:tr>
+        <w:tc>
+          <w:tcPr>
+            <w:tcW w:type="dxa" w:w="2556"/>
+          </w:tcPr>
+          <w:p>
+            <w:r/>
+          </w:p>
+        </w:tc>
+        <w:tc>
+          <w:tcPr>
+            <w:tcW w:type="dxa" w:w="2556"/>
+          </w:tcPr>
+          <w:p>
+            <w:r/>
+          </w:p>
+        </w:tc>
+        <w:tc>
+          <w:tcPr>
+            <w:tcW w:type="dxa" w:w="2556"/>
+          </w:tcPr>
+          <w:p>
+            <w:r/>
+          </w:p>
+        </w:tc>
+        <w:tc>
+          <w:tcPr>
+            <w:tcW w:type="dxa" w:w="2556"/>
+          </w:tcPr>
+          <w:p>
+            <w:r/>
+          </w:p>
+        </w:tc>
+      </w:tr>
+    </w:tbl>
+    <w:p>
+      <w:pPr>
+        <w:pStyle w:val="Heading3"/>
+      </w:pPr>
+      <w:r>
+        <w:t>The step I completed without help, and the hint I needed</w:t>
+      </w:r>
+    </w:p>
+    <w:p>
+      <w:r>
+        <w:t>________________________________________________________________</w:t>
+      </w:r>
+    </w:p>
+    <w:p>
+      <w:r>
+        <w:t>________________________________________________________________</w:t>
+      </w:r>
+    </w:p>
+    <w:p>
+      <w:r>
+        <w:t>________________________________________________________________</w:t>
+      </w:r>
+    </w:p>
+    <w:p>
+      <w:pPr>
+        <w:pStyle w:val="Heading1"/>
+      </w:pPr>
+      <w:r>
+        <w:t>03. Extra practice · Repair the explanation</w:t>
+      </w:r>
+    </w:p>
+    <w:p>
+      <w:r>
+        <w:t>Explain the deciding fact before discussing the answer.</w:t>
+      </w:r>
+    </w:p>
+    <w:p>
+      <w:pPr>
+        <w:pStyle w:val="Heading2"/>
+      </w:pPr>
+      <w:r>
+        <w:t>Use this when helpful</w:t>
+      </w:r>
+    </w:p>
+    <w:p>
+      <w:pPr>
+        <w:spacing w:line="336" w:lineRule="auto" w:after="180"/>
+      </w:pPr>
+      <w:r>
+        <w:rPr>
+          <w:b w:val="0"/>
+        </w:rPr>
+        <w:t>Use the worked case for Keeping final tests unseen. Proposed explanation: “A new file makes old records unseen”. Decide whether this explanation is supported.</w:t>
+      </w:r>
+    </w:p>
+    <w:p>
+      <w:pPr>
+        <w:spacing w:line="336" w:lineRule="auto" w:after="180"/>
+      </w:pPr>
+      <w:r>
+        <w:rPr>
+          <w:b w:val="0"/>
+        </w:rPr>
+        <w:t>Point to the step or supplied fact that decides; explain your repair if needed.</w:t>
+      </w:r>
+    </w:p>
+    <w:p>
+      <w:pPr>
+        <w:pStyle w:val="Heading3"/>
+      </w:pPr>
+      <w:r>
+        <w:t>My explanation before partner discussion</w:t>
+      </w:r>
+    </w:p>
+    <w:p>
+      <w:r>
+        <w:t>________________________________________________________________</w:t>
+      </w:r>
+    </w:p>
+    <w:p>
+      <w:r>
+        <w:t>________________________________________________________________</w:t>
+      </w:r>
+    </w:p>
+    <w:p>
+      <w:r>
+        <w:t>________________________________________________________________</w:t>
+      </w:r>
+    </w:p>
+    <w:p>
+      <w:r>
+        <w:t>________________________________________________________________</w:t>
+      </w:r>
+    </w:p>
+    <w:p>
+      <w:pPr>
+        <w:pStyle w:val="Heading1"/>
+      </w:pPr>
+      <w:r>
+        <w:t>05. Reference · Original learning target</w:t>
+      </w:r>
+    </w:p>
+    <w:p>
+      <w:r>
+        <w:t>Use this target to inspect an explanation.</w:t>
+      </w:r>
+    </w:p>
+    <w:p>
+      <w:pPr>
+        <w:pStyle w:val="Heading2"/>
+      </w:pPr>
+      <w:r>
+        <w:t>Use this when helpful</w:t>
+      </w:r>
+    </w:p>
+    <w:p>
+      <w:pPr>
+        <w:spacing w:line="336" w:lineRule="auto" w:after="180"/>
+      </w:pPr>
+      <w:r>
+        <w:rPr>
+          <w:b w:val="0"/>
+        </w:rPr>
+        <w:t>Eight cards are used to invent a rule. Four sealed cards are then opened; the team changes its rule after seeing errors. Can those four cards still be called an untouched final test? Plan what to do next.</w:t>
+      </w:r>
+    </w:p>
+    <w:p>
+      <w:pPr>
+        <w:pStyle w:val="Heading1"/>
+      </w:pPr>
+      <w:r>
+        <w:t>06. Extra practice · A complete case</w:t>
+      </w:r>
+    </w:p>
+    <w:p>
+      <w:r>
+        <w:t>Try the question before checking the worked explanation.</w:t>
+      </w:r>
+    </w:p>
+    <w:p>
+      <w:pPr>
+        <w:pStyle w:val="Heading2"/>
+      </w:pPr>
+      <w:r>
+        <w:t>Use this when helpful</w:t>
+      </w:r>
+    </w:p>
+    <w:p>
+      <w:pPr>
+        <w:spacing w:line="336" w:lineRule="auto" w:after="180"/>
+      </w:pPr>
+      <w:r>
+        <w:rPr>
+          <w:b w:val="0"/>
+        </w:rPr>
+        <w:t>Cards A–F are used for practice. G and H remain sealed.</w:t>
+      </w:r>
+    </w:p>
+    <w:p>
+      <w:pPr>
+        <w:spacing w:line="336" w:lineRule="auto" w:after="180"/>
+      </w:pPr>
+      <w:r>
+        <w:rPr>
+          <w:b w:val="0"/>
+        </w:rPr>
+        <w:t>Which can provide a fresh test, and under what condition?</w:t>
+      </w:r>
+    </w:p>
+    <w:p>
+      <w:pPr>
+        <w:spacing w:line="336" w:lineRule="auto" w:after="180"/>
+      </w:pPr>
+      <w:r>
+        <w:rPr>
+          <w:b w:val="0"/>
+        </w:rPr>
+        <w:t xml:space="preserve">Show your trace, calculation or </w:t>
+      </w:r>
+      <w:r>
+        <w:rPr>
+          <w:b/>
+        </w:rPr>
+        <w:t>evidence</w:t>
+      </w:r>
+    </w:p>
+    <w:p>
+      <w:pPr>
+        <w:pStyle w:val="Heading3"/>
+      </w:pPr>
+      <w:r>
+        <w:t>Write or draw your reasoning and evidence.</w:t>
+      </w:r>
+    </w:p>
+    <w:p>
+      <w:r>
+        <w:t>________________________________________________________________</w:t>
+      </w:r>
+    </w:p>
+    <w:p>
+      <w:r>
+        <w:t>________________________________________________________________</w:t>
+      </w:r>
+    </w:p>
+    <w:p>
+      <w:r>
+        <w:t>________________________________________________________________</w:t>
+      </w:r>
+    </w:p>
+    <w:p>
+      <w:r>
+        <w:t>________________________________________________________________</w:t>
+      </w:r>
+    </w:p>
+    <w:p>
+      <w:r>
+        <w:t>________________________________________________________________</w:t>
+      </w:r>
+    </w:p>
+    <w:p>
+      <w:pPr>
+        <w:pStyle w:val="Heading1"/>
+      </w:pPr>
+      <w:r>
+        <w:t>07. Extra practice · A changed case</w:t>
+      </w:r>
+    </w:p>
+    <w:p>
+      <w:r>
+        <w:t>Keep this practice separate from the reserved independent attempt.</w:t>
+      </w:r>
+    </w:p>
+    <w:p>
+      <w:pPr>
+        <w:pStyle w:val="Heading2"/>
+      </w:pPr>
+      <w:r>
+        <w:t>Use this when helpful</w:t>
+      </w:r>
+    </w:p>
+    <w:p>
+      <w:pPr>
+        <w:spacing w:line="336" w:lineRule="auto" w:after="180"/>
+      </w:pPr>
+      <w:r>
+        <w:rPr>
+          <w:b w:val="0"/>
+        </w:rPr>
+        <w:t>You teach a sorter using cards A, B and C. You keep D and E unseen. Which cards provide the fairer first test? What changes if you show D during teaching?</w:t>
+      </w:r>
+    </w:p>
+    <w:p>
+      <w:pPr>
+        <w:spacing w:line="336" w:lineRule="auto" w:after="180"/>
+      </w:pPr>
+      <w:r>
+        <w:rPr>
+          <w:b w:val="0"/>
+        </w:rPr>
+        <w:t>My practice answer and reason</w:t>
+      </w:r>
+    </w:p>
+    <w:p>
+      <w:pPr>
+        <w:pStyle w:val="Heading3"/>
+      </w:pPr>
+      <w:r>
+        <w:t>Write or draw your reasoning and evidence.</w:t>
+      </w:r>
+    </w:p>
+    <w:p>
+      <w:r>
+        <w:t>________________________________________________________________</w:t>
+      </w:r>
+    </w:p>
+    <w:p>
+      <w:r>
+        <w:t>________________________________________________________________</w:t>
+      </w:r>
+    </w:p>
+    <w:p>
+      <w:r>
+        <w:t>________________________________________________________________</w:t>
+      </w:r>
+    </w:p>
+    <w:p>
+      <w:r>
+        <w:t>________________________________________________________________</w:t>
+      </w:r>
+    </w:p>
+    <w:p>
+      <w:r>
+        <w:t>________________________________________________________________</w:t>
+      </w:r>
+    </w:p>
+    <w:p>
+      <w:pPr>
+        <w:pStyle w:val="Heading3"/>
+      </w:pPr>
+      <w:r>
+        <w:t>Week 15 Test and reflect</w:t>
+      </w:r>
+    </w:p>
+    <w:p>
+      <w:pPr>
+        <w:pStyle w:val="Heading1"/>
+      </w:pPr>
+      <w:r>
+        <w:t>08. Extra practice · Design a revealing test</w:t>
+      </w:r>
+    </w:p>
+    <w:p>
+      <w:r>
+        <w:t>Predict before tracing or testing.</w:t>
+      </w:r>
+    </w:p>
+    <w:p>
+      <w:pPr>
+        <w:pStyle w:val="Heading2"/>
+      </w:pPr>
+      <w:r>
+        <w:t>Use this when helpful</w:t>
+      </w:r>
+    </w:p>
+    <w:p>
+      <w:pPr>
+        <w:spacing w:line="336" w:lineRule="auto" w:after="180"/>
+      </w:pPr>
+      <w:r>
+        <w:rPr>
+          <w:b w:val="0"/>
+        </w:rPr>
+        <w:t xml:space="preserve">Create a changed </w:t>
+      </w:r>
+      <w:r>
+        <w:rPr>
+          <w:b/>
+        </w:rPr>
+        <w:t>input</w:t>
+      </w:r>
+      <w:r>
+        <w:rPr>
+          <w:b w:val="0"/>
+        </w:rPr>
+        <w:t>, boundary case or missing-information case. Write the expected answer or safe response before testing.</w:t>
+      </w:r>
+    </w:p>
+    <w:tbl>
+      <w:tblPr>
+        <w:tblStyle w:val="LightShading-Accent1"/>
+        <w:tblW w:type="auto" w:w="0"/>
+        <w:tblLook w:firstColumn="1" w:firstRow="1" w:lastColumn="0" w:lastRow="0" w:noHBand="0" w:noVBand="1" w:val="04A0"/>
+      </w:tblPr>
+      <w:tblGrid>
+        <w:gridCol w:w="5112"/>
+        <w:gridCol w:w="5112"/>
+      </w:tblGrid>
+      <w:tr>
+        <w:trPr>
+          <w:tblHeader/>
+        </w:trPr>
+        <w:tc>
+          <w:tcPr>
+            <w:tcW w:type="dxa" w:w="5112"/>
+          </w:tcPr>
+          <w:p>
+            <w:r>
+              <w:t>Test record</w:t>
+            </w:r>
+          </w:p>
+        </w:tc>
+        <w:tc>
+          <w:tcPr>
+            <w:tcW w:type="dxa" w:w="5112"/>
+          </w:tcPr>
+          <w:p>
+            <w:r>
+              <w:t>My evidence</w:t>
+            </w:r>
+          </w:p>
+        </w:tc>
+      </w:tr>
+      <w:tr>
+        <w:tc>
+          <w:tcPr>
+            <w:tcW w:type="dxa" w:w="5112"/>
+          </w:tcPr>
+          <w:p>
+            <w:r>
+              <w:t>Changed input or condition</w:t>
+            </w:r>
+          </w:p>
+        </w:tc>
+        <w:tc>
+          <w:tcPr>
+            <w:tcW w:type="dxa" w:w="5112"/>
+          </w:tcPr>
+          <w:p>
+            <w:r/>
+          </w:p>
+        </w:tc>
+      </w:tr>
+      <w:tr>
+        <w:tc>
+          <w:tcPr>
+            <w:tcW w:type="dxa" w:w="5112"/>
+          </w:tcPr>
+          <w:p>
+            <w:r>
+              <w:t>Expected answer or fallback</w:t>
+            </w:r>
+          </w:p>
+        </w:tc>
+        <w:tc>
+          <w:tcPr>
+            <w:tcW w:type="dxa" w:w="5112"/>
+          </w:tcPr>
+          <w:p>
+            <w:r/>
+          </w:p>
+        </w:tc>
+      </w:tr>
+      <w:tr>
+        <w:tc>
+          <w:tcPr>
+            <w:tcW w:type="dxa" w:w="5112"/>
+          </w:tcPr>
+          <w:p>
+            <w:r>
+              <w:t>Observed result</w:t>
+            </w:r>
+          </w:p>
+        </w:tc>
+        <w:tc>
+          <w:tcPr>
+            <w:tcW w:type="dxa" w:w="5112"/>
+          </w:tcPr>
+          <w:p>
+            <w:r/>
+          </w:p>
+        </w:tc>
+      </w:tr>
+      <w:tr>
+        <w:tc>
+          <w:tcPr>
+            <w:tcW w:type="dxa" w:w="5112"/>
+          </w:tcPr>
+          <w:p>
+            <w:r>
+              <w:t>Why the result occurred</w:t>
+            </w:r>
+          </w:p>
+        </w:tc>
+        <w:tc>
+          <w:tcPr>
+            <w:tcW w:type="dxa" w:w="5112"/>
+          </w:tcPr>
+          <w:p>
+            <w:r/>
+          </w:p>
+        </w:tc>
+      </w:tr>
+    </w:tbl>
+    <w:p>
+      <w:pPr>
+        <w:pStyle w:val="Heading1"/>
+      </w:pPr>
+      <w:r>
+        <w:t>11. Reference · Original target response space</w:t>
+      </w:r>
+    </w:p>
+    <w:p>
+      <w:r>
+        <w:t>This teaching case is practice rather than a fresh assessment.</w:t>
+      </w:r>
+    </w:p>
+    <w:p>
+      <w:pPr>
+        <w:pStyle w:val="Heading2"/>
+      </w:pPr>
+      <w:r>
+        <w:t>Use this when helpful</w:t>
+      </w:r>
+    </w:p>
+    <w:p>
+      <w:pPr>
+        <w:spacing w:line="336" w:lineRule="auto" w:after="180"/>
+      </w:pPr>
+      <w:r>
+        <w:rPr>
+          <w:b w:val="0"/>
+        </w:rPr>
+        <w:t>Eight cards are used to invent a rule. Four sealed cards are then opened; the team changes its rule after seeing errors. Can those four cards still be called an untouched final test? Plan what to do next.</w:t>
+      </w:r>
+    </w:p>
+    <w:p>
+      <w:pPr>
+        <w:pStyle w:val="Heading3"/>
+      </w:pPr>
+      <w:r>
+        <w:t>My explanation after practice</w:t>
+      </w:r>
+    </w:p>
+    <w:p>
+      <w:r>
+        <w:t>________________________________________________________________</w:t>
+      </w:r>
+    </w:p>
+    <w:p>
+      <w:r>
+        <w:t>________________________________________________________________</w:t>
+      </w:r>
+    </w:p>
+    <w:p>
+      <w:r>
+        <w:t>________________________________________________________________</w:t>
+      </w:r>
+    </w:p>
+    <w:p>
+      <w:r>
+        <w:t>________________________________________________________________</w:t>
+      </w:r>
+    </w:p>
+    <w:p>
+      <w:r>
+        <w:t>________________________________________________________________</w:t>
+      </w:r>
+    </w:p>
+    <w:p>
+      <w:r>
+        <w:t>________________________________________________________________</w:t>
+      </w:r>
+    </w:p>
+    <w:p>
+      <w:r>
+        <w:t>________________________________________________________________</w:t>
+      </w:r>
+    </w:p>
+    <w:p>
+      <w:pPr>
+        <w:spacing w:line="336" w:lineRule="auto" w:after="180"/>
+      </w:pPr>
+      <w:r>
+        <w:rPr>
+          <w:b w:val="0"/>
+        </w:rPr>
+        <w:t>Record support used: none, hint or teacher explanation.</w:t>
+      </w:r>
+    </w:p>
+    <w:p>
+      <w:pPr>
+        <w:pStyle w:val="Heading1"/>
+      </w:pPr>
+      <w:r>
+        <w:t>15. Reference · Independent-case response copy</w:t>
+      </w:r>
+    </w:p>
+    <w:p>
+      <w:r>
+        <w:t>This duplicates W4. Reuse the same first-attempt record.</w:t>
+      </w:r>
+    </w:p>
+    <w:p>
+      <w:pPr>
+        <w:pStyle w:val="Heading2"/>
+      </w:pPr>
+      <w:r>
+        <w:t>Use this when helpful</w:t>
+      </w:r>
+    </w:p>
+    <w:p>
+      <w:pPr>
+        <w:spacing w:line="336" w:lineRule="auto" w:after="180"/>
+      </w:pPr>
+      <w:r>
+        <w:rPr>
+          <w:b w:val="0"/>
+        </w:rPr>
+        <w:t xml:space="preserve">Before receiving any test labels, </w:t>
+      </w:r>
+      <w:r>
+        <w:rPr>
+          <w:b/>
+        </w:rPr>
+        <w:t>freeze</w:t>
+      </w:r>
+      <w:r>
+        <w:rPr>
+          <w:b w:val="0"/>
+        </w:rPr>
+        <w:t xml:space="preserve"> RibbonA: whole cm lengths 1 through 12, long at least 6 cm and short otherwise. Save </w:t>
+      </w:r>
+      <w:r>
+        <w:rPr>
+          <w:b/>
+        </w:rPr>
+        <w:t>prediction</w:t>
+      </w:r>
+      <w:r>
+        <w:rPr>
+          <w:b w:val="0"/>
+        </w:rPr>
+        <w:t>s for 5, 7, 9 and 11 cm.</w:t>
+      </w:r>
+    </w:p>
+    <w:p>
+      <w:pPr>
+        <w:spacing w:line="336" w:lineRule="auto" w:after="180"/>
+      </w:pPr>
+      <w:r>
+        <w:rPr>
+          <w:b w:val="0"/>
+        </w:rPr>
+        <w:t>Ask your teacher to reveal the reserved labels, then record agreements, disagreements and a limited result statement.</w:t>
+      </w:r>
+    </w:p>
+    <w:p>
+      <w:pPr>
+        <w:spacing w:line="336" w:lineRule="auto" w:after="180"/>
+      </w:pPr>
+      <w:r>
+        <w:rPr>
+          <w:b w:val="0"/>
+        </w:rPr>
+        <w:t>If you later choose threshold 8 after seeing these labels, explain how you must describe its result on the same records.</w:t>
+      </w:r>
+    </w:p>
+    <w:p>
+      <w:pPr>
+        <w:pStyle w:val="Heading3"/>
+      </w:pPr>
+      <w:r>
+        <w:t>My reasoning and evidence</w:t>
+      </w:r>
+    </w:p>
+    <w:p>
+      <w:r>
+        <w:t>________________________________________________________________</w:t>
+      </w:r>
+    </w:p>
+    <w:p>
+      <w:r>
+        <w:t>________________________________________________________________</w:t>
+      </w:r>
+    </w:p>
+    <w:p>
+      <w:r>
+        <w:t>________________________________________________________________</w:t>
+      </w:r>
+    </w:p>
+    <w:p>
+      <w:r>
+        <w:t>________________________________________________________________</w:t>
+      </w:r>
+    </w:p>
+    <w:p>
+      <w:r>
+        <w:t>________________________________________________________________</w:t>
+      </w:r>
+    </w:p>
+    <w:p>
+      <w:r>
+        <w:t>________________________________________________________________</w:t>
+      </w:r>
+    </w:p>
+    <w:p>
+      <w:r>
+        <w:t>________________________________________________________________</w:t>
+      </w:r>
+    </w:p>
+    <w:p>
+      <w:r>
+        <w:t>________________________________________________________________</w:t>
+      </w:r>
+    </w:p>
+    <w:p>
+      <w:pPr>
+        <w:pStyle w:val="Heading1"/>
+      </w:pPr>
+      <w:r>
+        <w:t>18. Extra practice · Use the worked picture</w:t>
+      </w:r>
+    </w:p>
+    <w:p>
+      <w:r>
+        <w:t>Keep the explanation and the support you used.</w:t>
+      </w:r>
+    </w:p>
+    <w:p>
+      <w:pPr>
+        <w:pStyle w:val="Heading2"/>
+      </w:pPr>
+      <w:r>
+        <w:t>Use this when helpful</w:t>
       </w:r>
     </w:p>
     <w:p>
@@ -1872,16 +1948,7 @@
     </w:p>
     <w:p>
       <w:pPr>
-        <w:pStyle w:val="Heading3"/>
-      </w:pPr>
-      <w:r>
-        <w:t>Record the help used</w:t>
-      </w:r>
-    </w:p>
-    <w:p>
-      <w:pPr>
         <w:spacing w:line="336" w:lineRule="auto" w:after="180"/>
-        <w:shd w:fill="F1F6F8"/>
       </w:pPr>
       <w:r>
         <w:rPr>
@@ -1930,12 +1997,20 @@
         <w:pStyle w:val="Heading1"/>
       </w:pPr>
       <w:r>
-        <w:t>19. Project portfolio milestone</w:t>
-      </w:r>
-    </w:p>
-    <w:p>
-      <w:r>
-        <w:t>Keep this week’s input, deciding step, result and limit together in the Helpful Classroom Sorter record.</w:t>
+        <w:t>19. Reference · Project portfolio record</w:t>
+      </w:r>
+    </w:p>
+    <w:p>
+      <w:r>
+        <w:t>Extend your main project response when helpful.</w:t>
+      </w:r>
+    </w:p>
+    <w:p>
+      <w:pPr>
+        <w:pStyle w:val="Heading2"/>
+      </w:pPr>
+      <w:r>
+        <w:t>Use this when helpful</w:t>
       </w:r>
     </w:p>
     <w:p>
@@ -2137,12 +2212,487 @@
         <w:pStyle w:val="Heading1"/>
       </w:pPr>
       <w:r>
-        <w:t>20. Supported practice and learning evidence</w:t>
-      </w:r>
-    </w:p>
-    <w:p>
-      <w:r>
-        <w:t>Try the supported questions before comparing with hints and feedback. Record what you repaired and the evidence you retained.</w:t>
+        <w:t>20. Extra practice: pictures, repair and feedback</w:t>
+      </w:r>
+    </w:p>
+    <w:p>
+      <w:r>
+        <w:t>Attempt each question before opening its explanation. Use one browser or paper copy.</w:t>
+      </w:r>
+    </w:p>
+    <w:p>
+      <w:pPr>
+        <w:pStyle w:val="Heading2"/>
+      </w:pPr>
+      <w:r>
+        <w:t>First supported question</w:t>
+      </w:r>
+    </w:p>
+    <w:p>
+      <w:pPr>
+        <w:pStyle w:val="ListBullet"/>
+      </w:pPr>
+      <w:r>
+        <w:t>A fictional envelope exercise evaluates a fixed pencil-length sorter.</w:t>
+      </w:r>
+    </w:p>
+    <w:p>
+      <w:pPr>
+        <w:pStyle w:val="Heading3"/>
+      </w:pPr>
+      <w:r>
+        <w:t>Practice 1: explain the deciding evidence</w:t>
+      </w:r>
+    </w:p>
+    <w:p>
+      <w:pPr>
+        <w:pStyle w:val="ListBullet"/>
+      </w:pPr>
+      <w:r>
+        <w:t>Which labelled step matches this detail? Three of four agree; the disagreement is at 5 cm.</w:t>
+      </w:r>
+    </w:p>
+    <w:p>
+      <w:pPr>
+        <w:pStyle w:val="ListBullet"/>
+      </w:pPr>
+      <w:r>
+        <w:t>1. Reveal references</w:t>
+      </w:r>
+    </w:p>
+    <w:p>
+      <w:pPr>
+        <w:pStyle w:val="ListBullet"/>
+      </w:pPr>
+      <w:r>
+        <w:t>2. Compare</w:t>
+      </w:r>
+    </w:p>
+    <w:p>
+      <w:pPr>
+        <w:pStyle w:val="ListBullet"/>
+      </w:pPr>
+      <w:r>
+        <w:t>3. Freeze</w:t>
+      </w:r>
+    </w:p>
+    <w:p>
+      <w:pPr>
+        <w:pStyle w:val="ListBullet"/>
+      </w:pPr>
+      <w:r>
+        <w:t>4. Predict</w:t>
+      </w:r>
+    </w:p>
+    <w:p>
+      <w:pPr>
+        <w:pStyle w:val="Heading3"/>
+      </w:pPr>
+      <w:r>
+        <w:t>My selected conclusion, deciding fact and explanation</w:t>
+      </w:r>
+    </w:p>
+    <w:p>
+      <w:r>
+        <w:t>________________________________________________________________</w:t>
+      </w:r>
+    </w:p>
+    <w:p>
+      <w:r>
+        <w:t>________________________________________________________________</w:t>
+      </w:r>
+    </w:p>
+    <w:p>
+      <w:r>
+        <w:t>________________________________________________________________</w:t>
+      </w:r>
+    </w:p>
+    <w:p>
+      <w:r>
+        <w:t>________________________________________________________________</w:t>
+      </w:r>
+    </w:p>
+    <w:p>
+      <w:r>
+        <w:t>________________________________________________________________</w:t>
+      </w:r>
+    </w:p>
+    <w:p>
+      <w:pPr>
+        <w:pStyle w:val="ListBullet"/>
+      </w:pPr>
+      <w:r>
+        <w:t>Hint if needed: Read the steps in the pictorial case. Match the supplied detail to the stage that performs or records it.</w:t>
+      </w:r>
+    </w:p>
+    <w:p>
+      <w:pPr>
+        <w:pStyle w:val="Heading2"/>
+      </w:pPr>
+      <w:r>
+        <w:t>Check the first explanation · reference / check after trying</w:t>
+      </w:r>
+    </w:p>
+    <w:p>
+      <w:pPr>
+        <w:spacing w:line="336" w:lineRule="auto" w:after="180"/>
+      </w:pPr>
+      <w:r>
+        <w:rPr>
+          <w:b w:val="0"/>
+        </w:rPr>
+        <w:t xml:space="preserve">After your attempt, compare with the supported explanation: Compare Three of four agree; the disagreement is at 5 cm. The </w:t>
+      </w:r>
+      <w:r>
+        <w:rPr>
+          <w:b/>
+        </w:rPr>
+        <w:t>prediction</w:t>
+      </w:r>
+      <w:r>
+        <w:rPr>
+          <w:b w:val="0"/>
+        </w:rPr>
+        <w:t xml:space="preserve"> record must exist before the labels are seen.</w:t>
+      </w:r>
+    </w:p>
+    <w:p>
+      <w:pPr>
+        <w:spacing w:line="336" w:lineRule="auto" w:after="180"/>
+      </w:pPr>
+      <w:r>
+        <w:rPr>
+          <w:b w:val="0"/>
+        </w:rPr>
+        <w:t>PencilP scores 3/4=75% agreement on these four selected cases. Moving the boundary after inspecting the envelope makes this a development exercise; the same four cases can no longer serve as untouched final evaluation.</w:t>
+      </w:r>
+    </w:p>
+    <w:p>
+      <w:pPr>
+        <w:pStyle w:val="Heading2"/>
+      </w:pPr>
+      <w:r>
+        <w:t>Changed-case question</w:t>
+      </w:r>
+    </w:p>
+    <w:p>
+      <w:pPr>
+        <w:pStyle w:val="Heading3"/>
+      </w:pPr>
+      <w:r>
+        <w:t>Practice 2: explain the deciding evidence</w:t>
+      </w:r>
+    </w:p>
+    <w:p>
+      <w:pPr>
+        <w:pStyle w:val="ListBullet"/>
+      </w:pPr>
+      <w:r>
+        <w:t>Changed-case practice: After feedback, change the boundary to 5. Which conclusion is supported by the supplied facts?</w:t>
+      </w:r>
+    </w:p>
+    <w:p>
+      <w:pPr>
+        <w:pStyle w:val="ListBullet"/>
+      </w:pPr>
+      <w:r>
+        <w:t>1. The revised rule matches all four known labels but needs a different final test.</w:t>
+      </w:r>
+    </w:p>
+    <w:p>
+      <w:pPr>
+        <w:pStyle w:val="ListBullet"/>
+      </w:pPr>
+      <w:r>
+        <w:t>2. We can decide the result without examining the changed input or the procedure.</w:t>
+      </w:r>
+    </w:p>
+    <w:p>
+      <w:pPr>
+        <w:pStyle w:val="ListBullet"/>
+      </w:pPr>
+      <w:r>
+        <w:t>3. This one example guarantees correct results for every future input.</w:t>
+      </w:r>
+    </w:p>
+    <w:p>
+      <w:pPr>
+        <w:pStyle w:val="Heading3"/>
+      </w:pPr>
+      <w:r>
+        <w:t>My selected conclusion, deciding fact and explanation</w:t>
+      </w:r>
+    </w:p>
+    <w:p>
+      <w:r>
+        <w:t>________________________________________________________________</w:t>
+      </w:r>
+    </w:p>
+    <w:p>
+      <w:r>
+        <w:t>________________________________________________________________</w:t>
+      </w:r>
+    </w:p>
+    <w:p>
+      <w:r>
+        <w:t>________________________________________________________________</w:t>
+      </w:r>
+    </w:p>
+    <w:p>
+      <w:r>
+        <w:t>________________________________________________________________</w:t>
+      </w:r>
+    </w:p>
+    <w:p>
+      <w:r>
+        <w:t>________________________________________________________________</w:t>
+      </w:r>
+    </w:p>
+    <w:p>
+      <w:pPr>
+        <w:pStyle w:val="ListBullet"/>
+      </w:pPr>
+      <w:r>
+        <w:t>Hint if needed: Use the changed condition and the deciding step in the pictorial trace. The answer must say what follows from those facts.</w:t>
+      </w:r>
+    </w:p>
+    <w:p>
+      <w:pPr>
+        <w:pStyle w:val="Heading2"/>
+      </w:pPr>
+      <w:r>
+        <w:t>Check the changed case · reference / check after trying</w:t>
+      </w:r>
+    </w:p>
+    <w:p>
+      <w:pPr>
+        <w:spacing w:line="336" w:lineRule="auto" w:after="180"/>
+      </w:pPr>
+      <w:r>
+        <w:rPr>
+          <w:b w:val="0"/>
+        </w:rPr>
+        <w:t>After your attempt, compare with the supported explanation: The revised rule matches all four known labels but needs a different final test.</w:t>
+      </w:r>
+    </w:p>
+    <w:p>
+      <w:pPr>
+        <w:spacing w:line="336" w:lineRule="auto" w:after="180"/>
+      </w:pPr>
+      <w:r>
+        <w:rPr>
+          <w:b w:val="0"/>
+        </w:rPr>
+        <w:t xml:space="preserve">These labels influenced the revision, so replaying them is </w:t>
+      </w:r>
+      <w:r>
+        <w:rPr>
+          <w:b/>
+        </w:rPr>
+        <w:t>evidence</w:t>
+      </w:r>
+      <w:r>
+        <w:rPr>
+          <w:b w:val="0"/>
+        </w:rPr>
+        <w:t xml:space="preserve"> of repair rather than unseen performance.</w:t>
+      </w:r>
+    </w:p>
+    <w:p>
+      <w:pPr>
+        <w:pStyle w:val="Heading2"/>
+      </w:pPr>
+      <w:r>
+        <w:t>Repair and save your work</w:t>
+      </w:r>
+    </w:p>
+    <w:p>
+      <w:pPr>
+        <w:spacing w:line="336" w:lineRule="auto" w:after="180"/>
+      </w:pPr>
+      <w:r>
+        <w:rPr>
+          <w:b w:val="0"/>
+        </w:rPr>
+        <w:t xml:space="preserve">Review Build a Human Classifier (ai-1/14). Goal: Construct a classifier with a stated </w:t>
+      </w:r>
+      <w:r>
+        <w:rPr>
+          <w:b/>
+        </w:rPr>
+        <w:t>input</w:t>
+      </w:r>
+      <w:r>
+        <w:rPr>
+          <w:b w:val="0"/>
+        </w:rPr>
+        <w:t xml:space="preserve"> format, selected rule and recorded </w:t>
+      </w:r>
+      <w:r>
+        <w:rPr>
+          <w:b/>
+        </w:rPr>
+        <w:t>output</w:t>
+      </w:r>
+      <w:r>
+        <w:rPr>
+          <w:b w:val="0"/>
+        </w:rPr>
+        <w:t>.</w:t>
+      </w:r>
+    </w:p>
+    <w:p>
+      <w:pPr>
+        <w:spacing w:line="336" w:lineRule="auto" w:after="180"/>
+      </w:pPr>
+      <w:r>
+        <w:rPr>
+          <w:b w:val="0"/>
+        </w:rPr>
+        <w:t>Short practice: Trace 0 cm and explain why clarification is different from predicting short.. Return to this week and explain what you changed.</w:t>
+      </w:r>
+    </w:p>
+    <w:p>
+      <w:pPr>
+        <w:spacing w:line="336" w:lineRule="auto" w:after="180"/>
+      </w:pPr>
+      <w:r>
+        <w:rPr>
+          <w:b w:val="0"/>
+        </w:rPr>
+        <w:t xml:space="preserve">Review Debug the Cause (ai-1/12). Goal: Compare expected and observed traces to locate the first difference. Short practice: Propose </w:t>
+      </w:r>
+      <w:r>
+        <w:rPr>
+          <w:b/>
+        </w:rPr>
+        <w:t>input</w:t>
+      </w:r>
+      <w:r>
+        <w:rPr>
+          <w:b w:val="0"/>
+        </w:rPr>
+        <w:t xml:space="preserve"> 0 and give both predicted </w:t>
+      </w:r>
+      <w:r>
+        <w:rPr>
+          <w:b/>
+        </w:rPr>
+        <w:t>output</w:t>
+      </w:r>
+      <w:r>
+        <w:rPr>
+          <w:b w:val="0"/>
+        </w:rPr>
+        <w:t>s without inventing an observed result..</w:t>
+      </w:r>
+    </w:p>
+    <w:p>
+      <w:pPr>
+        <w:spacing w:line="336" w:lineRule="auto" w:after="180"/>
+      </w:pPr>
+      <w:r>
+        <w:rPr>
+          <w:b w:val="0"/>
+        </w:rPr>
+        <w:t>Return to this week and explain what you changed.</w:t>
+      </w:r>
+    </w:p>
+    <w:p>
+      <w:pPr>
+        <w:spacing w:line="336" w:lineRule="auto" w:after="180"/>
+      </w:pPr>
+      <w:r>
+        <w:rPr>
+          <w:b w:val="0"/>
+        </w:rPr>
+        <w:t>Review Algorithms as Recipes (ai-1/9). Goal: Trace an ordered algorithm using the current value after every instruction. Short practice: Use the arrows to explain where the two zero-start runs first differ..</w:t>
+      </w:r>
+    </w:p>
+    <w:p>
+      <w:pPr>
+        <w:spacing w:line="336" w:lineRule="auto" w:after="180"/>
+      </w:pPr>
+      <w:r>
+        <w:rPr>
+          <w:b w:val="0"/>
+        </w:rPr>
+        <w:t>Return to this week and explain what you changed.</w:t>
+      </w:r>
+    </w:p>
+    <w:p>
+      <w:pPr>
+        <w:spacing w:line="336" w:lineRule="auto" w:after="180"/>
+      </w:pPr>
+      <w:r>
+        <w:rPr>
+          <w:b w:val="0"/>
+        </w:rPr>
+        <w:t xml:space="preserve">Use Download completed work in the hosted lesson to export your answers, reflections, practice feedback and code-run </w:t>
+      </w:r>
+      <w:r>
+        <w:rPr>
+          <w:b/>
+        </w:rPr>
+        <w:t>evidence</w:t>
+      </w:r>
+      <w:r>
+        <w:rPr>
+          <w:b w:val="0"/>
+        </w:rPr>
+        <w:t>. Open the HTML copy to read or print it.</w:t>
+      </w:r>
+    </w:p>
+    <w:p>
+      <w:pPr>
+        <w:spacing w:line="336" w:lineRule="auto" w:after="180"/>
+      </w:pPr>
+      <w:r>
+        <w:rPr>
+          <w:b w:val="0"/>
+        </w:rPr>
+        <w:t>Drafts stay in this browser when storage is available; clear drafts on a shared device.</w:t>
+      </w:r>
+    </w:p>
+    <w:p>
+      <w:pPr>
+        <w:pStyle w:val="Heading3"/>
+      </w:pPr>
+      <w:r>
+        <w:t>What I repaired, the evidence I kept and the next test</w:t>
+      </w:r>
+    </w:p>
+    <w:p>
+      <w:r>
+        <w:t>________________________________________________________________</w:t>
+      </w:r>
+    </w:p>
+    <w:p>
+      <w:r>
+        <w:t>________________________________________________________________</w:t>
+      </w:r>
+    </w:p>
+    <w:p>
+      <w:r>
+        <w:t>________________________________________________________________</w:t>
+      </w:r>
+    </w:p>
+    <w:p>
+      <w:r>
+        <w:t>________________________________________________________________</w:t>
+      </w:r>
+    </w:p>
+    <w:p>
+      <w:r>
+        <w:t>________________________________________________________________</w:t>
+      </w:r>
+    </w:p>
+    <w:p>
+      <w:pPr>
+        <w:pStyle w:val="Heading2"/>
+      </w:pPr>
+      <w:r>
+        <w:t>Earlier wording, alternatives and picture transcripts · reference / check after trying</w:t>
       </w:r>
     </w:p>
     <w:p>
@@ -2158,86 +2708,10 @@
     </w:p>
     <w:p>
       <w:pPr>
-        <w:spacing w:line="336" w:lineRule="auto" w:after="180"/>
-      </w:pPr>
-      <w:r>
-        <w:rPr>
-          <w:b w:val="0"/>
-        </w:rPr>
-        <w:t>A fictional envelope exercise evaluates a fixed pencil-length sorter.</w:t>
-      </w:r>
-    </w:p>
-    <w:p>
-      <w:pPr>
         <w:pStyle w:val="Heading3"/>
       </w:pPr>
       <w:r>
-        <w:t>Practice 1: explain the deciding evidence</w:t>
-      </w:r>
-    </w:p>
-    <w:p>
-      <w:pPr>
-        <w:spacing w:line="336" w:lineRule="auto" w:after="180"/>
-      </w:pPr>
-      <w:r>
-        <w:rPr>
-          <w:b w:val="0"/>
-        </w:rPr>
-        <w:t>Which labelled step matches this detail? Three of four agree; the disagreement is at 5 cm.</w:t>
-      </w:r>
-    </w:p>
-    <w:p>
-      <w:pPr>
-        <w:spacing w:line="336" w:lineRule="auto" w:after="180"/>
-        <w:shd w:fill="F4F9FC"/>
-      </w:pPr>
-      <w:r>
-        <w:rPr>
-          <w:b w:val="0"/>
-        </w:rPr>
-        <w:t>1. Reveal references</w:t>
-      </w:r>
-    </w:p>
-    <w:p>
-      <w:pPr>
-        <w:spacing w:line="336" w:lineRule="auto" w:after="180"/>
-        <w:shd w:fill="F4F9FC"/>
-      </w:pPr>
-      <w:r>
-        <w:rPr>
-          <w:b w:val="0"/>
-        </w:rPr>
-        <w:t>2. Compare</w:t>
-      </w:r>
-    </w:p>
-    <w:p>
-      <w:pPr>
-        <w:spacing w:line="336" w:lineRule="auto" w:after="180"/>
-        <w:shd w:fill="F4F9FC"/>
-      </w:pPr>
-      <w:r>
-        <w:rPr>
-          <w:b w:val="0"/>
-        </w:rPr>
-        <w:t xml:space="preserve">3. </w:t>
-      </w:r>
-      <w:r>
-        <w:rPr>
-          <w:b/>
-        </w:rPr>
-        <w:t>Freeze</w:t>
-      </w:r>
-    </w:p>
-    <w:p>
-      <w:pPr>
-        <w:spacing w:line="336" w:lineRule="auto" w:after="180"/>
-        <w:shd w:fill="F4F9FC"/>
-      </w:pPr>
-      <w:r>
-        <w:rPr>
-          <w:b w:val="0"/>
-        </w:rPr>
-        <w:t>4. Predict</w:t>
+        <w:t>Repair a missing building block</w:t>
       </w:r>
     </w:p>
     <w:p>
@@ -2245,496 +2719,25 @@
         <w:pStyle w:val="Heading3"/>
       </w:pPr>
       <w:r>
-        <w:t>My selected conclusion, deciding fact and explanation</w:t>
-      </w:r>
-    </w:p>
-    <w:p>
-      <w:r>
-        <w:t>________________________________________________________________</w:t>
-      </w:r>
-    </w:p>
-    <w:p>
-      <w:r>
-        <w:t>________________________________________________________________</w:t>
-      </w:r>
-    </w:p>
-    <w:p>
-      <w:r>
-        <w:t>________________________________________________________________</w:t>
-      </w:r>
-    </w:p>
-    <w:p>
-      <w:r>
-        <w:t>________________________________________________________________</w:t>
-      </w:r>
-    </w:p>
-    <w:p>
-      <w:r>
-        <w:t>________________________________________________________________</w:t>
-      </w:r>
-    </w:p>
-    <w:p>
-      <w:pPr>
-        <w:pStyle w:val="Heading3"/>
-      </w:pPr>
-      <w:r>
-        <w:t>Hint · try first</w:t>
-      </w:r>
-    </w:p>
-    <w:p>
-      <w:pPr>
-        <w:spacing w:line="336" w:lineRule="auto" w:after="180"/>
-        <w:shd w:fill="F1F6F8"/>
-      </w:pPr>
-      <w:r>
-        <w:rPr>
-          <w:b w:val="0"/>
-        </w:rPr>
-        <w:t>Hint if needed: Read the steps in the pictorial case. Match the supplied detail to the stage that performs or records it.</w:t>
-      </w:r>
-    </w:p>
-    <w:p>
-      <w:pPr>
-        <w:pStyle w:val="Heading3"/>
-      </w:pPr>
-      <w:r>
-        <w:t>Feedback · compare after trying</w:t>
-      </w:r>
-    </w:p>
-    <w:p>
-      <w:pPr>
-        <w:spacing w:line="336" w:lineRule="auto" w:after="180"/>
-        <w:shd w:fill="F1F6FC"/>
-      </w:pPr>
-      <w:r>
-        <w:rPr>
-          <w:b w:val="0"/>
-        </w:rPr>
-        <w:t xml:space="preserve">After your attempt, compare with the supported explanation: Compare Three of four agree; the disagreement is at 5 cm. The </w:t>
-      </w:r>
-      <w:r>
-        <w:rPr>
-          <w:b/>
-        </w:rPr>
-        <w:t>prediction</w:t>
-      </w:r>
-      <w:r>
-        <w:rPr>
-          <w:b w:val="0"/>
-        </w:rPr>
-        <w:t xml:space="preserve"> record must exist before the labels are seen.</w:t>
-      </w:r>
-    </w:p>
-    <w:p>
-      <w:pPr>
-        <w:spacing w:line="336" w:lineRule="auto" w:after="180"/>
-        <w:shd w:fill="F1F6FC"/>
-      </w:pPr>
-      <w:r>
-        <w:rPr>
-          <w:b w:val="0"/>
-        </w:rPr>
-        <w:t>PencilP scores 3/4=75% agreement on these four selected cases. Moving the boundary after inspecting the envelope makes this a development exercise; the same four cases can no longer serve as untouched final evaluation.</w:t>
-      </w:r>
-    </w:p>
-    <w:p>
-      <w:pPr>
-        <w:pStyle w:val="Heading3"/>
-      </w:pPr>
-      <w:r>
-        <w:t>Practice 2: explain the deciding evidence</w:t>
-      </w:r>
-    </w:p>
-    <w:p>
-      <w:pPr>
-        <w:pStyle w:val="Heading3"/>
-      </w:pPr>
-      <w:r>
-        <w:t>Changed case · predict first</w:t>
-      </w:r>
-    </w:p>
-    <w:p>
-      <w:pPr>
-        <w:spacing w:line="336" w:lineRule="auto" w:after="180"/>
-        <w:shd w:fill="F5F1FB"/>
-      </w:pPr>
-      <w:r>
-        <w:rPr>
-          <w:b w:val="0"/>
-        </w:rPr>
-        <w:t>Changed-case practice: After feedback, change the boundary to 5. Which conclusion is supported by the supplied facts?</w:t>
-      </w:r>
-    </w:p>
-    <w:p>
-      <w:pPr>
-        <w:spacing w:line="336" w:lineRule="auto" w:after="180"/>
-        <w:shd w:fill="F4F9FC"/>
-      </w:pPr>
-      <w:r>
-        <w:rPr>
-          <w:b w:val="0"/>
-        </w:rPr>
-        <w:t>1. The revised rule matches all four known labels but needs a different final test.</w:t>
-      </w:r>
-    </w:p>
-    <w:p>
-      <w:pPr>
-        <w:spacing w:line="336" w:lineRule="auto" w:after="180"/>
-        <w:shd w:fill="F4F9FC"/>
-      </w:pPr>
-      <w:r>
-        <w:rPr>
-          <w:b w:val="0"/>
-        </w:rPr>
-        <w:t xml:space="preserve">2. We can decide the result without examining the changed </w:t>
-      </w:r>
-      <w:r>
-        <w:rPr>
-          <w:b/>
-        </w:rPr>
-        <w:t>input</w:t>
-      </w:r>
-      <w:r>
-        <w:rPr>
-          <w:b w:val="0"/>
-        </w:rPr>
-        <w:t xml:space="preserve"> or the procedure.</w:t>
-      </w:r>
-    </w:p>
-    <w:p>
-      <w:pPr>
-        <w:spacing w:line="336" w:lineRule="auto" w:after="180"/>
-        <w:shd w:fill="F4F9FC"/>
-      </w:pPr>
-      <w:r>
-        <w:rPr>
-          <w:b w:val="0"/>
-        </w:rPr>
-        <w:t xml:space="preserve">3. This one example guarantees correct results for every future </w:t>
-      </w:r>
-      <w:r>
-        <w:rPr>
-          <w:b/>
-        </w:rPr>
-        <w:t>input</w:t>
-      </w:r>
-      <w:r>
-        <w:rPr>
-          <w:b w:val="0"/>
-        </w:rPr>
-        <w:t>.</w:t>
-      </w:r>
-    </w:p>
-    <w:p>
-      <w:pPr>
-        <w:pStyle w:val="Heading3"/>
-      </w:pPr>
-      <w:r>
-        <w:t>My selected conclusion, deciding fact and explanation</w:t>
-      </w:r>
-    </w:p>
-    <w:p>
-      <w:r>
-        <w:t>________________________________________________________________</w:t>
-      </w:r>
-    </w:p>
-    <w:p>
-      <w:r>
-        <w:t>________________________________________________________________</w:t>
-      </w:r>
-    </w:p>
-    <w:p>
-      <w:r>
-        <w:t>________________________________________________________________</w:t>
-      </w:r>
-    </w:p>
-    <w:p>
-      <w:r>
-        <w:t>________________________________________________________________</w:t>
-      </w:r>
-    </w:p>
-    <w:p>
-      <w:r>
-        <w:t>________________________________________________________________</w:t>
-      </w:r>
-    </w:p>
-    <w:p>
-      <w:pPr>
-        <w:pStyle w:val="Heading3"/>
-      </w:pPr>
-      <w:r>
-        <w:t>Hint · try first</w:t>
-      </w:r>
-    </w:p>
-    <w:p>
-      <w:pPr>
-        <w:spacing w:line="336" w:lineRule="auto" w:after="180"/>
-        <w:shd w:fill="F1F6F8"/>
-      </w:pPr>
-      <w:r>
-        <w:rPr>
-          <w:b w:val="0"/>
-        </w:rPr>
-        <w:t>Hint if needed: Use the changed condition and the deciding step in the pictorial trace. The answer must say what follows from those facts.</w:t>
-      </w:r>
-    </w:p>
-    <w:p>
-      <w:pPr>
-        <w:pStyle w:val="Heading3"/>
-      </w:pPr>
-      <w:r>
-        <w:t>Feedback · compare after trying</w:t>
-      </w:r>
-    </w:p>
-    <w:p>
-      <w:pPr>
-        <w:spacing w:line="336" w:lineRule="auto" w:after="180"/>
-        <w:shd w:fill="F1F6FC"/>
-      </w:pPr>
-      <w:r>
-        <w:rPr>
-          <w:b w:val="0"/>
-        </w:rPr>
-        <w:t>After your attempt, compare with the supported explanation: The revised rule matches all four known labels but needs a different final test.</w:t>
-      </w:r>
-    </w:p>
-    <w:p>
-      <w:pPr>
-        <w:spacing w:line="336" w:lineRule="auto" w:after="180"/>
-        <w:shd w:fill="F1F6FC"/>
-      </w:pPr>
-      <w:r>
-        <w:rPr>
-          <w:b w:val="0"/>
-        </w:rPr>
-        <w:t xml:space="preserve">These labels influenced the revision, so replaying them is </w:t>
-      </w:r>
-      <w:r>
-        <w:rPr>
-          <w:b/>
-        </w:rPr>
-        <w:t>evidence</w:t>
-      </w:r>
-      <w:r>
-        <w:rPr>
-          <w:b w:val="0"/>
-        </w:rPr>
-        <w:t xml:space="preserve"> of repair rather than unseen performance.</w:t>
-      </w:r>
-    </w:p>
-    <w:p>
-      <w:pPr>
-        <w:pStyle w:val="Heading3"/>
-      </w:pPr>
-      <w:r>
-        <w:t>Repair a missing building block</w:t>
-      </w:r>
-    </w:p>
-    <w:p>
-      <w:pPr>
-        <w:spacing w:line="336" w:lineRule="auto" w:after="180"/>
-      </w:pPr>
-      <w:r>
-        <w:rPr>
-          <w:b w:val="0"/>
-        </w:rPr>
-        <w:t xml:space="preserve">Review Build a Human Classifier (ai-1/14). Goal: Construct a classifier with a stated </w:t>
-      </w:r>
-      <w:r>
-        <w:rPr>
-          <w:b/>
-        </w:rPr>
-        <w:t>input</w:t>
-      </w:r>
-      <w:r>
-        <w:rPr>
-          <w:b w:val="0"/>
-        </w:rPr>
-        <w:t xml:space="preserve"> format, selected rule and recorded </w:t>
-      </w:r>
-      <w:r>
-        <w:rPr>
-          <w:b/>
-        </w:rPr>
-        <w:t>output</w:t>
-      </w:r>
-      <w:r>
-        <w:rPr>
-          <w:b w:val="0"/>
-        </w:rPr>
-        <w:t>.</w:t>
-      </w:r>
-    </w:p>
-    <w:p>
-      <w:pPr>
-        <w:spacing w:line="336" w:lineRule="auto" w:after="180"/>
-      </w:pPr>
-      <w:r>
-        <w:rPr>
-          <w:b w:val="0"/>
-        </w:rPr>
-        <w:t>Short practice: Trace 0 cm and explain why clarification is different from predicting short.. Return to this week and explain what you changed.</w:t>
-      </w:r>
-    </w:p>
-    <w:p>
-      <w:pPr>
-        <w:spacing w:line="336" w:lineRule="auto" w:after="180"/>
-      </w:pPr>
-      <w:r>
-        <w:rPr>
-          <w:b w:val="0"/>
-        </w:rPr>
-        <w:t xml:space="preserve">Review Debug the Cause (ai-1/12). Goal: Compare expected and observed traces to locate the first difference. Short practice: Propose </w:t>
-      </w:r>
-      <w:r>
-        <w:rPr>
-          <w:b/>
-        </w:rPr>
-        <w:t>input</w:t>
-      </w:r>
-      <w:r>
-        <w:rPr>
-          <w:b w:val="0"/>
-        </w:rPr>
-        <w:t xml:space="preserve"> 0 and give both predicted </w:t>
-      </w:r>
-      <w:r>
-        <w:rPr>
-          <w:b/>
-        </w:rPr>
-        <w:t>output</w:t>
-      </w:r>
-      <w:r>
-        <w:rPr>
-          <w:b w:val="0"/>
-        </w:rPr>
-        <w:t>s without inventing an observed result..</w:t>
-      </w:r>
-    </w:p>
-    <w:p>
-      <w:pPr>
-        <w:spacing w:line="336" w:lineRule="auto" w:after="180"/>
-      </w:pPr>
-      <w:r>
-        <w:rPr>
-          <w:b w:val="0"/>
-        </w:rPr>
-        <w:t>Return to this week and explain what you changed.</w:t>
-      </w:r>
-    </w:p>
-    <w:p>
-      <w:pPr>
-        <w:spacing w:line="336" w:lineRule="auto" w:after="180"/>
-      </w:pPr>
-      <w:r>
-        <w:rPr>
-          <w:b w:val="0"/>
-        </w:rPr>
-        <w:t>Review Algorithms as Recipes (ai-1/9). Goal: Trace an ordered algorithm using the current value after every instruction. Short practice: Use the arrows to explain where the two zero-start runs first differ..</w:t>
-      </w:r>
-    </w:p>
-    <w:p>
-      <w:pPr>
-        <w:spacing w:line="336" w:lineRule="auto" w:after="180"/>
-      </w:pPr>
-      <w:r>
-        <w:rPr>
-          <w:b w:val="0"/>
-        </w:rPr>
-        <w:t>Return to this week and explain what you changed.</w:t>
-      </w:r>
-    </w:p>
-    <w:p>
-      <w:pPr>
-        <w:pStyle w:val="Heading3"/>
-      </w:pPr>
-      <w:r>
         <w:t>Keep your completed work</w:t>
       </w:r>
     </w:p>
     <w:p>
       <w:pPr>
-        <w:spacing w:line="336" w:lineRule="auto" w:after="180"/>
-      </w:pPr>
-      <w:r>
-        <w:rPr>
-          <w:b w:val="0"/>
-        </w:rPr>
-        <w:t xml:space="preserve">Use Download completed work in the hosted lesson to export your answers, reflections, practice feedback and code-run </w:t>
-      </w:r>
-      <w:r>
-        <w:rPr>
-          <w:b/>
-        </w:rPr>
-        <w:t>evidence</w:t>
-      </w:r>
-      <w:r>
-        <w:rPr>
-          <w:b w:val="0"/>
-        </w:rPr>
-        <w:t>. Open the HTML copy to read or print it.</w:t>
-      </w:r>
-    </w:p>
-    <w:p>
-      <w:pPr>
-        <w:spacing w:line="336" w:lineRule="auto" w:after="180"/>
-      </w:pPr>
-      <w:r>
-        <w:rPr>
-          <w:b w:val="0"/>
-        </w:rPr>
-        <w:t>Drafts stay in this browser when storage is available; clear drafts on a shared device.</w:t>
-      </w:r>
-    </w:p>
-    <w:p>
-      <w:pPr>
-        <w:pStyle w:val="Heading3"/>
-      </w:pPr>
-      <w:r>
-        <w:t>What I repaired, the evidence I kept and the next test</w:t>
-      </w:r>
-    </w:p>
-    <w:p>
-      <w:r>
-        <w:t>________________________________________________________________</w:t>
-      </w:r>
-    </w:p>
-    <w:p>
-      <w:r>
-        <w:t>________________________________________________________________</w:t>
-      </w:r>
-    </w:p>
-    <w:p>
-      <w:r>
-        <w:t>________________________________________________________________</w:t>
-      </w:r>
-    </w:p>
-    <w:p>
-      <w:r>
-        <w:t>________________________________________________________________</w:t>
-      </w:r>
-    </w:p>
-    <w:p>
-      <w:r>
-        <w:t>________________________________________________________________</w:t>
-      </w:r>
-    </w:p>
-    <w:p>
-      <w:pPr>
         <w:pStyle w:val="Heading1"/>
       </w:pPr>
       <w:r>
-        <w:t>21. Visual concept journey</w:t>
-      </w:r>
-    </w:p>
-    <w:p>
-      <w:r>
-        <w:t>Explain each Save New Examples for Testing picture from its labels, then record a relevant limit.</w:t>
-      </w:r>
-    </w:p>
-    <w:p>
-      <w:pPr>
-        <w:pStyle w:val="Heading3"/>
+        <w:t>21. Reference · Six-picture response sheets</w:t>
+      </w:r>
+    </w:p>
+    <w:p>
+      <w:r>
+        <w:t>Choose the image that helps rather than repeating all six.</w:t>
+      </w:r>
+    </w:p>
+    <w:p>
+      <w:pPr>
+        <w:pStyle w:val="Heading2"/>
       </w:pPr>
       <w:r>
         <w:t>01. Save New Examples for Testing: the case</w:t>
@@ -2825,7 +2828,6 @@
     <w:p>
       <w:pPr>
         <w:spacing w:line="336" w:lineRule="auto" w:after="180"/>
-        <w:shd w:fill="F5F1FB"/>
       </w:pPr>
       <w:r>
         <w:rPr>
@@ -2864,7 +2866,7 @@
     </w:p>
     <w:p>
       <w:pPr>
-        <w:pStyle w:val="Heading3"/>
+        <w:pStyle w:val="Heading2"/>
       </w:pPr>
       <w:r>
         <w:t>02. Follow the deciding steps</w:t>
@@ -2926,7 +2928,6 @@
     <w:p>
       <w:pPr>
         <w:spacing w:line="336" w:lineRule="auto" w:after="180"/>
-        <w:shd w:fill="F5F1FB"/>
       </w:pPr>
       <w:r>
         <w:rPr>
@@ -2977,7 +2978,7 @@
     </w:p>
     <w:p>
       <w:pPr>
-        <w:pStyle w:val="Heading3"/>
+        <w:pStyle w:val="Heading2"/>
       </w:pPr>
       <w:r>
         <w:t>03. Frozen predictions versus reserved labels</w:t>
@@ -3056,7 +3057,6 @@
     <w:p>
       <w:pPr>
         <w:spacing w:line="336" w:lineRule="auto" w:after="180"/>
-        <w:shd w:fill="F5F1FB"/>
       </w:pPr>
       <w:r>
         <w:rPr>
@@ -3095,7 +3095,7 @@
     </w:p>
     <w:p>
       <w:pPr>
-        <w:pStyle w:val="Heading3"/>
+        <w:pStyle w:val="Heading2"/>
       </w:pPr>
       <w:r>
         <w:t>04. Change one thing. Trace what follows.</w:t>
@@ -3174,7 +3174,6 @@
     <w:p>
       <w:pPr>
         <w:spacing w:line="336" w:lineRule="auto" w:after="180"/>
-        <w:shd w:fill="F5F1FB"/>
       </w:pPr>
       <w:r>
         <w:rPr>
@@ -3213,7 +3212,7 @@
     </w:p>
     <w:p>
       <w:pPr>
-        <w:pStyle w:val="Heading3"/>
+        <w:pStyle w:val="Heading2"/>
       </w:pPr>
       <w:r>
         <w:t>05. Connect the explanation to its limit</w:t>
@@ -3303,7 +3302,6 @@
     <w:p>
       <w:pPr>
         <w:spacing w:line="336" w:lineRule="auto" w:after="180"/>
-        <w:shd w:fill="F5F1FB"/>
       </w:pPr>
       <w:r>
         <w:rPr>
@@ -3342,7 +3340,7 @@
     </w:p>
     <w:p>
       <w:pPr>
-        <w:pStyle w:val="Heading3"/>
+        <w:pStyle w:val="Heading2"/>
       </w:pPr>
       <w:r>
         <w:t>06. Make the idea visible in your project</w:t>
@@ -3433,7 +3431,6 @@
     <w:p>
       <w:pPr>
         <w:spacing w:line="336" w:lineRule="auto" w:after="180"/>
-        <w:shd w:fill="F5F1FB"/>
       </w:pPr>
       <w:r>
         <w:rPr>
@@ -3480,6 +3477,62 @@
     <w:p>
       <w:r>
         <w:t>________________________________________________________________</w:t>
+      </w:r>
+    </w:p>
+    <w:p>
+      <w:pPr>
+        <w:pStyle w:val="Heading2"/>
+      </w:pPr>
+      <w:r>
+        <w:t>Earlier wording, alternatives and picture transcripts · reference / check after trying</w:t>
+      </w:r>
+    </w:p>
+    <w:p>
+      <w:pPr>
+        <w:pStyle w:val="Heading3"/>
+      </w:pPr>
+      <w:r>
+        <w:t>01. Save New Examples for Testing: the case</w:t>
+      </w:r>
+    </w:p>
+    <w:p>
+      <w:pPr>
+        <w:pStyle w:val="Heading3"/>
+      </w:pPr>
+      <w:r>
+        <w:t>02. Follow the deciding steps</w:t>
+      </w:r>
+    </w:p>
+    <w:p>
+      <w:pPr>
+        <w:pStyle w:val="Heading3"/>
+      </w:pPr>
+      <w:r>
+        <w:t>03. Frozen predictions versus reserved labels</w:t>
+      </w:r>
+    </w:p>
+    <w:p>
+      <w:pPr>
+        <w:pStyle w:val="Heading3"/>
+      </w:pPr>
+      <w:r>
+        <w:t>04. Change one thing. Trace what follows.</w:t>
+      </w:r>
+    </w:p>
+    <w:p>
+      <w:pPr>
+        <w:pStyle w:val="Heading3"/>
+      </w:pPr>
+      <w:r>
+        <w:t>05. Connect the explanation to its limit</w:t>
+      </w:r>
+    </w:p>
+    <w:p>
+      <w:pPr>
+        <w:pStyle w:val="Heading3"/>
+      </w:pPr>
+      <w:r>
+        <w:t>06. Make the idea visible in your project</w:t>
       </w:r>
     </w:p>
     <w:sectPr>
